--- a/downloads/workbook/ai-3-week-31.docx
+++ b/downloads/workbook/ai-3-week-31.docx
@@ -1577,6 +1577,178 @@
         <w:t>Project connection: For your Verified Study Buddy, save the input, procedure, observed result and limitation of this check. Label this worked example as practice; use a different, previously unreviewed case when checking independent understanding.</w:t>
       </w:r>
     </w:p>
+    <w:p>
+      <w:pPr>
+        <w:pStyle w:val="Heading1"/>
+      </w:pPr>
+      <w:r>
+        <w:t>24. Project portfolio milestone</w:t>
+      </w:r>
+    </w:p>
+    <w:p>
+      <w:r>
+        <w:t>Project: Verified Study Buddy</w:t>
+      </w:r>
+    </w:p>
+    <w:p>
+      <w:r>
+        <w:t>Current milestone: Present and defend. Demonstrate the system, explain one failure and justify the next improvement with evidence.</w:t>
+      </w:r>
+    </w:p>
+    <w:p>
+      <w:r>
+        <w:t>For your Verified Study Buddy, save the input, procedure, observed result and limitation of this check. Label this worked example as practice; use a different, previously unreviewed case when checking independent understanding.</w:t>
+      </w:r>
+    </w:p>
+    <w:tbl>
+      <w:tblPr>
+        <w:tblStyle w:val="LightShading-Accent1"/>
+        <w:tblW w:type="auto" w:w="0"/>
+        <w:tblLook w:firstColumn="1" w:firstRow="1" w:lastColumn="0" w:lastRow="0" w:noHBand="0" w:noVBand="1" w:val="04A0"/>
+      </w:tblPr>
+      <w:tblGrid>
+        <w:gridCol w:w="5112"/>
+        <w:gridCol w:w="5112"/>
+      </w:tblGrid>
+      <w:tr>
+        <w:trPr>
+          <w:tblHeader/>
+        </w:trPr>
+        <w:tc>
+          <w:tcPr>
+            <w:tcW w:type="dxa" w:w="5112"/>
+          </w:tcPr>
+          <w:p>
+            <w:r>
+              <w:t>Evidence to keep</w:t>
+            </w:r>
+          </w:p>
+        </w:tc>
+        <w:tc>
+          <w:tcPr>
+            <w:tcW w:type="dxa" w:w="5112"/>
+          </w:tcPr>
+          <w:p>
+            <w:r>
+              <w:t>My record</w:t>
+            </w:r>
+          </w:p>
+        </w:tc>
+      </w:tr>
+      <w:tr>
+        <w:tc>
+          <w:tcPr>
+            <w:tcW w:type="dxa" w:w="5112"/>
+          </w:tcPr>
+          <w:p>
+            <w:r>
+              <w:t>This week’s input and deciding step</w:t>
+            </w:r>
+          </w:p>
+        </w:tc>
+        <w:tc>
+          <w:tcPr>
+            <w:tcW w:type="dxa" w:w="5112"/>
+          </w:tcPr>
+          <w:p>
+            <w:r/>
+          </w:p>
+        </w:tc>
+      </w:tr>
+      <w:tr>
+        <w:tc>
+          <w:tcPr>
+            <w:tcW w:type="dxa" w:w="5112"/>
+          </w:tcPr>
+          <w:p>
+            <w:r>
+              <w:t>Prediction and actual result (or labelled paper trace)</w:t>
+            </w:r>
+          </w:p>
+        </w:tc>
+        <w:tc>
+          <w:tcPr>
+            <w:tcW w:type="dxa" w:w="5112"/>
+          </w:tcPr>
+          <w:p>
+            <w:r/>
+          </w:p>
+        </w:tc>
+      </w:tr>
+      <w:tr>
+        <w:tc>
+          <w:tcPr>
+            <w:tcW w:type="dxa" w:w="5112"/>
+          </w:tcPr>
+          <w:p>
+            <w:r>
+              <w:t>One change since the previous checkpoint and why</w:t>
+            </w:r>
+          </w:p>
+        </w:tc>
+        <w:tc>
+          <w:tcPr>
+            <w:tcW w:type="dxa" w:w="5112"/>
+          </w:tcPr>
+          <w:p>
+            <w:r/>
+          </w:p>
+        </w:tc>
+      </w:tr>
+      <w:tr>
+        <w:tc>
+          <w:tcPr>
+            <w:tcW w:type="dxa" w:w="5112"/>
+          </w:tcPr>
+          <w:p>
+            <w:r>
+              <w:t>One error or limit and the next test</w:t>
+            </w:r>
+          </w:p>
+        </w:tc>
+        <w:tc>
+          <w:tcPr>
+            <w:tcW w:type="dxa" w:w="5112"/>
+          </w:tcPr>
+          <w:p>
+            <w:r/>
+          </w:p>
+        </w:tc>
+      </w:tr>
+    </w:tbl>
+    <w:p>
+      <w:pPr>
+        <w:pStyle w:val="Heading3"/>
+      </w:pPr>
+      <w:r>
+        <w:t>Explain what this week adds to your project. Reuse last week’s record rather than starting again.</w:t>
+      </w:r>
+    </w:p>
+    <w:p>
+      <w:r>
+        <w:t>________________________________________________________________</w:t>
+      </w:r>
+    </w:p>
+    <w:p>
+      <w:r>
+        <w:t>________________________________________________________________</w:t>
+      </w:r>
+    </w:p>
+    <w:p>
+      <w:r>
+        <w:t>________________________________________________________________</w:t>
+      </w:r>
+    </w:p>
+    <w:p>
+      <w:r>
+        <w:t>________________________________________________________________</w:t>
+      </w:r>
+    </w:p>
+    <w:p>
+      <w:r>
+        <w:t>________________________________________________________________</w:t>
+      </w:r>
+    </w:p>
     <w:sectPr>
       <w:pgSz w:w="12240" w:h="15840"/>
       <w:pgMar w:top="936" w:right="1008" w:bottom="936" w:left="1008" w:header="720" w:footer="720" w:gutter="0"/>

--- a/downloads/workbook/ai-3-week-31.docx
+++ b/downloads/workbook/ai-3-week-31.docx
@@ -1722,6 +1722,248 @@
       </w:pPr>
       <w:r>
         <w:t>Explain what this week adds to your project. Reuse last week’s record rather than starting again.</w:t>
+      </w:r>
+    </w:p>
+    <w:p>
+      <w:r>
+        <w:t>________________________________________________________________</w:t>
+      </w:r>
+    </w:p>
+    <w:p>
+      <w:r>
+        <w:t>________________________________________________________________</w:t>
+      </w:r>
+    </w:p>
+    <w:p>
+      <w:r>
+        <w:t>________________________________________________________________</w:t>
+      </w:r>
+    </w:p>
+    <w:p>
+      <w:r>
+        <w:t>________________________________________________________________</w:t>
+      </w:r>
+    </w:p>
+    <w:p>
+      <w:r>
+        <w:t>________________________________________________________________</w:t>
+      </w:r>
+    </w:p>
+    <w:p>
+      <w:pPr>
+        <w:pStyle w:val="Heading1"/>
+      </w:pPr>
+      <w:r>
+        <w:t>25. Supported practice and learning evidence</w:t>
+      </w:r>
+    </w:p>
+    <w:p>
+      <w:r>
+        <w:t>Use this supported practice once, in the browser or on paper. Keep the reserved independent assessment for a separate first attempt before teacher feedback.</w:t>
+      </w:r>
+    </w:p>
+    <w:p>
+      <w:r>
+        <w:t>Make a strict lookup identifier boundary visible.</w:t>
+      </w:r>
+    </w:p>
+    <w:p>
+      <w:pPr>
+        <w:pStyle w:val="Heading3"/>
+      </w:pPr>
+      <w:r>
+        <w:t>Practice 1: explain the deciding evidence</w:t>
+      </w:r>
+    </w:p>
+    <w:p>
+      <w:r>
+        <w:t>Which labelled step matches this detail? Pattern acceptance only allows the next lookup check; it grants no access to restricted records.</w:t>
+      </w:r>
+    </w:p>
+    <w:p>
+      <w:r>
+        <w:t>1. Separate authority</w:t>
+      </w:r>
+    </w:p>
+    <w:p>
+      <w:r>
+        <w:t>2. Check pattern</w:t>
+      </w:r>
+    </w:p>
+    <w:p>
+      <w:r>
+        <w:t>3. Reject extra text</w:t>
+      </w:r>
+    </w:p>
+    <w:p>
+      <w:pPr>
+        <w:pStyle w:val="Heading3"/>
+      </w:pPr>
+      <w:r>
+        <w:t>My selected conclusion, deciding fact and explanation</w:t>
+      </w:r>
+    </w:p>
+    <w:p>
+      <w:r>
+        <w:t>________________________________________________________________</w:t>
+      </w:r>
+    </w:p>
+    <w:p>
+      <w:r>
+        <w:t>________________________________________________________________</w:t>
+      </w:r>
+    </w:p>
+    <w:p>
+      <w:r>
+        <w:t>________________________________________________________________</w:t>
+      </w:r>
+    </w:p>
+    <w:p>
+      <w:r>
+        <w:t>________________________________________________________________</w:t>
+      </w:r>
+    </w:p>
+    <w:p>
+      <w:r>
+        <w:t>________________________________________________________________</w:t>
+      </w:r>
+    </w:p>
+    <w:p>
+      <w:r>
+        <w:t>Hint if needed: Read the steps in the pictorial case. Match the supplied detail to the stage that performs or records it.</w:t>
+      </w:r>
+    </w:p>
+    <w:p>
+      <w:r>
+        <w:t>After your attempt, compare with the supported explanation: Separate authority Pattern acceptance only allows the next lookup check; it grants no access to restricted records. Read the picture in order. Pattern acceptance only allows the next lookup check; it grants no access to restricted records. The arrows show which recorded input or intermediate result each decision uses. Explain the deciding step aloud before checking the changed case; pointing to the final answer alone does not show how it follows.</w:t>
+      </w:r>
+    </w:p>
+    <w:p>
+      <w:pPr>
+        <w:pStyle w:val="Heading3"/>
+      </w:pPr>
+      <w:r>
+        <w:t>Practice 2: explain the deciding evidence</w:t>
+      </w:r>
+    </w:p>
+    <w:p>
+      <w:r>
+        <w:t>Changed-case practice: Change AB7 to Ab7. Which conclusion is supported by the supplied facts?</w:t>
+      </w:r>
+    </w:p>
+    <w:p>
+      <w:r>
+        <w:t>1. We can decide the result without examining the changed input or the procedure.</w:t>
+      </w:r>
+    </w:p>
+    <w:p>
+      <w:r>
+        <w:t>2. This one example guarantees correct results for every future input.</w:t>
+      </w:r>
+    </w:p>
+    <w:p>
+      <w:r>
+        <w:t>3. Reject it under the exact uppercase rule.</w:t>
+      </w:r>
+    </w:p>
+    <w:p>
+      <w:pPr>
+        <w:pStyle w:val="Heading3"/>
+      </w:pPr>
+      <w:r>
+        <w:t>My selected conclusion, deciding fact and explanation</w:t>
+      </w:r>
+    </w:p>
+    <w:p>
+      <w:r>
+        <w:t>________________________________________________________________</w:t>
+      </w:r>
+    </w:p>
+    <w:p>
+      <w:r>
+        <w:t>________________________________________________________________</w:t>
+      </w:r>
+    </w:p>
+    <w:p>
+      <w:r>
+        <w:t>________________________________________________________________</w:t>
+      </w:r>
+    </w:p>
+    <w:p>
+      <w:r>
+        <w:t>________________________________________________________________</w:t>
+      </w:r>
+    </w:p>
+    <w:p>
+      <w:r>
+        <w:t>________________________________________________________________</w:t>
+      </w:r>
+    </w:p>
+    <w:p>
+      <w:r>
+        <w:t>Hint if needed: Use the changed condition and the deciding step in the pictorial trace. The answer must say what follows from those facts.</w:t>
+      </w:r>
+    </w:p>
+    <w:p>
+      <w:r>
+        <w:t>After your attempt, compare with the supported explanation: Reject it under the exact uppercase rule. Lowercase b fails the declared pattern even though the identifier looks similar.</w:t>
+      </w:r>
+    </w:p>
+    <w:p>
+      <w:pPr>
+        <w:pStyle w:val="Heading3"/>
+      </w:pPr>
+      <w:r>
+        <w:t>Repair a missing building block</w:t>
+      </w:r>
+    </w:p>
+    <w:p>
+      <w:r>
+        <w:t>Review Bias and Representation (ai-3/30). Goal: Explain the mechanism and terminology of representation and bias evaluation. Short practice: Explain why comparing six correct answers in each group would mislead. Point to the relevant step in the picture, then write the changed result and the rule or evidence that supports it.. Return to this week and explain what you changed.</w:t>
+      </w:r>
+    </w:p>
+    <w:p>
+      <w:r>
+        <w:t>Review Privacy by Design (ai-3/28). Goal: Explain the mechanism and terminology of data retention and deletion. Short practice: Which IDs and locations must appear in the deletion evidence? Point to the relevant step in the picture, then write the changed result and the rule or evidence that supports it.. Return to this week and explain what you changed.</w:t>
+      </w:r>
+    </w:p>
+    <w:p>
+      <w:r>
+        <w:t>Review Quality Rubrics (ai-3/25). Goal: Explain the mechanism and terminology of system evaluation sets. Short practice: Why is “one out of two checks passed” an insufficient release decision? Point to the relevant step in the picture, then write the changed result and the rule or evidence that supports it.. Return to this week and explain what you changed.</w:t>
+      </w:r>
+    </w:p>
+    <w:p>
+      <w:pPr>
+        <w:pStyle w:val="Heading3"/>
+      </w:pPr>
+      <w:r>
+        <w:t>Predict, run and debug</w:t>
+      </w:r>
+    </w:p>
+    <w:p>
+      <w:r>
+        <w:t>The browser lab lets you edit the supported Python examples already included in this lesson. Predict first, run, inspect the actual output or error, change one input, then run again. Keep code, predictions, actual results and a reasoned revision together. On paper, label your result as a trace rather than an execution.</w:t>
+      </w:r>
+    </w:p>
+    <w:p>
+      <w:pPr>
+        <w:pStyle w:val="Heading3"/>
+      </w:pPr>
+      <w:r>
+        <w:t>Keep your completed work</w:t>
+      </w:r>
+    </w:p>
+    <w:p>
+      <w:r>
+        <w:t>Use Download completed work in the hosted lesson to export your answers, reflections, practice feedback and code-run evidence. Open the HTML copy to read or print it. Drafts stay in this browser when storage is available; clear drafts on a shared device.</w:t>
+      </w:r>
+    </w:p>
+    <w:p>
+      <w:pPr>
+        <w:pStyle w:val="Heading3"/>
+      </w:pPr>
+      <w:r>
+        <w:t>What I repaired, the evidence I kept and the next test</w:t>
       </w:r>
     </w:p>
     <w:p>

--- a/downloads/workbook/ai-3-week-31.docx
+++ b/downloads/workbook/ai-3-week-31.docx
@@ -30,6 +30,17 @@
     </w:p>
     <w:p>
       <w:r>
+        <w:t>Record your starting explanation for Safety Boundaries before opening notes. Show any later correction separately.</w:t>
+      </w:r>
+    </w:p>
+    <w:p>
+      <w:pPr>
+        <w:spacing w:line="336" w:lineRule="auto" w:after="180"/>
+      </w:pPr>
+      <w:r>
+        <w:rPr>
+          <w:b w:val="0"/>
+        </w:rPr>
         <w:t>Try the recall before opening notes. Then use a different colour or a labelled second line to correct your explanation.</w:t>
       </w:r>
     </w:p>
@@ -42,7 +53,13 @@
       </w:r>
     </w:p>
     <w:p>
-      <w:r>
+      <w:pPr>
+        <w:spacing w:line="336" w:lineRule="auto" w:after="180"/>
+      </w:pPr>
+      <w:r>
+        <w:rPr>
+          <w:b w:val="0"/>
+        </w:rPr>
         <w:t>Without opening the old lesson, explain one key idea from Bias and Representation. Give an example and a mistake that the idea helps you avoid.</w:t>
       </w:r>
     </w:p>
@@ -78,7 +95,13 @@
       </w:r>
     </w:p>
     <w:p>
-      <w:r>
+      <w:pPr>
+        <w:spacing w:line="336" w:lineRule="auto" w:after="180"/>
+      </w:pPr>
+      <w:r>
+        <w:rPr>
+          <w:b w:val="0"/>
+        </w:rPr>
         <w:t>Without opening the old lesson, explain one key idea from Privacy by Design. Give an example and a mistake that the idea helps you avoid.</w:t>
       </w:r>
     </w:p>
@@ -114,7 +137,13 @@
       </w:r>
     </w:p>
     <w:p>
-      <w:r>
+      <w:pPr>
+        <w:spacing w:line="336" w:lineRule="auto" w:after="180"/>
+      </w:pPr>
+      <w:r>
+        <w:rPr>
+          <w:b w:val="0"/>
+        </w:rPr>
         <w:t>Without opening the old lesson, explain one key idea from Quality Rubrics. Give an example and a mistake that the idea helps you avoid.</w:t>
       </w:r>
     </w:p>
@@ -151,7 +180,30 @@
     </w:p>
     <w:p>
       <w:r>
-        <w:t>Use W2: Trace the worked case for Untrusted input boundaries. Record the answer once; the lesson and workbook refer to the same attempt.</w:t>
+        <w:t>Complete the supported Safety Boundaries trace and record the first step you can explain without help.</w:t>
+      </w:r>
+    </w:p>
+    <w:p>
+      <w:pPr>
+        <w:spacing w:line="336" w:lineRule="auto" w:after="180"/>
+      </w:pPr>
+      <w:r>
+        <w:rPr>
+          <w:b w:val="0"/>
+        </w:rPr>
+        <w:t xml:space="preserve">Use W2: Trace the worked case for </w:t>
+      </w:r>
+      <w:r>
+        <w:rPr>
+          <w:b/>
+        </w:rPr>
+        <w:t>Untrusted input</w:t>
+      </w:r>
+      <w:r>
+        <w:rPr>
+          <w:b w:val="0"/>
+        </w:rPr>
+        <w:t xml:space="preserve"> boundaries. Record the answer once; the lesson and workbook refer to the same attempt.</w:t>
       </w:r>
     </w:p>
     <w:tbl>
@@ -279,7 +331,41 @@
     </w:p>
     <w:p>
       <w:r>
-        <w:t>Use the worked case for Untrusted input boundaries. Proposed explanation: “The worked result establishes every future case”. Decide whether this explanation is supported. Point to the step or supplied fact that decides; explain your repair if needed.</w:t>
+        <w:t>Check the proposed Safety Boundaries explanation against the supplied facts before discussing it.</w:t>
+      </w:r>
+    </w:p>
+    <w:p>
+      <w:pPr>
+        <w:spacing w:line="336" w:lineRule="auto" w:after="180"/>
+      </w:pPr>
+      <w:r>
+        <w:rPr>
+          <w:b w:val="0"/>
+        </w:rPr>
+        <w:t xml:space="preserve">Use the worked case for </w:t>
+      </w:r>
+      <w:r>
+        <w:rPr>
+          <w:b/>
+        </w:rPr>
+        <w:t>Untrusted input</w:t>
+      </w:r>
+      <w:r>
+        <w:rPr>
+          <w:b w:val="0"/>
+        </w:rPr>
+        <w:t xml:space="preserve"> boundaries. Proposed explanation: “The worked result establishes every future case”. Decide whether this explanation is supported.</w:t>
+      </w:r>
+    </w:p>
+    <w:p>
+      <w:pPr>
+        <w:spacing w:line="336" w:lineRule="auto" w:after="180"/>
+      </w:pPr>
+      <w:r>
+        <w:rPr>
+          <w:b w:val="0"/>
+        </w:rPr>
+        <w:t>Point to the step or supplied fact that decides; explain your repair if needed.</w:t>
       </w:r>
     </w:p>
     <w:p>
@@ -319,6 +405,11 @@
       </w:r>
     </w:p>
     <w:p>
+      <w:r>
+        <w:t>Write one first attempt at the reserved independent case before feedback. Repeated copies of that case refer to the same recorded attempt.</w:t>
+      </w:r>
+    </w:p>
+    <w:p>
       <w:pPr>
         <w:pStyle w:val="Heading3"/>
       </w:pPr>
@@ -327,7 +418,13 @@
       </w:r>
     </w:p>
     <w:p>
-      <w:r>
+      <w:pPr>
+        <w:spacing w:line="336" w:lineRule="auto" w:after="180"/>
+      </w:pPr>
+      <w:r>
+        <w:rPr>
+          <w:b w:val="0"/>
+        </w:rPr>
         <w:t>Classify B2, b2, B22 and B2; DROP under the exact format.</w:t>
       </w:r>
     </w:p>
@@ -375,7 +472,13 @@
       </w:r>
     </w:p>
     <w:p>
-      <w:r>
+      <w:pPr>
+        <w:spacing w:line="336" w:lineRule="auto" w:after="180"/>
+      </w:pPr>
+      <w:r>
+        <w:rPr>
+          <w:b w:val="0"/>
+        </w:rPr>
         <w:t>Attempt this case before feedback. Record any help. Earlier examples below are further practice; a case already practised with feedback cannot establish fresh transfer.</w:t>
       </w:r>
     </w:p>
@@ -389,7 +492,30 @@
     </w:p>
     <w:p>
       <w:r>
-        <w:t>A plant-study assistant is asked for a person's medication dose. Give an appropriate boundary response and explain why a confident generated answer is unsuitable.</w:t>
+        <w:t>Connect the Safety Boundaries target to a trace and a justified conclusion.</w:t>
+      </w:r>
+    </w:p>
+    <w:p>
+      <w:pPr>
+        <w:spacing w:line="336" w:lineRule="auto" w:after="180"/>
+      </w:pPr>
+      <w:r>
+        <w:rPr>
+          <w:b w:val="0"/>
+        </w:rPr>
+        <w:t xml:space="preserve">A plant-study assistant is asked for a person's medication dose. Give an appropriate </w:t>
+      </w:r>
+      <w:r>
+        <w:rPr>
+          <w:b/>
+        </w:rPr>
+        <w:t>boundary</w:t>
+      </w:r>
+      <w:r>
+        <w:rPr>
+          <w:b w:val="0"/>
+        </w:rPr>
+        <w:t xml:space="preserve"> response and explain why a confident generated answer is unsuitable.</w:t>
       </w:r>
     </w:p>
     <w:p>
@@ -402,17 +528,58 @@
     </w:p>
     <w:p>
       <w:r>
+        <w:t>Solve the supplied Safety Boundaries case and show the deciding evidence.</w:t>
+      </w:r>
+    </w:p>
+    <w:p>
+      <w:pPr>
+        <w:spacing w:line="336" w:lineRule="auto" w:after="180"/>
+      </w:pPr>
+      <w:r>
+        <w:rPr>
+          <w:b w:val="0"/>
+        </w:rPr>
         <w:t>A Study Buddy is asked to decide whether a learner should take medicine.</w:t>
       </w:r>
     </w:p>
     <w:p>
-      <w:r>
-        <w:t>Set a product boundary.</w:t>
-      </w:r>
-    </w:p>
-    <w:p>
-      <w:r>
-        <w:t>Show your trace, calculation or evidence</w:t>
+      <w:pPr>
+        <w:spacing w:line="336" w:lineRule="auto" w:after="180"/>
+      </w:pPr>
+      <w:r>
+        <w:rPr>
+          <w:b w:val="0"/>
+        </w:rPr>
+        <w:t xml:space="preserve">Set a product </w:t>
+      </w:r>
+      <w:r>
+        <w:rPr>
+          <w:b/>
+        </w:rPr>
+        <w:t>boundary</w:t>
+      </w:r>
+      <w:r>
+        <w:rPr>
+          <w:b w:val="0"/>
+        </w:rPr>
+        <w:t>.</w:t>
+      </w:r>
+    </w:p>
+    <w:p>
+      <w:pPr>
+        <w:spacing w:line="336" w:lineRule="auto" w:after="180"/>
+      </w:pPr>
+      <w:r>
+        <w:rPr>
+          <w:b w:val="0"/>
+        </w:rPr>
+        <w:t xml:space="preserve">Show your trace, calculation or </w:t>
+      </w:r>
+      <w:r>
+        <w:rPr>
+          <w:b/>
+        </w:rPr>
+        <w:t>evidence</w:t>
       </w:r>
     </w:p>
     <w:p>
@@ -458,11 +625,41 @@
     </w:p>
     <w:p>
       <w:r>
-        <w:t>A study tool is asked to make a high-stakes personal decision outside its learning purpose. What boundary should the response show?</w:t>
-      </w:r>
-    </w:p>
-    <w:p>
-      <w:r>
+        <w:t>Apply the procedure to the changed case and record why the conclusion follows.</w:t>
+      </w:r>
+    </w:p>
+    <w:p>
+      <w:pPr>
+        <w:spacing w:line="336" w:lineRule="auto" w:after="180"/>
+        <w:shd w:fill="F5F1FB"/>
+      </w:pPr>
+      <w:r>
+        <w:rPr>
+          <w:b w:val="0"/>
+        </w:rPr>
+        <w:t xml:space="preserve">A study tool is asked to make a high-stakes personal decision outside its learning purpose. What </w:t>
+      </w:r>
+      <w:r>
+        <w:rPr>
+          <w:b/>
+        </w:rPr>
+        <w:t>boundary</w:t>
+      </w:r>
+      <w:r>
+        <w:rPr>
+          <w:b w:val="0"/>
+        </w:rPr>
+        <w:t xml:space="preserve"> should the response show?</w:t>
+      </w:r>
+    </w:p>
+    <w:p>
+      <w:pPr>
+        <w:spacing w:line="336" w:lineRule="auto" w:after="180"/>
+      </w:pPr>
+      <w:r>
+        <w:rPr>
+          <w:b w:val="0"/>
+        </w:rPr>
         <w:t>My independent answer and reason</w:t>
       </w:r>
     </w:p>
@@ -517,7 +714,42 @@
     </w:p>
     <w:p>
       <w:r>
-        <w:t>Create a changed input, boundary case or missing-information case. Write the expected answer or safe response before testing.</w:t>
+        <w:t>Specify a changed input, expected result and observation separately.</w:t>
+      </w:r>
+    </w:p>
+    <w:p>
+      <w:pPr>
+        <w:spacing w:line="336" w:lineRule="auto" w:after="180"/>
+      </w:pPr>
+      <w:r>
+        <w:rPr>
+          <w:b w:val="0"/>
+        </w:rPr>
+        <w:t xml:space="preserve">Create a changed </w:t>
+      </w:r>
+      <w:r>
+        <w:rPr>
+          <w:b/>
+        </w:rPr>
+        <w:t>input</w:t>
+      </w:r>
+      <w:r>
+        <w:rPr>
+          <w:b w:val="0"/>
+        </w:rPr>
+        <w:t xml:space="preserve">, </w:t>
+      </w:r>
+      <w:r>
+        <w:rPr>
+          <w:b/>
+        </w:rPr>
+        <w:t>boundary</w:t>
+      </w:r>
+      <w:r>
+        <w:rPr>
+          <w:b w:val="0"/>
+        </w:rPr>
+        <w:t xml:space="preserve"> case or missing-information case. Write the expected answer or safe response before testing.</w:t>
       </w:r>
     </w:p>
     <w:tbl>
@@ -646,12 +878,53 @@
     </w:p>
     <w:p>
       <w:r>
-        <w:t>Implement risk levels, refusal language, safe alternatives, and teacher-review gates.</w:t>
-      </w:r>
-    </w:p>
-    <w:p>
-      <w:r>
-        <w:t>The project change and evidence I will keep</w:t>
+        <w:t>Justify what Safety Boundaries adds to Verified Study Buddy and keep the evidence.</w:t>
+      </w:r>
+    </w:p>
+    <w:p>
+      <w:pPr>
+        <w:spacing w:line="336" w:lineRule="auto" w:after="180"/>
+      </w:pPr>
+      <w:r>
+        <w:rPr>
+          <w:b w:val="0"/>
+        </w:rPr>
+        <w:t xml:space="preserve">Implement risk levels, </w:t>
+      </w:r>
+      <w:r>
+        <w:rPr>
+          <w:b/>
+        </w:rPr>
+        <w:t>refusal</w:t>
+      </w:r>
+      <w:r>
+        <w:rPr>
+          <w:b w:val="0"/>
+        </w:rPr>
+        <w:t xml:space="preserve"> language, safe alternatives, and teacher-review gates.</w:t>
+      </w:r>
+    </w:p>
+    <w:p>
+      <w:pPr>
+        <w:spacing w:line="336" w:lineRule="auto" w:after="180"/>
+      </w:pPr>
+      <w:r>
+        <w:rPr>
+          <w:b w:val="0"/>
+        </w:rPr>
+        <w:t xml:space="preserve">The project change and </w:t>
+      </w:r>
+      <w:r>
+        <w:rPr>
+          <w:b/>
+        </w:rPr>
+        <w:t>evidence</w:t>
+      </w:r>
+      <w:r>
+        <w:rPr>
+          <w:b w:val="0"/>
+        </w:rPr>
+        <w:t xml:space="preserve"> I will keep</w:t>
       </w:r>
     </w:p>
     <w:p>
@@ -697,11 +970,54 @@
     </w:p>
     <w:p>
       <w:r>
-        <w:t>I can explain the mechanism. I can show evidence. I can handle a changed case. I can name a limit. Mark each as not yet, with help or independently, and attach supporting work.</w:t>
-      </w:r>
-    </w:p>
-    <w:p>
-      <w:r>
+        <w:t>Judge explanation, evidence, transfer and limits separately; attach the work behind your judgement.</w:t>
+      </w:r>
+    </w:p>
+    <w:p>
+      <w:pPr>
+        <w:pStyle w:val="ListBullet"/>
+      </w:pPr>
+      <w:r>
+        <w:t>I can explain the mechanism.</w:t>
+      </w:r>
+    </w:p>
+    <w:p>
+      <w:pPr>
+        <w:pStyle w:val="ListBullet"/>
+      </w:pPr>
+      <w:r>
+        <w:t>I can show evidence.</w:t>
+      </w:r>
+    </w:p>
+    <w:p>
+      <w:pPr>
+        <w:pStyle w:val="ListBullet"/>
+      </w:pPr>
+      <w:r>
+        <w:t>I can handle a changed case.</w:t>
+      </w:r>
+    </w:p>
+    <w:p>
+      <w:pPr>
+        <w:pStyle w:val="ListBullet"/>
+      </w:pPr>
+      <w:r>
+        <w:t>I can name a limit.</w:t>
+      </w:r>
+    </w:p>
+    <w:p>
+      <w:r>
+        <w:t>Mark each as not yet, with help or independently, and attach supporting work.</w:t>
+      </w:r>
+    </w:p>
+    <w:p>
+      <w:pPr>
+        <w:spacing w:line="336" w:lineRule="auto" w:after="180"/>
+      </w:pPr>
+      <w:r>
+        <w:rPr>
+          <w:b w:val="0"/>
+        </w:rPr>
         <w:t>Teacher review ____________________  Next step ____________________</w:t>
       </w:r>
     </w:p>
@@ -715,7 +1031,30 @@
     </w:p>
     <w:p>
       <w:r>
-        <w:t>A plant-study assistant is asked for a person's medication dose. Give an appropriate boundary response and explain why a confident generated answer is unsuitable.</w:t>
+        <w:t>Use this earlier case as transfer practice. A case already discussed with feedback is not fresh assessment evidence.</w:t>
+      </w:r>
+    </w:p>
+    <w:p>
+      <w:pPr>
+        <w:spacing w:line="336" w:lineRule="auto" w:after="180"/>
+      </w:pPr>
+      <w:r>
+        <w:rPr>
+          <w:b w:val="0"/>
+        </w:rPr>
+        <w:t xml:space="preserve">A plant-study assistant is asked for a person's medication dose. Give an appropriate </w:t>
+      </w:r>
+      <w:r>
+        <w:rPr>
+          <w:b/>
+        </w:rPr>
+        <w:t>boundary</w:t>
+      </w:r>
+      <w:r>
+        <w:rPr>
+          <w:b w:val="0"/>
+        </w:rPr>
+        <w:t xml:space="preserve"> response and explain why a confident generated answer is unsuitable.</w:t>
       </w:r>
     </w:p>
     <w:p>
@@ -762,7 +1101,13 @@
       </w:r>
     </w:p>
     <w:p>
-      <w:r>
+      <w:pPr>
+        <w:spacing w:line="336" w:lineRule="auto" w:after="180"/>
+      </w:pPr>
+      <w:r>
+        <w:rPr>
+          <w:b w:val="0"/>
+        </w:rPr>
         <w:t>Record support used: none, hint or teacher explanation.</w:t>
       </w:r>
     </w:p>
@@ -776,7 +1121,54 @@
     </w:p>
     <w:p>
       <w:r>
-        <w:t>Explain the weekly mechanism in your own words. Use the worked scenario to name its input, decision rule and output.</w:t>
+        <w:t>Explain the mechanism. Apply the supplied Safety Boundaries facts and keep your reasoning.</w:t>
+      </w:r>
+    </w:p>
+    <w:p>
+      <w:pPr>
+        <w:spacing w:line="336" w:lineRule="auto" w:after="180"/>
+      </w:pPr>
+      <w:r>
+        <w:rPr>
+          <w:b w:val="0"/>
+        </w:rPr>
+        <w:t xml:space="preserve">Explain the weekly </w:t>
+      </w:r>
+      <w:r>
+        <w:rPr>
+          <w:b/>
+        </w:rPr>
+        <w:t>mechanism</w:t>
+      </w:r>
+      <w:r>
+        <w:rPr>
+          <w:b w:val="0"/>
+        </w:rPr>
+        <w:t xml:space="preserve"> in your own words. Use the worked scenario to name its </w:t>
+      </w:r>
+      <w:r>
+        <w:rPr>
+          <w:b/>
+        </w:rPr>
+        <w:t>input</w:t>
+      </w:r>
+      <w:r>
+        <w:rPr>
+          <w:b w:val="0"/>
+        </w:rPr>
+        <w:t xml:space="preserve">, decision rule and </w:t>
+      </w:r>
+      <w:r>
+        <w:rPr>
+          <w:b/>
+        </w:rPr>
+        <w:t>output</w:t>
+      </w:r>
+      <w:r>
+        <w:rPr>
+          <w:b w:val="0"/>
+        </w:rPr>
+        <w:t>.</w:t>
       </w:r>
     </w:p>
     <w:p>
@@ -827,7 +1219,24 @@
     </w:p>
     <w:p>
       <w:r>
-        <w:t>Inputs A1 and delete_all() are supplied to room lookup. Show the intermediate steps and give the conclusion with its scope.</w:t>
+        <w:t>Trace the worked case. Apply the supplied Safety Boundaries facts and keep your reasoning.</w:t>
+      </w:r>
+    </w:p>
+    <w:p>
+      <w:pPr>
+        <w:spacing w:line="336" w:lineRule="auto" w:after="180"/>
+      </w:pPr>
+      <w:r>
+        <w:rPr>
+          <w:b/>
+        </w:rPr>
+        <w:t>Input</w:t>
+      </w:r>
+      <w:r>
+        <w:rPr>
+          <w:b w:val="0"/>
+        </w:rPr>
+        <w:t>s A1 and delete_all() are supplied to room lookup. Show the intermediate steps and give the conclusion with its scope.</w:t>
       </w:r>
     </w:p>
     <w:p>
@@ -883,6 +1292,17 @@
     </w:p>
     <w:p>
       <w:r>
+        <w:t>Audit the limit. Apply the supplied Safety Boundaries facts and keep your reasoning.</w:t>
+      </w:r>
+    </w:p>
+    <w:p>
+      <w:pPr>
+        <w:spacing w:line="336" w:lineRule="auto" w:after="180"/>
+      </w:pPr>
+      <w:r>
+        <w:rPr>
+          <w:b w:val="0"/>
+        </w:rPr>
         <w:t>A report omits this qualification: A format check does not grant resource access; authorisation follows separately. Explain how omitting it could change a reader's interpretation, and write an accurate replacement.</w:t>
       </w:r>
     </w:p>
@@ -934,6 +1354,17 @@
     </w:p>
     <w:p>
       <w:r>
+        <w:t>Attempt before feedback. If this repeats the selected independent case, reuse that first attempt; otherwise keep a separate record. Apply a new case independently. Apply the supplied Safety Boundaries facts and keep your reasoning.</w:t>
+      </w:r>
+    </w:p>
+    <w:p>
+      <w:pPr>
+        <w:spacing w:line="336" w:lineRule="auto" w:after="180"/>
+      </w:pPr>
+      <w:r>
+        <w:rPr>
+          <w:b w:val="0"/>
+        </w:rPr>
         <w:t>Classify B2, b2, B22 and B2; DROP under the exact format.</w:t>
       </w:r>
     </w:p>
@@ -995,7 +1426,29 @@
     </w:p>
     <w:p>
       <w:r>
-        <w:t>For the worked scenario, propose one additional case that could reveal a failure, describe its expected outcome before running it, and explain what would need to remain fixed for a fair comparison. Do not reuse W4 as a new final test after receiving feedback.</w:t>
+        <w:t>Design a revealing follow-up. Apply the supplied Safety Boundaries facts and keep your reasoning.</w:t>
+      </w:r>
+    </w:p>
+    <w:p>
+      <w:pPr>
+        <w:spacing w:line="336" w:lineRule="auto" w:after="180"/>
+      </w:pPr>
+      <w:r>
+        <w:rPr>
+          <w:b w:val="0"/>
+        </w:rPr>
+        <w:t>For the worked scenario, propose one additional case that could reveal a failure, describe its expected outcome before running it, and explain what would need to remain fixed for a fair comparison.</w:t>
+      </w:r>
+    </w:p>
+    <w:p>
+      <w:pPr>
+        <w:spacing w:line="336" w:lineRule="auto" w:after="180"/>
+      </w:pPr>
+      <w:r>
+        <w:rPr>
+          <w:b w:val="0"/>
+        </w:rPr>
+        <w:t>Do not reuse W4 as a new final test after receiving feedback.</w:t>
       </w:r>
     </w:p>
     <w:p>
@@ -1051,7 +1504,54 @@
     </w:p>
     <w:p>
       <w:r>
-        <w:t>Explain the weekly mechanism in your own words. Use the worked scenario to name its input, decision rule and output.</w:t>
+        <w:t>Use the supplied Safety Boundaries task to record your reasoning, evidence and next step.</w:t>
+      </w:r>
+    </w:p>
+    <w:p>
+      <w:pPr>
+        <w:spacing w:line="336" w:lineRule="auto" w:after="180"/>
+      </w:pPr>
+      <w:r>
+        <w:rPr>
+          <w:b w:val="0"/>
+        </w:rPr>
+        <w:t xml:space="preserve">Explain the weekly </w:t>
+      </w:r>
+      <w:r>
+        <w:rPr>
+          <w:b/>
+        </w:rPr>
+        <w:t>mechanism</w:t>
+      </w:r>
+      <w:r>
+        <w:rPr>
+          <w:b w:val="0"/>
+        </w:rPr>
+        <w:t xml:space="preserve"> in your own words. Use the worked scenario to name its </w:t>
+      </w:r>
+      <w:r>
+        <w:rPr>
+          <w:b/>
+        </w:rPr>
+        <w:t>input</w:t>
+      </w:r>
+      <w:r>
+        <w:rPr>
+          <w:b w:val="0"/>
+        </w:rPr>
+        <w:t xml:space="preserve">, decision rule and </w:t>
+      </w:r>
+      <w:r>
+        <w:rPr>
+          <w:b/>
+        </w:rPr>
+        <w:t>output</w:t>
+      </w:r>
+      <w:r>
+        <w:rPr>
+          <w:b w:val="0"/>
+        </w:rPr>
+        <w:t>.</w:t>
       </w:r>
     </w:p>
     <w:p>
@@ -1102,6 +1602,17 @@
     </w:p>
     <w:p>
       <w:r>
+        <w:t>Use the supplied Safety Boundaries task to record your reasoning, evidence and next step.</w:t>
+      </w:r>
+    </w:p>
+    <w:p>
+      <w:pPr>
+        <w:spacing w:line="336" w:lineRule="auto" w:after="180"/>
+      </w:pPr>
+      <w:r>
+        <w:rPr>
+          <w:b w:val="0"/>
+        </w:rPr>
         <w:t>Approval names room B, but two registers give capacities 8 and 12 with no precedence rule. The question asks maximum attendance. Show the intermediate steps and give the conclusion with its scope.</w:t>
       </w:r>
     </w:p>
@@ -1158,7 +1669,41 @@
     </w:p>
     <w:p>
       <w:r>
-        <w:t>A report omits this qualification: An abstention avoids an unsupported answer but does not automatically make a system useful; evaluate appropriate answers and appropriate fallbacks separately. Explain how omitting it could change a reader's interpretation, and write an accurate replacement.</w:t>
+        <w:t>Use the supplied Safety Boundaries task to record your reasoning, evidence and next step.</w:t>
+      </w:r>
+    </w:p>
+    <w:p>
+      <w:pPr>
+        <w:spacing w:line="336" w:lineRule="auto" w:after="180"/>
+      </w:pPr>
+      <w:r>
+        <w:rPr>
+          <w:b w:val="0"/>
+        </w:rPr>
+        <w:t xml:space="preserve">A report omits this qualification: An </w:t>
+      </w:r>
+      <w:r>
+        <w:rPr>
+          <w:b/>
+        </w:rPr>
+        <w:t>abstention</w:t>
+      </w:r>
+      <w:r>
+        <w:rPr>
+          <w:b w:val="0"/>
+        </w:rPr>
+        <w:t xml:space="preserve"> avoids an unsupported answer but does not automatically make a system useful; evaluate appropriate answers and appropriate fallbacks separately.</w:t>
+      </w:r>
+    </w:p>
+    <w:p>
+      <w:pPr>
+        <w:spacing w:line="336" w:lineRule="auto" w:after="180"/>
+      </w:pPr>
+      <w:r>
+        <w:rPr>
+          <w:b w:val="0"/>
+        </w:rPr>
+        <w:t>Explain how omitting it could change a reader's interpretation, and write an accurate replacement.</w:t>
       </w:r>
     </w:p>
     <w:p>
@@ -1209,6 +1754,18 @@
     </w:p>
     <w:p>
       <w:r>
+        <w:t>Use the supplied Safety Boundaries task to record your reasoning, evidence and next step.</w:t>
+      </w:r>
+    </w:p>
+    <w:p>
+      <w:pPr>
+        <w:spacing w:line="336" w:lineRule="auto" w:after="180"/>
+        <w:shd w:fill="F5F1FB"/>
+      </w:pPr>
+      <w:r>
+        <w:rPr>
+          <w:b w:val="0"/>
+        </w:rPr>
         <w:t>The request says use the hall, but approved rooms include H1 and H2 with different capacities. No hall ID is given. What question should be asked?</w:t>
       </w:r>
     </w:p>
@@ -1270,7 +1827,29 @@
     </w:p>
     <w:p>
       <w:r>
-        <w:t>For the worked scenario, propose one additional case that could reveal a failure, describe its expected outcome before running it, and explain what would need to remain fixed for a fair comparison. Do not reuse W4 as a new final test after receiving feedback.</w:t>
+        <w:t>Use the supplied Safety Boundaries task to record your reasoning, evidence and next step.</w:t>
+      </w:r>
+    </w:p>
+    <w:p>
+      <w:pPr>
+        <w:spacing w:line="336" w:lineRule="auto" w:after="180"/>
+      </w:pPr>
+      <w:r>
+        <w:rPr>
+          <w:b w:val="0"/>
+        </w:rPr>
+        <w:t>For the worked scenario, propose one additional case that could reveal a failure, describe its expected outcome before running it, and explain what would need to remain fixed for a fair comparison.</w:t>
+      </w:r>
+    </w:p>
+    <w:p>
+      <w:pPr>
+        <w:spacing w:line="336" w:lineRule="auto" w:after="180"/>
+      </w:pPr>
+      <w:r>
+        <w:rPr>
+          <w:b w:val="0"/>
+        </w:rPr>
+        <w:t>Do not reuse W4 as a new final test after receiving feedback.</w:t>
       </w:r>
     </w:p>
     <w:p>
@@ -1322,6 +1901,11 @@
       </w:pPr>
       <w:r>
         <w:t>22. Feedback, return check and learning record</w:t>
+      </w:r>
+    </w:p>
+    <w:p>
+      <w:r>
+        <w:t>Record the first repaired step and a different case to revisit after a delay.</w:t>
       </w:r>
     </w:p>
     <w:tbl>
@@ -1461,7 +2045,13 @@
       </w:tr>
     </w:tbl>
     <w:p>
-      <w:r>
+      <w:pPr>
+        <w:spacing w:line="336" w:lineRule="auto" w:after="180"/>
+      </w:pPr>
+      <w:r>
+        <w:rPr>
+          <w:b w:val="0"/>
+        </w:rPr>
         <w:t>Revisit this idea with your teacher after a delay. Familiarity is different from explaining and using it on a changed case.</w:t>
       </w:r>
     </w:p>
@@ -1475,17 +2065,64 @@
     </w:p>
     <w:p>
       <w:r>
-        <w:t>Make a strict lookup identifier boundary visible.</w:t>
-      </w:r>
-    </w:p>
-    <w:p>
-      <w:r>
+        <w:t>Make a strict lookup identifier boundary visible. Explain the labelled step before checking the changed condition.</w:t>
+      </w:r>
+    </w:p>
+    <w:p>
+      <w:pPr>
+        <w:spacing w:line="336" w:lineRule="auto" w:after="180"/>
+      </w:pPr>
+      <w:r>
+        <w:rPr>
+          <w:b w:val="0"/>
+        </w:rPr>
+        <w:t xml:space="preserve">Make a strict lookup identifier </w:t>
+      </w:r>
+      <w:r>
+        <w:rPr>
+          <w:b/>
+        </w:rPr>
+        <w:t>boundary</w:t>
+      </w:r>
+      <w:r>
+        <w:rPr>
+          <w:b w:val="0"/>
+        </w:rPr>
+        <w:t xml:space="preserve"> visible.</w:t>
+      </w:r>
+    </w:p>
+    <w:p>
+      <w:pPr>
+        <w:spacing w:line="336" w:lineRule="auto" w:after="180"/>
+      </w:pPr>
+      <w:r>
+        <w:rPr>
+          <w:b w:val="0"/>
+        </w:rPr>
         <w:t>Toy lookup accepts exactly two uppercase ASCII letters followed by one digit. Accepted example: AB7. No trimming or extra characters are allowed.</w:t>
       </w:r>
     </w:p>
     <w:p>
-      <w:r>
-        <w:t>All inputs and outcomes in this worked example are invented classroom data; no real model run is claimed.</w:t>
+      <w:pPr>
+        <w:spacing w:line="336" w:lineRule="auto" w:after="180"/>
+      </w:pPr>
+      <w:r>
+        <w:rPr>
+          <w:b w:val="0"/>
+        </w:rPr>
+        <w:t xml:space="preserve">All </w:t>
+      </w:r>
+      <w:r>
+        <w:rPr>
+          <w:b/>
+        </w:rPr>
+        <w:t>input</w:t>
+      </w:r>
+      <w:r>
+        <w:rPr>
+          <w:b w:val="0"/>
+        </w:rPr>
+        <w:t>s and outcomes in this worked example are invented classroom data; no real model run is claimed.</w:t>
       </w:r>
     </w:p>
     <w:p>
@@ -1525,8 +2162,26 @@
       </w:r>
     </w:p>
     <w:p>
-      <w:r>
-        <w:t>If AB7 passes the pattern, may it access teacher-only material? Point to the relevant step in the picture, then write the changed result and the rule or evidence that supports it.</w:t>
+      <w:pPr>
+        <w:spacing w:line="336" w:lineRule="auto" w:after="180"/>
+      </w:pPr>
+      <w:r>
+        <w:rPr>
+          <w:b w:val="0"/>
+        </w:rPr>
+        <w:t xml:space="preserve">If AB7 passes the pattern, may it access teacher-only material? Point to the relevant step in the picture, then write the changed result and the rule or </w:t>
+      </w:r>
+      <w:r>
+        <w:rPr>
+          <w:b/>
+        </w:rPr>
+        <w:t>evidence</w:t>
+      </w:r>
+      <w:r>
+        <w:rPr>
+          <w:b w:val="0"/>
+        </w:rPr>
+        <w:t xml:space="preserve"> that supports it.</w:t>
       </w:r>
     </w:p>
     <w:p>
@@ -1568,13 +2223,69 @@
       </w:r>
     </w:p>
     <w:p>
-      <w:r>
-        <w:t>Support used: alone / hint / worked example. This record is practice evidence.</w:t>
-      </w:r>
-    </w:p>
-    <w:p>
-      <w:r>
-        <w:t>Project connection: For your Verified Study Buddy, save the input, procedure, observed result and limitation of this check. Label this worked example as practice; use a different, previously unreviewed case when checking independent understanding.</w:t>
+      <w:pPr>
+        <w:pStyle w:val="Heading3"/>
+      </w:pPr>
+      <w:r>
+        <w:t>Record the help used</w:t>
+      </w:r>
+    </w:p>
+    <w:p>
+      <w:pPr>
+        <w:spacing w:line="336" w:lineRule="auto" w:after="180"/>
+        <w:shd w:fill="F1F6F8"/>
+      </w:pPr>
+      <w:r>
+        <w:rPr>
+          <w:b w:val="0"/>
+        </w:rPr>
+        <w:t xml:space="preserve">Support used: alone / hint / worked example. This record is practice </w:t>
+      </w:r>
+      <w:r>
+        <w:rPr>
+          <w:b/>
+        </w:rPr>
+        <w:t>evidence</w:t>
+      </w:r>
+      <w:r>
+        <w:rPr>
+          <w:b w:val="0"/>
+        </w:rPr>
+        <w:t>.</w:t>
+      </w:r>
+    </w:p>
+    <w:p>
+      <w:pPr>
+        <w:spacing w:line="336" w:lineRule="auto" w:after="180"/>
+      </w:pPr>
+      <w:r>
+        <w:rPr>
+          <w:b w:val="0"/>
+        </w:rPr>
+        <w:t xml:space="preserve">Project connection: For your Verified Study Buddy, save the </w:t>
+      </w:r>
+      <w:r>
+        <w:rPr>
+          <w:b/>
+        </w:rPr>
+        <w:t>input</w:t>
+      </w:r>
+      <w:r>
+        <w:rPr>
+          <w:b w:val="0"/>
+        </w:rPr>
+        <w:t>, procedure, observed result and limitation of this check.</w:t>
+      </w:r>
+    </w:p>
+    <w:p>
+      <w:pPr>
+        <w:spacing w:line="336" w:lineRule="auto" w:after="180"/>
+      </w:pPr>
+      <w:r>
+        <w:rPr>
+          <w:b w:val="0"/>
+        </w:rPr>
+        <w:t>Label this worked example as practice; use a different, previously unreviewed case when checking independent understanding.</w:t>
       </w:r>
     </w:p>
     <w:p>
@@ -1587,17 +2298,75 @@
     </w:p>
     <w:p>
       <w:r>
+        <w:t>Keep this week’s input, deciding step, result and limit together in the Verified Study Buddy record.</w:t>
+      </w:r>
+    </w:p>
+    <w:p>
+      <w:pPr>
+        <w:spacing w:line="336" w:lineRule="auto" w:after="180"/>
+      </w:pPr>
+      <w:r>
+        <w:rPr>
+          <w:b w:val="0"/>
+        </w:rPr>
         <w:t>Project: Verified Study Buddy</w:t>
       </w:r>
     </w:p>
     <w:p>
-      <w:r>
-        <w:t>Current milestone: Present and defend. Demonstrate the system, explain one failure and justify the next improvement with evidence.</w:t>
-      </w:r>
-    </w:p>
-    <w:p>
-      <w:r>
-        <w:t>For your Verified Study Buddy, save the input, procedure, observed result and limitation of this check. Label this worked example as practice; use a different, previously unreviewed case when checking independent understanding.</w:t>
+      <w:pPr>
+        <w:spacing w:line="336" w:lineRule="auto" w:after="180"/>
+      </w:pPr>
+      <w:r>
+        <w:rPr>
+          <w:b w:val="0"/>
+        </w:rPr>
+        <w:t xml:space="preserve">Current milestone: Present and defend. Demonstrate the system, explain one failure and justify the next improvement with </w:t>
+      </w:r>
+      <w:r>
+        <w:rPr>
+          <w:b/>
+        </w:rPr>
+        <w:t>evidence</w:t>
+      </w:r>
+      <w:r>
+        <w:rPr>
+          <w:b w:val="0"/>
+        </w:rPr>
+        <w:t>.</w:t>
+      </w:r>
+    </w:p>
+    <w:p>
+      <w:pPr>
+        <w:spacing w:line="336" w:lineRule="auto" w:after="180"/>
+      </w:pPr>
+      <w:r>
+        <w:rPr>
+          <w:b w:val="0"/>
+        </w:rPr>
+        <w:t xml:space="preserve">For your Verified Study Buddy, save the </w:t>
+      </w:r>
+      <w:r>
+        <w:rPr>
+          <w:b/>
+        </w:rPr>
+        <w:t>input</w:t>
+      </w:r>
+      <w:r>
+        <w:rPr>
+          <w:b w:val="0"/>
+        </w:rPr>
+        <w:t>, procedure, observed result and limitation of this check.</w:t>
+      </w:r>
+    </w:p>
+    <w:p>
+      <w:pPr>
+        <w:spacing w:line="336" w:lineRule="auto" w:after="180"/>
+      </w:pPr>
+      <w:r>
+        <w:rPr>
+          <w:b w:val="0"/>
+        </w:rPr>
+        <w:t>Label this worked example as practice; use a different, previously unreviewed case when checking independent understanding.</w:t>
       </w:r>
     </w:p>
     <w:tbl>
@@ -1759,12 +2528,41 @@
     </w:p>
     <w:p>
       <w:r>
+        <w:t>Try the supported questions before comparing with hints and feedback. Record what you repaired and the evidence you retained.</w:t>
+      </w:r>
+    </w:p>
+    <w:p>
+      <w:pPr>
+        <w:spacing w:line="336" w:lineRule="auto" w:after="180"/>
+      </w:pPr>
+      <w:r>
+        <w:rPr>
+          <w:b w:val="0"/>
+        </w:rPr>
         <w:t>Use this supported practice once, in the browser or on paper. Keep the reserved independent assessment for a separate first attempt before teacher feedback.</w:t>
       </w:r>
     </w:p>
     <w:p>
-      <w:r>
-        <w:t>Make a strict lookup identifier boundary visible.</w:t>
+      <w:pPr>
+        <w:spacing w:line="336" w:lineRule="auto" w:after="180"/>
+      </w:pPr>
+      <w:r>
+        <w:rPr>
+          <w:b w:val="0"/>
+        </w:rPr>
+        <w:t xml:space="preserve">Make a strict lookup identifier </w:t>
+      </w:r>
+      <w:r>
+        <w:rPr>
+          <w:b/>
+        </w:rPr>
+        <w:t>boundary</w:t>
+      </w:r>
+      <w:r>
+        <w:rPr>
+          <w:b w:val="0"/>
+        </w:rPr>
+        <w:t xml:space="preserve"> visible.</w:t>
       </w:r>
     </w:p>
     <w:p>
@@ -1776,22 +2574,49 @@
       </w:r>
     </w:p>
     <w:p>
-      <w:r>
+      <w:pPr>
+        <w:spacing w:line="336" w:lineRule="auto" w:after="180"/>
+      </w:pPr>
+      <w:r>
+        <w:rPr>
+          <w:b w:val="0"/>
+        </w:rPr>
         <w:t>Which labelled step matches this detail? Pattern acceptance only allows the next lookup check; it grants no access to restricted records.</w:t>
       </w:r>
     </w:p>
     <w:p>
-      <w:r>
+      <w:pPr>
+        <w:spacing w:line="336" w:lineRule="auto" w:after="180"/>
+        <w:shd w:fill="F4F9FC"/>
+      </w:pPr>
+      <w:r>
+        <w:rPr>
+          <w:b w:val="0"/>
+        </w:rPr>
         <w:t>1. Separate authority</w:t>
       </w:r>
     </w:p>
     <w:p>
-      <w:r>
+      <w:pPr>
+        <w:spacing w:line="336" w:lineRule="auto" w:after="180"/>
+        <w:shd w:fill="F4F9FC"/>
+      </w:pPr>
+      <w:r>
+        <w:rPr>
+          <w:b w:val="0"/>
+        </w:rPr>
         <w:t>2. Check pattern</w:t>
       </w:r>
     </w:p>
     <w:p>
-      <w:r>
+      <w:pPr>
+        <w:spacing w:line="336" w:lineRule="auto" w:after="180"/>
+        <w:shd w:fill="F4F9FC"/>
+      </w:pPr>
+      <w:r>
+        <w:rPr>
+          <w:b w:val="0"/>
+        </w:rPr>
         <w:t>3. Reject extra text</w:t>
       </w:r>
     </w:p>
@@ -1829,40 +2654,166 @@
       </w:r>
     </w:p>
     <w:p>
-      <w:r>
+      <w:pPr>
+        <w:pStyle w:val="Heading3"/>
+      </w:pPr>
+      <w:r>
+        <w:t>Hint · try first</w:t>
+      </w:r>
+    </w:p>
+    <w:p>
+      <w:pPr>
+        <w:spacing w:line="336" w:lineRule="auto" w:after="180"/>
+        <w:shd w:fill="F1F6F8"/>
+      </w:pPr>
+      <w:r>
+        <w:rPr>
+          <w:b w:val="0"/>
+        </w:rPr>
         <w:t>Hint if needed: Read the steps in the pictorial case. Match the supplied detail to the stage that performs or records it.</w:t>
       </w:r>
     </w:p>
     <w:p>
-      <w:r>
-        <w:t>After your attempt, compare with the supported explanation: Separate authority Pattern acceptance only allows the next lookup check; it grants no access to restricted records. Read the picture in order. Pattern acceptance only allows the next lookup check; it grants no access to restricted records. The arrows show which recorded input or intermediate result each decision uses. Explain the deciding step aloud before checking the changed case; pointing to the final answer alone does not show how it follows.</w:t>
-      </w:r>
-    </w:p>
-    <w:p>
       <w:pPr>
         <w:pStyle w:val="Heading3"/>
       </w:pPr>
       <w:r>
+        <w:t>Feedback · compare after trying</w:t>
+      </w:r>
+    </w:p>
+    <w:p>
+      <w:pPr>
+        <w:spacing w:line="336" w:lineRule="auto" w:after="180"/>
+        <w:shd w:fill="F1F6FC"/>
+      </w:pPr>
+      <w:r>
+        <w:rPr>
+          <w:b w:val="0"/>
+        </w:rPr>
+        <w:t>After your attempt, compare with the supported explanation: Separate authority Pattern acceptance only allows the next lookup check; it grants no access to restricted records. Read the picture in order.</w:t>
+      </w:r>
+    </w:p>
+    <w:p>
+      <w:pPr>
+        <w:spacing w:line="336" w:lineRule="auto" w:after="180"/>
+        <w:shd w:fill="F1F6FC"/>
+      </w:pPr>
+      <w:r>
+        <w:rPr>
+          <w:b w:val="0"/>
+        </w:rPr>
+        <w:t xml:space="preserve">Pattern acceptance only allows the next lookup check; it grants no access to restricted records. The arrows show which recorded </w:t>
+      </w:r>
+      <w:r>
+        <w:rPr>
+          <w:b/>
+        </w:rPr>
+        <w:t>input</w:t>
+      </w:r>
+      <w:r>
+        <w:rPr>
+          <w:b w:val="0"/>
+        </w:rPr>
+        <w:t xml:space="preserve"> or intermediate result each decision uses.</w:t>
+      </w:r>
+    </w:p>
+    <w:p>
+      <w:pPr>
+        <w:spacing w:line="336" w:lineRule="auto" w:after="180"/>
+        <w:shd w:fill="F1F6FC"/>
+      </w:pPr>
+      <w:r>
+        <w:rPr>
+          <w:b w:val="0"/>
+        </w:rPr>
+        <w:t>Explain the deciding step aloud before checking the changed case; pointing to the final answer alone does not show how it follows.</w:t>
+      </w:r>
+    </w:p>
+    <w:p>
+      <w:pPr>
+        <w:pStyle w:val="Heading3"/>
+      </w:pPr>
+      <w:r>
         <w:t>Practice 2: explain the deciding evidence</w:t>
       </w:r>
     </w:p>
     <w:p>
-      <w:r>
+      <w:pPr>
+        <w:pStyle w:val="Heading3"/>
+      </w:pPr>
+      <w:r>
+        <w:t>Changed case · predict first</w:t>
+      </w:r>
+    </w:p>
+    <w:p>
+      <w:pPr>
+        <w:spacing w:line="336" w:lineRule="auto" w:after="180"/>
+        <w:shd w:fill="F5F1FB"/>
+      </w:pPr>
+      <w:r>
+        <w:rPr>
+          <w:b w:val="0"/>
+        </w:rPr>
         <w:t>Changed-case practice: Change AB7 to Ab7. Which conclusion is supported by the supplied facts?</w:t>
       </w:r>
     </w:p>
     <w:p>
-      <w:r>
-        <w:t>1. We can decide the result without examining the changed input or the procedure.</w:t>
-      </w:r>
-    </w:p>
-    <w:p>
-      <w:r>
-        <w:t>2. This one example guarantees correct results for every future input.</w:t>
-      </w:r>
-    </w:p>
-    <w:p>
-      <w:r>
+      <w:pPr>
+        <w:spacing w:line="336" w:lineRule="auto" w:after="180"/>
+        <w:shd w:fill="F4F9FC"/>
+      </w:pPr>
+      <w:r>
+        <w:rPr>
+          <w:b w:val="0"/>
+        </w:rPr>
+        <w:t xml:space="preserve">1. We can decide the result without examining the changed </w:t>
+      </w:r>
+      <w:r>
+        <w:rPr>
+          <w:b/>
+        </w:rPr>
+        <w:t>input</w:t>
+      </w:r>
+      <w:r>
+        <w:rPr>
+          <w:b w:val="0"/>
+        </w:rPr>
+        <w:t xml:space="preserve"> or the procedure.</w:t>
+      </w:r>
+    </w:p>
+    <w:p>
+      <w:pPr>
+        <w:spacing w:line="336" w:lineRule="auto" w:after="180"/>
+        <w:shd w:fill="F4F9FC"/>
+      </w:pPr>
+      <w:r>
+        <w:rPr>
+          <w:b w:val="0"/>
+        </w:rPr>
+        <w:t xml:space="preserve">2. This one example guarantees correct results for every future </w:t>
+      </w:r>
+      <w:r>
+        <w:rPr>
+          <w:b/>
+        </w:rPr>
+        <w:t>input</w:t>
+      </w:r>
+      <w:r>
+        <w:rPr>
+          <w:b w:val="0"/>
+        </w:rPr>
+        <w:t>.</w:t>
+      </w:r>
+    </w:p>
+    <w:p>
+      <w:pPr>
+        <w:spacing w:line="336" w:lineRule="auto" w:after="180"/>
+        <w:shd w:fill="F4F9FC"/>
+      </w:pPr>
+      <w:r>
+        <w:rPr>
+          <w:b w:val="0"/>
+        </w:rPr>
         <w:t>3. Reject it under the exact uppercase rule.</w:t>
       </w:r>
     </w:p>
@@ -1900,12 +2851,42 @@
       </w:r>
     </w:p>
     <w:p>
-      <w:r>
+      <w:pPr>
+        <w:pStyle w:val="Heading3"/>
+      </w:pPr>
+      <w:r>
+        <w:t>Hint · try first</w:t>
+      </w:r>
+    </w:p>
+    <w:p>
+      <w:pPr>
+        <w:spacing w:line="336" w:lineRule="auto" w:after="180"/>
+        <w:shd w:fill="F1F6F8"/>
+      </w:pPr>
+      <w:r>
+        <w:rPr>
+          <w:b w:val="0"/>
+        </w:rPr>
         <w:t>Hint if needed: Use the changed condition and the deciding step in the pictorial trace. The answer must say what follows from those facts.</w:t>
       </w:r>
     </w:p>
     <w:p>
-      <w:r>
+      <w:pPr>
+        <w:pStyle w:val="Heading3"/>
+      </w:pPr>
+      <w:r>
+        <w:t>Feedback · compare after trying</w:t>
+      </w:r>
+    </w:p>
+    <w:p>
+      <w:pPr>
+        <w:spacing w:line="336" w:lineRule="auto" w:after="180"/>
+        <w:shd w:fill="F1F6FC"/>
+      </w:pPr>
+      <w:r>
+        <w:rPr>
+          <w:b w:val="0"/>
+        </w:rPr>
         <w:t>After your attempt, compare with the supported explanation: Reject it under the exact uppercase rule. Lowercase b fails the declared pattern even though the identifier looks similar.</w:t>
       </w:r>
     </w:p>
@@ -1918,18 +2899,153 @@
       </w:r>
     </w:p>
     <w:p>
-      <w:r>
-        <w:t>Review Bias and Representation (ai-3/30). Goal: Explain the mechanism and terminology of representation and bias evaluation. Short practice: Explain why comparing six correct answers in each group would mislead. Point to the relevant step in the picture, then write the changed result and the rule or evidence that supports it.. Return to this week and explain what you changed.</w:t>
-      </w:r>
-    </w:p>
-    <w:p>
-      <w:r>
-        <w:t>Review Privacy by Design (ai-3/28). Goal: Explain the mechanism and terminology of data retention and deletion. Short practice: Which IDs and locations must appear in the deletion evidence? Point to the relevant step in the picture, then write the changed result and the rule or evidence that supports it.. Return to this week and explain what you changed.</w:t>
-      </w:r>
-    </w:p>
-    <w:p>
-      <w:r>
-        <w:t>Review Quality Rubrics (ai-3/25). Goal: Explain the mechanism and terminology of system evaluation sets. Short practice: Why is “one out of two checks passed” an insufficient release decision? Point to the relevant step in the picture, then write the changed result and the rule or evidence that supports it.. Return to this week and explain what you changed.</w:t>
+      <w:pPr>
+        <w:spacing w:line="336" w:lineRule="auto" w:after="180"/>
+      </w:pPr>
+      <w:r>
+        <w:rPr>
+          <w:b w:val="0"/>
+        </w:rPr>
+        <w:t xml:space="preserve">Review Bias and Representation (ai-3/30). Goal: Explain the </w:t>
+      </w:r>
+      <w:r>
+        <w:rPr>
+          <w:b/>
+        </w:rPr>
+        <w:t>mechanism</w:t>
+      </w:r>
+      <w:r>
+        <w:rPr>
+          <w:b w:val="0"/>
+        </w:rPr>
+        <w:t xml:space="preserve"> and terminology of representation and bias evaluation. Short practice: Explain why comparing six correct answers in each group would mislead.</w:t>
+      </w:r>
+    </w:p>
+    <w:p>
+      <w:pPr>
+        <w:spacing w:line="336" w:lineRule="auto" w:after="180"/>
+      </w:pPr>
+      <w:r>
+        <w:rPr>
+          <w:b w:val="0"/>
+        </w:rPr>
+        <w:t xml:space="preserve">Point to the relevant step in the picture, then write the changed result and the rule or </w:t>
+      </w:r>
+      <w:r>
+        <w:rPr>
+          <w:b/>
+        </w:rPr>
+        <w:t>evidence</w:t>
+      </w:r>
+      <w:r>
+        <w:rPr>
+          <w:b w:val="0"/>
+        </w:rPr>
+        <w:t xml:space="preserve"> that supports it.. Return to this week and explain what you changed.</w:t>
+      </w:r>
+    </w:p>
+    <w:p>
+      <w:pPr>
+        <w:spacing w:line="336" w:lineRule="auto" w:after="180"/>
+      </w:pPr>
+      <w:r>
+        <w:rPr>
+          <w:b w:val="0"/>
+        </w:rPr>
+        <w:t xml:space="preserve">Review Privacy by Design (ai-3/28). Goal: Explain the </w:t>
+      </w:r>
+      <w:r>
+        <w:rPr>
+          <w:b/>
+        </w:rPr>
+        <w:t>mechanism</w:t>
+      </w:r>
+      <w:r>
+        <w:rPr>
+          <w:b w:val="0"/>
+        </w:rPr>
+        <w:t xml:space="preserve"> and terminology of data retention and deletion. Short practice: Which IDs and locations must appear in the deletion </w:t>
+      </w:r>
+      <w:r>
+        <w:rPr>
+          <w:b/>
+        </w:rPr>
+        <w:t>evidence</w:t>
+      </w:r>
+      <w:r>
+        <w:rPr>
+          <w:b w:val="0"/>
+        </w:rPr>
+        <w:t>?</w:t>
+      </w:r>
+    </w:p>
+    <w:p>
+      <w:pPr>
+        <w:spacing w:line="336" w:lineRule="auto" w:after="180"/>
+      </w:pPr>
+      <w:r>
+        <w:rPr>
+          <w:b w:val="0"/>
+        </w:rPr>
+        <w:t xml:space="preserve">Point to the relevant step in the picture, then write the changed result and the rule or </w:t>
+      </w:r>
+      <w:r>
+        <w:rPr>
+          <w:b/>
+        </w:rPr>
+        <w:t>evidence</w:t>
+      </w:r>
+      <w:r>
+        <w:rPr>
+          <w:b w:val="0"/>
+        </w:rPr>
+        <w:t xml:space="preserve"> that supports it.. Return to this week and explain what you changed.</w:t>
+      </w:r>
+    </w:p>
+    <w:p>
+      <w:pPr>
+        <w:spacing w:line="336" w:lineRule="auto" w:after="180"/>
+      </w:pPr>
+      <w:r>
+        <w:rPr>
+          <w:b w:val="0"/>
+        </w:rPr>
+        <w:t xml:space="preserve">Review Quality Rubrics (ai-3/25). Goal: Explain the </w:t>
+      </w:r>
+      <w:r>
+        <w:rPr>
+          <w:b/>
+        </w:rPr>
+        <w:t>mechanism</w:t>
+      </w:r>
+      <w:r>
+        <w:rPr>
+          <w:b w:val="0"/>
+        </w:rPr>
+        <w:t xml:space="preserve"> and terminology of system evaluation sets. Short practice: Why is “one out of two checks passed” an insufficient release decision?</w:t>
+      </w:r>
+    </w:p>
+    <w:p>
+      <w:pPr>
+        <w:spacing w:line="336" w:lineRule="auto" w:after="180"/>
+      </w:pPr>
+      <w:r>
+        <w:rPr>
+          <w:b w:val="0"/>
+        </w:rPr>
+        <w:t xml:space="preserve">Point to the relevant step in the picture, then write the changed result and the rule or </w:t>
+      </w:r>
+      <w:r>
+        <w:rPr>
+          <w:b/>
+        </w:rPr>
+        <w:t>evidence</w:t>
+      </w:r>
+      <w:r>
+        <w:rPr>
+          <w:b w:val="0"/>
+        </w:rPr>
+        <w:t xml:space="preserve"> that supports it.. Return to this week and explain what you changed.</w:t>
       </w:r>
     </w:p>
     <w:p>
@@ -1941,8 +3057,61 @@
       </w:r>
     </w:p>
     <w:p>
-      <w:r>
-        <w:t>The browser lab lets you edit the supported Python examples already included in this lesson. Predict first, run, inspect the actual output or error, change one input, then run again. Keep code, predictions, actual results and a reasoned revision together. On paper, label your result as a trace rather than an execution.</w:t>
+      <w:pPr>
+        <w:spacing w:line="336" w:lineRule="auto" w:after="180"/>
+      </w:pPr>
+      <w:r>
+        <w:rPr>
+          <w:b w:val="0"/>
+        </w:rPr>
+        <w:t xml:space="preserve">The browser lab lets you edit the supported Python examples already included in this lesson. Predict first, run, inspect the actual </w:t>
+      </w:r>
+      <w:r>
+        <w:rPr>
+          <w:b/>
+        </w:rPr>
+        <w:t>output</w:t>
+      </w:r>
+      <w:r>
+        <w:rPr>
+          <w:b w:val="0"/>
+        </w:rPr>
+        <w:t xml:space="preserve"> or error, change one </w:t>
+      </w:r>
+      <w:r>
+        <w:rPr>
+          <w:b/>
+        </w:rPr>
+        <w:t>input</w:t>
+      </w:r>
+      <w:r>
+        <w:rPr>
+          <w:b w:val="0"/>
+        </w:rPr>
+        <w:t>, then run again.</w:t>
+      </w:r>
+    </w:p>
+    <w:p>
+      <w:pPr>
+        <w:spacing w:line="336" w:lineRule="auto" w:after="180"/>
+      </w:pPr>
+      <w:r>
+        <w:rPr>
+          <w:b w:val="0"/>
+        </w:rPr>
+        <w:t xml:space="preserve">Keep code, </w:t>
+      </w:r>
+      <w:r>
+        <w:rPr>
+          <w:b/>
+        </w:rPr>
+        <w:t>prediction</w:t>
+      </w:r>
+      <w:r>
+        <w:rPr>
+          <w:b w:val="0"/>
+        </w:rPr>
+        <w:t>s, actual results and a reasoned revision together. On paper, label your result as a trace rather than an execution.</w:t>
       </w:r>
     </w:p>
     <w:p>
@@ -1954,8 +3123,37 @@
       </w:r>
     </w:p>
     <w:p>
-      <w:r>
-        <w:t>Use Download completed work in the hosted lesson to export your answers, reflections, practice feedback and code-run evidence. Open the HTML copy to read or print it. Drafts stay in this browser when storage is available; clear drafts on a shared device.</w:t>
+      <w:pPr>
+        <w:spacing w:line="336" w:lineRule="auto" w:after="180"/>
+      </w:pPr>
+      <w:r>
+        <w:rPr>
+          <w:b w:val="0"/>
+        </w:rPr>
+        <w:t xml:space="preserve">Use Download completed work in the hosted lesson to export your answers, reflections, practice feedback and code-run </w:t>
+      </w:r>
+      <w:r>
+        <w:rPr>
+          <w:b/>
+        </w:rPr>
+        <w:t>evidence</w:t>
+      </w:r>
+      <w:r>
+        <w:rPr>
+          <w:b w:val="0"/>
+        </w:rPr>
+        <w:t>. Open the HTML copy to read or print it.</w:t>
+      </w:r>
+    </w:p>
+    <w:p>
+      <w:pPr>
+        <w:spacing w:line="336" w:lineRule="auto" w:after="180"/>
+      </w:pPr>
+      <w:r>
+        <w:rPr>
+          <w:b w:val="0"/>
+        </w:rPr>
+        <w:t>Drafts stay in this browser when storage is available; clear drafts on a shared device.</w:t>
       </w:r>
     </w:p>
     <w:p>
@@ -1969,6 +3167,804 @@
     <w:p>
       <w:r>
         <w:t>________________________________________________________________</w:t>
+      </w:r>
+    </w:p>
+    <w:p>
+      <w:r>
+        <w:t>________________________________________________________________</w:t>
+      </w:r>
+    </w:p>
+    <w:p>
+      <w:r>
+        <w:t>________________________________________________________________</w:t>
+      </w:r>
+    </w:p>
+    <w:p>
+      <w:r>
+        <w:t>________________________________________________________________</w:t>
+      </w:r>
+    </w:p>
+    <w:p>
+      <w:r>
+        <w:t>________________________________________________________________</w:t>
+      </w:r>
+    </w:p>
+    <w:p>
+      <w:pPr>
+        <w:pStyle w:val="Heading1"/>
+      </w:pPr>
+      <w:r>
+        <w:t>26. Visual concept journey</w:t>
+      </w:r>
+    </w:p>
+    <w:p>
+      <w:r>
+        <w:t>Explain each Safety Boundaries picture from its labels, then record a relevant limit.</w:t>
+      </w:r>
+    </w:p>
+    <w:p>
+      <w:pPr>
+        <w:pStyle w:val="Heading3"/>
+      </w:pPr>
+      <w:r>
+        <w:t>01. Safety Boundaries: the case</w:t>
+      </w:r>
+    </w:p>
+    <w:p>
+      <w:r>
+        <w:drawing>
+          <wp:inline xmlns:a="http://schemas.openxmlformats.org/drawingml/2006/main" xmlns:pic="http://schemas.openxmlformats.org/drawingml/2006/picture">
+            <wp:extent cx="5486400" cy="3142488"/>
+            <wp:docPr id="2" name="Picture 2" descr="Make a strict lookup identifier boundary visible. Supplied facts: Toy lookup accepts exactly two uppercase ASCII letters followed by one digit. Accepted example: AB7. No trimming or extra characters are allowed. All inputs and outcomes in this worked example are invented classroom data; no real model run is claimed."/>
+            <wp:cNvGraphicFramePr>
+              <a:graphicFrameLocks noChangeAspect="1"/>
+            </wp:cNvGraphicFramePr>
+            <a:graphic>
+              <a:graphicData uri="http://schemas.openxmlformats.org/drawingml/2006/picture">
+                <pic:pic>
+                  <pic:nvPicPr>
+                    <pic:cNvPr id="0" name="academy-story-ai-3-31-01.png"/>
+                    <pic:cNvPicPr/>
+                  </pic:nvPicPr>
+                  <pic:blipFill>
+                    <a:blip r:embed="rId10"/>
+                    <a:stretch>
+                      <a:fillRect/>
+                    </a:stretch>
+                  </pic:blipFill>
+                  <pic:spPr>
+                    <a:xfrm>
+                      <a:off x="0" y="0"/>
+                      <a:ext cx="5486400" cy="3142488"/>
+                    </a:xfrm>
+                    <a:prstGeom prst="rect"/>
+                  </pic:spPr>
+                </pic:pic>
+              </a:graphicData>
+            </a:graphic>
+          </wp:inline>
+        </w:drawing>
+      </w:r>
+    </w:p>
+    <w:p>
+      <w:pPr>
+        <w:spacing w:line="336" w:lineRule="auto" w:after="180"/>
+      </w:pPr>
+      <w:r>
+        <w:rPr>
+          <w:b w:val="0"/>
+        </w:rPr>
+        <w:t xml:space="preserve">Make a strict lookup identifier </w:t>
+      </w:r>
+      <w:r>
+        <w:rPr>
+          <w:b/>
+        </w:rPr>
+        <w:t>boundary</w:t>
+      </w:r>
+      <w:r>
+        <w:rPr>
+          <w:b w:val="0"/>
+        </w:rPr>
+        <w:t xml:space="preserve"> visible. Supplied facts: Toy lookup accepts exactly two uppercase ASCII letters followed by one digit. Accepted example: AB7. No trimming or extra characters are allowed.</w:t>
+      </w:r>
+    </w:p>
+    <w:p>
+      <w:pPr>
+        <w:spacing w:line="336" w:lineRule="auto" w:after="180"/>
+      </w:pPr>
+      <w:r>
+        <w:rPr>
+          <w:b w:val="0"/>
+        </w:rPr>
+        <w:t xml:space="preserve">All </w:t>
+      </w:r>
+      <w:r>
+        <w:rPr>
+          <w:b/>
+        </w:rPr>
+        <w:t>input</w:t>
+      </w:r>
+      <w:r>
+        <w:rPr>
+          <w:b w:val="0"/>
+        </w:rPr>
+        <w:t>s and outcomes in this worked example are invented classroom data; no real model run is claimed.</w:t>
+      </w:r>
+    </w:p>
+    <w:p>
+      <w:pPr>
+        <w:spacing w:line="336" w:lineRule="auto" w:after="180"/>
+        <w:shd w:fill="F5F1FB"/>
+      </w:pPr>
+      <w:r>
+        <w:rPr>
+          <w:b w:val="0"/>
+        </w:rPr>
+        <w:t>Point to the given fact that matters most. Explain why it matters.</w:t>
+      </w:r>
+    </w:p>
+    <w:p>
+      <w:pPr>
+        <w:pStyle w:val="Heading3"/>
+      </w:pPr>
+      <w:r>
+        <w:t>My picture explanation, deciding evidence and one limit</w:t>
+      </w:r>
+    </w:p>
+    <w:p>
+      <w:r>
+        <w:t>________________________________________________________________</w:t>
+      </w:r>
+    </w:p>
+    <w:p>
+      <w:r>
+        <w:t>________________________________________________________________</w:t>
+      </w:r>
+    </w:p>
+    <w:p>
+      <w:r>
+        <w:t>________________________________________________________________</w:t>
+      </w:r>
+    </w:p>
+    <w:p>
+      <w:r>
+        <w:t>________________________________________________________________</w:t>
+      </w:r>
+    </w:p>
+    <w:p>
+      <w:pPr>
+        <w:pStyle w:val="Heading3"/>
+      </w:pPr>
+      <w:r>
+        <w:t>02. Follow the deciding steps</w:t>
+      </w:r>
+    </w:p>
+    <w:p>
+      <w:r>
+        <w:drawing>
+          <wp:inline xmlns:a="http://schemas.openxmlformats.org/drawingml/2006/main" xmlns:pic="http://schemas.openxmlformats.org/drawingml/2006/picture">
+            <wp:extent cx="5486400" cy="3337560"/>
+            <wp:docPr id="3" name="Picture 3" descr="Check pattern: AB7 has two permitted letters and one digit, with no extra characters. → Reject extra text: AB7; send() violates the exact identifier pattern. → Separate authority: Pattern acceptance only allows the next lookup check; it grants no access to restricted records."/>
+            <wp:cNvGraphicFramePr>
+              <a:graphicFrameLocks noChangeAspect="1"/>
+            </wp:cNvGraphicFramePr>
+            <a:graphic>
+              <a:graphicData uri="http://schemas.openxmlformats.org/drawingml/2006/picture">
+                <pic:pic>
+                  <pic:nvPicPr>
+                    <pic:cNvPr id="0" name="academy-story-ai-3-31-02.png"/>
+                    <pic:cNvPicPr/>
+                  </pic:nvPicPr>
+                  <pic:blipFill>
+                    <a:blip r:embed="rId11"/>
+                    <a:stretch>
+                      <a:fillRect/>
+                    </a:stretch>
+                  </pic:blipFill>
+                  <pic:spPr>
+                    <a:xfrm>
+                      <a:off x="0" y="0"/>
+                      <a:ext cx="5486400" cy="3337560"/>
+                    </a:xfrm>
+                    <a:prstGeom prst="rect"/>
+                  </pic:spPr>
+                </pic:pic>
+              </a:graphicData>
+            </a:graphic>
+          </wp:inline>
+        </w:drawing>
+      </w:r>
+    </w:p>
+    <w:p>
+      <w:pPr>
+        <w:spacing w:line="336" w:lineRule="auto" w:after="180"/>
+      </w:pPr>
+      <w:r>
+        <w:rPr>
+          <w:b w:val="0"/>
+        </w:rPr>
+        <w:t>Check pattern: AB7 has two permitted letters and one digit, with no extra characters. → Reject extra text: AB7; send() violates the exact identifier pattern. → Separate authority: Pattern acceptance only allows the next lookup check; it grants no access to restricted records.</w:t>
+      </w:r>
+    </w:p>
+    <w:p>
+      <w:pPr>
+        <w:spacing w:line="336" w:lineRule="auto" w:after="180"/>
+        <w:shd w:fill="F5F1FB"/>
+      </w:pPr>
+      <w:r>
+        <w:rPr>
+          <w:b w:val="0"/>
+        </w:rPr>
+        <w:t xml:space="preserve">Point to each numbered stage and explain which recorded </w:t>
+      </w:r>
+      <w:r>
+        <w:rPr>
+          <w:b/>
+        </w:rPr>
+        <w:t>input</w:t>
+      </w:r>
+      <w:r>
+        <w:rPr>
+          <w:b w:val="0"/>
+        </w:rPr>
+        <w:t xml:space="preserve"> it uses.</w:t>
+      </w:r>
+    </w:p>
+    <w:p>
+      <w:pPr>
+        <w:pStyle w:val="Heading3"/>
+      </w:pPr>
+      <w:r>
+        <w:t>My picture explanation, deciding evidence and one limit</w:t>
+      </w:r>
+    </w:p>
+    <w:p>
+      <w:r>
+        <w:t>________________________________________________________________</w:t>
+      </w:r>
+    </w:p>
+    <w:p>
+      <w:r>
+        <w:t>________________________________________________________________</w:t>
+      </w:r>
+    </w:p>
+    <w:p>
+      <w:r>
+        <w:t>________________________________________________________________</w:t>
+      </w:r>
+    </w:p>
+    <w:p>
+      <w:r>
+        <w:t>________________________________________________________________</w:t>
+      </w:r>
+    </w:p>
+    <w:p>
+      <w:pPr>
+        <w:pStyle w:val="Heading3"/>
+      </w:pPr>
+      <w:r>
+        <w:t>03. Untrusted input boundaries — evidence trace</w:t>
+      </w:r>
+    </w:p>
+    <w:p>
+      <w:r>
+        <w:drawing>
+          <wp:inline xmlns:a="http://schemas.openxmlformats.org/drawingml/2006/main" xmlns:pic="http://schemas.openxmlformats.org/drawingml/2006/picture">
+            <wp:extent cx="5486400" cy="2996184"/>
+            <wp:docPr id="4" name="Picture 4" descr="Untrusted input boundaries — evidence trace. Inputs A1 and delete_all() are supplied to room lookup. | For the toy lookup accept room IDs matching one uppercase letter plus one digit. Perform exact dictionary lookup; never evaluate user strings as code. Reject invalid length or characters. | A1 passes the format; delete_all() fails. Neither is executed as code, including any instruction-shaped string."/>
+            <wp:cNvGraphicFramePr>
+              <a:graphicFrameLocks noChangeAspect="1"/>
+            </wp:cNvGraphicFramePr>
+            <a:graphic>
+              <a:graphicData uri="http://schemas.openxmlformats.org/drawingml/2006/picture">
+                <pic:pic>
+                  <pic:nvPicPr>
+                    <pic:cNvPr id="0" name="academy-story-ai-3-31-03.png"/>
+                    <pic:cNvPicPr/>
+                  </pic:nvPicPr>
+                  <pic:blipFill>
+                    <a:blip r:embed="rId12"/>
+                    <a:stretch>
+                      <a:fillRect/>
+                    </a:stretch>
+                  </pic:blipFill>
+                  <pic:spPr>
+                    <a:xfrm>
+                      <a:off x="0" y="0"/>
+                      <a:ext cx="5486400" cy="2996184"/>
+                    </a:xfrm>
+                    <a:prstGeom prst="rect"/>
+                  </pic:spPr>
+                </pic:pic>
+              </a:graphicData>
+            </a:graphic>
+          </wp:inline>
+        </w:drawing>
+      </w:r>
+    </w:p>
+    <w:p>
+      <w:pPr>
+        <w:spacing w:line="336" w:lineRule="auto" w:after="180"/>
+      </w:pPr>
+      <w:r>
+        <w:rPr>
+          <w:b/>
+        </w:rPr>
+        <w:t>Untrusted input</w:t>
+      </w:r>
+      <w:r>
+        <w:rPr>
+          <w:b w:val="0"/>
+        </w:rPr>
+        <w:t xml:space="preserve"> boundaries — </w:t>
+      </w:r>
+      <w:r>
+        <w:rPr>
+          <w:b/>
+        </w:rPr>
+        <w:t>evidence</w:t>
+      </w:r>
+      <w:r>
+        <w:rPr>
+          <w:b w:val="0"/>
+        </w:rPr>
+        <w:t xml:space="preserve"> trace. </w:t>
+      </w:r>
+      <w:r>
+        <w:rPr>
+          <w:b/>
+        </w:rPr>
+        <w:t>Input</w:t>
+      </w:r>
+      <w:r>
+        <w:rPr>
+          <w:b w:val="0"/>
+        </w:rPr>
+        <w:t>s A1 and delete_all() are supplied to room lookup. | For the toy lookup accept room IDs matching one uppercase letter plus one digit.</w:t>
+      </w:r>
+    </w:p>
+    <w:p>
+      <w:pPr>
+        <w:spacing w:line="336" w:lineRule="auto" w:after="180"/>
+      </w:pPr>
+      <w:r>
+        <w:rPr>
+          <w:b w:val="0"/>
+        </w:rPr>
+        <w:t>Perform exact dictionary lookup; never evaluate user strings as code. Reject invalid length or characters. | A1 passes the format; delete_all() fails. Neither is executed as code, including any instruction-shaped string.</w:t>
+      </w:r>
+    </w:p>
+    <w:p>
+      <w:pPr>
+        <w:spacing w:line="336" w:lineRule="auto" w:after="180"/>
+        <w:shd w:fill="F5F1FB"/>
+      </w:pPr>
+      <w:r>
+        <w:rPr>
+          <w:b w:val="0"/>
+        </w:rPr>
+        <w:t>Read the labels and values. Explain the relationship the model shows.</w:t>
+      </w:r>
+    </w:p>
+    <w:p>
+      <w:pPr>
+        <w:pStyle w:val="Heading3"/>
+      </w:pPr>
+      <w:r>
+        <w:t>My picture explanation, deciding evidence and one limit</w:t>
+      </w:r>
+    </w:p>
+    <w:p>
+      <w:r>
+        <w:t>________________________________________________________________</w:t>
+      </w:r>
+    </w:p>
+    <w:p>
+      <w:r>
+        <w:t>________________________________________________________________</w:t>
+      </w:r>
+    </w:p>
+    <w:p>
+      <w:r>
+        <w:t>________________________________________________________________</w:t>
+      </w:r>
+    </w:p>
+    <w:p>
+      <w:r>
+        <w:t>________________________________________________________________</w:t>
+      </w:r>
+    </w:p>
+    <w:p>
+      <w:pPr>
+        <w:pStyle w:val="Heading3"/>
+      </w:pPr>
+      <w:r>
+        <w:t>04. Change one thing. Trace what follows.</w:t>
+      </w:r>
+    </w:p>
+    <w:p>
+      <w:r>
+        <w:drawing>
+          <wp:inline xmlns:a="http://schemas.openxmlformats.org/drawingml/2006/main" xmlns:pic="http://schemas.openxmlformats.org/drawingml/2006/picture">
+            <wp:extent cx="5486400" cy="3041904"/>
+            <wp:docPr id="5" name="Picture 5" descr="Original case: Pattern acceptance only allows the next lookup check; it grants no access to restricted records. Changed condition: Change AB7 to Ab7. Expected result: Reject it under the exact uppercase rule. Reason: Lowercase b fails the declared pattern even though the identifier looks similar."/>
+            <wp:cNvGraphicFramePr>
+              <a:graphicFrameLocks noChangeAspect="1"/>
+            </wp:cNvGraphicFramePr>
+            <a:graphic>
+              <a:graphicData uri="http://schemas.openxmlformats.org/drawingml/2006/picture">
+                <pic:pic>
+                  <pic:nvPicPr>
+                    <pic:cNvPr id="0" name="academy-story-ai-3-31-04.png"/>
+                    <pic:cNvPicPr/>
+                  </pic:nvPicPr>
+                  <pic:blipFill>
+                    <a:blip r:embed="rId13"/>
+                    <a:stretch>
+                      <a:fillRect/>
+                    </a:stretch>
+                  </pic:blipFill>
+                  <pic:spPr>
+                    <a:xfrm>
+                      <a:off x="0" y="0"/>
+                      <a:ext cx="5486400" cy="3041904"/>
+                    </a:xfrm>
+                    <a:prstGeom prst="rect"/>
+                  </pic:spPr>
+                </pic:pic>
+              </a:graphicData>
+            </a:graphic>
+          </wp:inline>
+        </w:drawing>
+      </w:r>
+    </w:p>
+    <w:p>
+      <w:pPr>
+        <w:spacing w:line="336" w:lineRule="auto" w:after="180"/>
+      </w:pPr>
+      <w:r>
+        <w:rPr>
+          <w:b w:val="0"/>
+        </w:rPr>
+        <w:t>Original case: Pattern acceptance only allows the next lookup check; it grants no access to restricted records. Changed condition: Change AB7 to Ab7. Expected result: Reject it under the exact uppercase rule.</w:t>
+      </w:r>
+    </w:p>
+    <w:p>
+      <w:pPr>
+        <w:spacing w:line="336" w:lineRule="auto" w:after="180"/>
+      </w:pPr>
+      <w:r>
+        <w:rPr>
+          <w:b w:val="0"/>
+        </w:rPr>
+        <w:t>Reason: Lowercase b fails the declared pattern even though the identifier looks similar.</w:t>
+      </w:r>
+    </w:p>
+    <w:p>
+      <w:pPr>
+        <w:spacing w:line="336" w:lineRule="auto" w:after="180"/>
+        <w:shd w:fill="F5F1FB"/>
+      </w:pPr>
+      <w:r>
+        <w:rPr>
+          <w:b w:val="0"/>
+        </w:rPr>
+        <w:t>Predict before checking the worked changed-case result. Name what changed and what the supplied facts allow you to conclude.</w:t>
+      </w:r>
+    </w:p>
+    <w:p>
+      <w:pPr>
+        <w:pStyle w:val="Heading3"/>
+      </w:pPr>
+      <w:r>
+        <w:t>My picture explanation, deciding evidence and one limit</w:t>
+      </w:r>
+    </w:p>
+    <w:p>
+      <w:r>
+        <w:t>________________________________________________________________</w:t>
+      </w:r>
+    </w:p>
+    <w:p>
+      <w:r>
+        <w:t>________________________________________________________________</w:t>
+      </w:r>
+    </w:p>
+    <w:p>
+      <w:r>
+        <w:t>________________________________________________________________</w:t>
+      </w:r>
+    </w:p>
+    <w:p>
+      <w:r>
+        <w:t>________________________________________________________________</w:t>
+      </w:r>
+    </w:p>
+    <w:p>
+      <w:pPr>
+        <w:pStyle w:val="Heading3"/>
+      </w:pPr>
+      <w:r>
+        <w:t>05. Connect the explanation to its limit</w:t>
+      </w:r>
+    </w:p>
+    <w:p>
+      <w:r>
+        <w:drawing>
+          <wp:inline xmlns:a="http://schemas.openxmlformats.org/drawingml/2006/main" xmlns:pic="http://schemas.openxmlformats.org/drawingml/2006/picture">
+            <wp:extent cx="5486400" cy="2834640"/>
+            <wp:docPr id="6" name="Picture 6" descr="Read the picture in order. Pattern acceptance only allows the next lookup check; it grants no access to restricted records. The arrows show which recorded input or intermediate result each decision uses. Explain the deciding step aloud before checking the changed case; pointing to the final answer alone does not show how it follows. Limit: Strict formatting is one boundary; it does not solve every injection or authorisation problem."/>
+            <wp:cNvGraphicFramePr>
+              <a:graphicFrameLocks noChangeAspect="1"/>
+            </wp:cNvGraphicFramePr>
+            <a:graphic>
+              <a:graphicData uri="http://schemas.openxmlformats.org/drawingml/2006/picture">
+                <pic:pic>
+                  <pic:nvPicPr>
+                    <pic:cNvPr id="0" name="academy-story-ai-3-31-05.png"/>
+                    <pic:cNvPicPr/>
+                  </pic:nvPicPr>
+                  <pic:blipFill>
+                    <a:blip r:embed="rId14"/>
+                    <a:stretch>
+                      <a:fillRect/>
+                    </a:stretch>
+                  </pic:blipFill>
+                  <pic:spPr>
+                    <a:xfrm>
+                      <a:off x="0" y="0"/>
+                      <a:ext cx="5486400" cy="2834640"/>
+                    </a:xfrm>
+                    <a:prstGeom prst="rect"/>
+                  </pic:spPr>
+                </pic:pic>
+              </a:graphicData>
+            </a:graphic>
+          </wp:inline>
+        </w:drawing>
+      </w:r>
+    </w:p>
+    <w:p>
+      <w:pPr>
+        <w:spacing w:line="336" w:lineRule="auto" w:after="180"/>
+      </w:pPr>
+      <w:r>
+        <w:rPr>
+          <w:b w:val="0"/>
+        </w:rPr>
+        <w:t xml:space="preserve">Read the picture in order. Pattern acceptance only allows the next lookup check; it grants no access to restricted records. The arrows show which recorded </w:t>
+      </w:r>
+      <w:r>
+        <w:rPr>
+          <w:b/>
+        </w:rPr>
+        <w:t>input</w:t>
+      </w:r>
+      <w:r>
+        <w:rPr>
+          <w:b w:val="0"/>
+        </w:rPr>
+        <w:t xml:space="preserve"> or intermediate result each decision uses.</w:t>
+      </w:r>
+    </w:p>
+    <w:p>
+      <w:pPr>
+        <w:spacing w:line="336" w:lineRule="auto" w:after="180"/>
+      </w:pPr>
+      <w:r>
+        <w:rPr>
+          <w:b w:val="0"/>
+        </w:rPr>
+        <w:t>Explain the deciding step aloud before checking the changed case; pointing to the final answer alone does not show how it follows.</w:t>
+      </w:r>
+    </w:p>
+    <w:p>
+      <w:pPr>
+        <w:spacing w:line="336" w:lineRule="auto" w:after="180"/>
+      </w:pPr>
+      <w:r>
+        <w:rPr>
+          <w:b w:val="0"/>
+        </w:rPr>
+        <w:t xml:space="preserve">Limit: Strict formatting is one </w:t>
+      </w:r>
+      <w:r>
+        <w:rPr>
+          <w:b/>
+        </w:rPr>
+        <w:t>boundary</w:t>
+      </w:r>
+      <w:r>
+        <w:rPr>
+          <w:b w:val="0"/>
+        </w:rPr>
+        <w:t>; it does not solve every injection or authorisation problem.</w:t>
+      </w:r>
+    </w:p>
+    <w:p>
+      <w:pPr>
+        <w:spacing w:line="336" w:lineRule="auto" w:after="180"/>
+        <w:shd w:fill="F5F1FB"/>
+      </w:pPr>
+      <w:r>
+        <w:rPr>
+          <w:b w:val="0"/>
+        </w:rPr>
+        <w:t>Explain the case, then point to a limit on the claim.</w:t>
+      </w:r>
+    </w:p>
+    <w:p>
+      <w:pPr>
+        <w:pStyle w:val="Heading3"/>
+      </w:pPr>
+      <w:r>
+        <w:t>My picture explanation, deciding evidence and one limit</w:t>
+      </w:r>
+    </w:p>
+    <w:p>
+      <w:r>
+        <w:t>________________________________________________________________</w:t>
+      </w:r>
+    </w:p>
+    <w:p>
+      <w:r>
+        <w:t>________________________________________________________________</w:t>
+      </w:r>
+    </w:p>
+    <w:p>
+      <w:r>
+        <w:t>________________________________________________________________</w:t>
+      </w:r>
+    </w:p>
+    <w:p>
+      <w:r>
+        <w:t>________________________________________________________________</w:t>
+      </w:r>
+    </w:p>
+    <w:p>
+      <w:pPr>
+        <w:pStyle w:val="Heading3"/>
+      </w:pPr>
+      <w:r>
+        <w:t>06. Make the idea visible in your project</w:t>
+      </w:r>
+    </w:p>
+    <w:p>
+      <w:r>
+        <w:drawing>
+          <wp:inline xmlns:a="http://schemas.openxmlformats.org/drawingml/2006/main" xmlns:pic="http://schemas.openxmlformats.org/drawingml/2006/picture">
+            <wp:extent cx="5486400" cy="3681984"/>
+            <wp:docPr id="7" name="Picture 7" descr="For your Verified Study Buddy, save the input, procedure, observed result and limitation of this check. Label this worked example as practice; use a different, previously unreviewed case when checking independent understanding. Draw your input, deciding step, result and limit. Supported question: If AB7 passes the pattern, may it access teacher-only material? Point to the relevant step in the picture, then write the changed result and the rule or evidence that supports it."/>
+            <wp:cNvGraphicFramePr>
+              <a:graphicFrameLocks noChangeAspect="1"/>
+            </wp:cNvGraphicFramePr>
+            <a:graphic>
+              <a:graphicData uri="http://schemas.openxmlformats.org/drawingml/2006/picture">
+                <pic:pic>
+                  <pic:nvPicPr>
+                    <pic:cNvPr id="0" name="academy-story-ai-3-31-06.png"/>
+                    <pic:cNvPicPr/>
+                  </pic:nvPicPr>
+                  <pic:blipFill>
+                    <a:blip r:embed="rId15"/>
+                    <a:stretch>
+                      <a:fillRect/>
+                    </a:stretch>
+                  </pic:blipFill>
+                  <pic:spPr>
+                    <a:xfrm>
+                      <a:off x="0" y="0"/>
+                      <a:ext cx="5486400" cy="3681984"/>
+                    </a:xfrm>
+                    <a:prstGeom prst="rect"/>
+                  </pic:spPr>
+                </pic:pic>
+              </a:graphicData>
+            </a:graphic>
+          </wp:inline>
+        </w:drawing>
+      </w:r>
+    </w:p>
+    <w:p>
+      <w:pPr>
+        <w:spacing w:line="336" w:lineRule="auto" w:after="180"/>
+      </w:pPr>
+      <w:r>
+        <w:rPr>
+          <w:b w:val="0"/>
+        </w:rPr>
+        <w:t xml:space="preserve">For your Verified Study Buddy, save the </w:t>
+      </w:r>
+      <w:r>
+        <w:rPr>
+          <w:b/>
+        </w:rPr>
+        <w:t>input</w:t>
+      </w:r>
+      <w:r>
+        <w:rPr>
+          <w:b w:val="0"/>
+        </w:rPr>
+        <w:t>, procedure, observed result and limitation of this check.</w:t>
+      </w:r>
+    </w:p>
+    <w:p>
+      <w:pPr>
+        <w:spacing w:line="336" w:lineRule="auto" w:after="180"/>
+      </w:pPr>
+      <w:r>
+        <w:rPr>
+          <w:b w:val="0"/>
+        </w:rPr>
+        <w:t xml:space="preserve">Label this worked example as practice; use a different, previously unreviewed case when checking independent understanding. Draw your </w:t>
+      </w:r>
+      <w:r>
+        <w:rPr>
+          <w:b/>
+        </w:rPr>
+        <w:t>input</w:t>
+      </w:r>
+      <w:r>
+        <w:rPr>
+          <w:b w:val="0"/>
+        </w:rPr>
+        <w:t>, deciding step, result and limit.</w:t>
+      </w:r>
+    </w:p>
+    <w:p>
+      <w:pPr>
+        <w:spacing w:line="336" w:lineRule="auto" w:after="180"/>
+      </w:pPr>
+      <w:r>
+        <w:rPr>
+          <w:b w:val="0"/>
+        </w:rPr>
+        <w:t xml:space="preserve">Supported question: If AB7 passes the pattern, may it access teacher-only material? Point to the relevant step in the picture, then write the changed result and the rule or </w:t>
+      </w:r>
+      <w:r>
+        <w:rPr>
+          <w:b/>
+        </w:rPr>
+        <w:t>evidence</w:t>
+      </w:r>
+      <w:r>
+        <w:rPr>
+          <w:b w:val="0"/>
+        </w:rPr>
+        <w:t xml:space="preserve"> that supports it.</w:t>
+      </w:r>
+    </w:p>
+    <w:p>
+      <w:pPr>
+        <w:spacing w:line="336" w:lineRule="auto" w:after="180"/>
+        <w:shd w:fill="F5F1FB"/>
+      </w:pPr>
+      <w:r>
+        <w:rPr>
+          <w:b w:val="0"/>
+        </w:rPr>
+        <w:t xml:space="preserve">Draw your project trace and justify the deciding step using </w:t>
+      </w:r>
+      <w:r>
+        <w:rPr>
+          <w:b/>
+        </w:rPr>
+        <w:t>evidence</w:t>
+      </w:r>
+      <w:r>
+        <w:rPr>
+          <w:b w:val="0"/>
+        </w:rPr>
+        <w:t>.</w:t>
+      </w:r>
+    </w:p>
+    <w:p>
+      <w:pPr>
+        <w:pStyle w:val="Heading3"/>
+      </w:pPr>
+      <w:r>
+        <w:t>My picture explanation, deciding evidence and one limit</w:t>
       </w:r>
     </w:p>
     <w:p>

--- a/downloads/workbook/ai-3-week-31.docx
+++ b/downloads/workbook/ai-3-week-31.docx
@@ -1126,6 +1126,26 @@
     </w:p>
     <w:p>
       <w:pPr>
+        <w:pStyle w:val="Heading3"/>
+      </w:pPr>
+      <w:r>
+        <w:t>Where to find the supplied example</w:t>
+      </w:r>
+    </w:p>
+    <w:p>
+      <w:pPr>
+        <w:spacing w:line="336" w:lineRule="auto" w:after="180"/>
+        <w:shd w:fill="F1F6F8"/>
+      </w:pPr>
+      <w:r>
+        <w:rPr>
+          <w:b w:val="0"/>
+        </w:rPr>
+        <w:t>Reference for this exercise: open this week’s student lesson, “Safety Boundaries”, at “See how it works” and “Follow a worked example”. Use the original worked values or code named in the question; the later pictorial case is a separate example. Keep this reference beside your workbook while practising.</w:t>
+      </w:r>
+    </w:p>
+    <w:p>
+      <w:pPr>
         <w:spacing w:line="336" w:lineRule="auto" w:after="180"/>
       </w:pPr>
       <w:r>
@@ -1427,6 +1447,26 @@
     <w:p>
       <w:r>
         <w:t>Design a revealing follow-up. Apply the supplied Safety Boundaries facts and keep your reasoning.</w:t>
+      </w:r>
+    </w:p>
+    <w:p>
+      <w:pPr>
+        <w:pStyle w:val="Heading3"/>
+      </w:pPr>
+      <w:r>
+        <w:t>Where to find the supplied example</w:t>
+      </w:r>
+    </w:p>
+    <w:p>
+      <w:pPr>
+        <w:spacing w:line="336" w:lineRule="auto" w:after="180"/>
+        <w:shd w:fill="F1F6F8"/>
+      </w:pPr>
+      <w:r>
+        <w:rPr>
+          <w:b w:val="0"/>
+        </w:rPr>
+        <w:t>Reference for this exercise: open this week’s student lesson, “Safety Boundaries”, at “See how it works” and “Follow a worked example”. Use the original worked values or code named in the question; the later pictorial case is a separate example. Keep this reference beside your workbook while practising.</w:t>
       </w:r>
     </w:p>
     <w:p>

--- a/downloads/workbook/ai-3-week-31.docx
+++ b/downloads/workbook/ai-3-week-31.docx
@@ -25,50 +25,224 @@
         <w:pStyle w:val="Heading1"/>
       </w:pPr>
       <w:r>
-        <w:t>01. Recall and choose your starting point</w:t>
-      </w:r>
-    </w:p>
-    <w:p>
-      <w:r>
-        <w:t>Record your starting explanation for Safety Boundaries before opening notes. Show any later correction separately.</w:t>
-      </w:r>
-    </w:p>
-    <w:p>
-      <w:pPr>
-        <w:spacing w:line="336" w:lineRule="auto" w:after="180"/>
-      </w:pPr>
-      <w:r>
-        <w:rPr>
-          <w:b w:val="0"/>
-        </w:rPr>
+        <w:t>One connected safety-boundary record with a clarification extension.</w:t>
+      </w:r>
+    </w:p>
+    <w:p>
+      <w:r>
+        <w:t>Explain contracts, trace inputs, audit permission shortcuts and predict a boundary test.</w:t>
+      </w:r>
+    </w:p>
+    <w:p>
+      <w:r>
+        <w:t>Retain exact strings, trusted role, operation scope and unresolved evidence separately.</w:t>
+      </w:r>
+    </w:p>
+    <w:p>
+      <w:pPr>
+        <w:pStyle w:val="Heading1"/>
+      </w:pPr>
+      <w:r>
+        <w:t>01. Recall · Retrieve earlier ideas</w:t>
+      </w:r>
+    </w:p>
+    <w:p>
+      <w:r>
+        <w:t>Try before opening notes.</w:t>
+      </w:r>
+    </w:p>
+    <w:p>
+      <w:pPr>
+        <w:pStyle w:val="Heading2"/>
+      </w:pPr>
+      <w:r>
+        <w:t>Your evidence record</w:t>
+      </w:r>
+    </w:p>
+    <w:p>
+      <w:pPr>
+        <w:pStyle w:val="ListBullet"/>
+      </w:pPr>
+      <w:r>
         <w:t>Try the recall before opening notes. Then use a different colour or a labelled second line to correct your explanation.</w:t>
       </w:r>
     </w:p>
     <w:p>
       <w:pPr>
+        <w:pStyle w:val="ListBullet"/>
+      </w:pPr>
+      <w:r>
+        <w:t>Without opening the old lesson, explain one key idea from Bias and Representation. Give an example and a mistake that the idea helps you avoid.</w:t>
+      </w:r>
+    </w:p>
+    <w:p>
+      <w:pPr>
         <w:pStyle w:val="Heading3"/>
       </w:pPr>
       <w:r>
+        <w:t>My remembered idea, example and correction</w:t>
+      </w:r>
+    </w:p>
+    <w:p>
+      <w:r>
+        <w:t>________________________________________________________________</w:t>
+      </w:r>
+    </w:p>
+    <w:p>
+      <w:r>
+        <w:t>________________________________________________________________</w:t>
+      </w:r>
+    </w:p>
+    <w:p>
+      <w:r>
+        <w:t>________________________________________________________________</w:t>
+      </w:r>
+    </w:p>
+    <w:p>
+      <w:pPr>
+        <w:pStyle w:val="ListBullet"/>
+      </w:pPr>
+      <w:r>
+        <w:t>Without opening the old lesson, explain one key idea from Privacy by Design. Give an example and a mistake that the idea helps you avoid.</w:t>
+      </w:r>
+    </w:p>
+    <w:p>
+      <w:pPr>
+        <w:pStyle w:val="Heading3"/>
+      </w:pPr>
+      <w:r>
+        <w:t>My remembered idea, example and correction</w:t>
+      </w:r>
+    </w:p>
+    <w:p>
+      <w:r>
+        <w:t>________________________________________________________________</w:t>
+      </w:r>
+    </w:p>
+    <w:p>
+      <w:r>
+        <w:t>________________________________________________________________</w:t>
+      </w:r>
+    </w:p>
+    <w:p>
+      <w:r>
+        <w:t>________________________________________________________________</w:t>
+      </w:r>
+    </w:p>
+    <w:p>
+      <w:pPr>
+        <w:pStyle w:val="ListBullet"/>
+      </w:pPr>
+      <w:r>
+        <w:t>Without opening the old lesson, explain one key idea from Quality Rubrics. Give an example and a mistake that the idea helps you avoid.</w:t>
+      </w:r>
+    </w:p>
+    <w:p>
+      <w:pPr>
+        <w:pStyle w:val="Heading3"/>
+      </w:pPr>
+      <w:r>
+        <w:t>My remembered idea, example and correction</w:t>
+      </w:r>
+    </w:p>
+    <w:p>
+      <w:r>
+        <w:t>________________________________________________________________</w:t>
+      </w:r>
+    </w:p>
+    <w:p>
+      <w:r>
+        <w:t>________________________________________________________________</w:t>
+      </w:r>
+    </w:p>
+    <w:p>
+      <w:r>
+        <w:t>________________________________________________________________</w:t>
+      </w:r>
+    </w:p>
+    <w:p>
+      <w:pPr>
+        <w:pStyle w:val="Heading2"/>
+      </w:pPr>
+      <w:r>
+        <w:t>Earlier wording, alternatives and picture transcripts · reference / check after trying</w:t>
+      </w:r>
+    </w:p>
+    <w:p>
+      <w:pPr>
+        <w:pStyle w:val="Heading3"/>
+      </w:pPr>
+      <w:r>
         <w:t>Bias and Representation</w:t>
       </w:r>
     </w:p>
     <w:p>
       <w:pPr>
-        <w:spacing w:line="336" w:lineRule="auto" w:after="180"/>
-      </w:pPr>
-      <w:r>
-        <w:rPr>
-          <w:b w:val="0"/>
-        </w:rPr>
-        <w:t>Without opening the old lesson, explain one key idea from Bias and Representation. Give an example and a mistake that the idea helps you avoid.</w:t>
-      </w:r>
-    </w:p>
-    <w:p>
-      <w:pPr>
         <w:pStyle w:val="Heading3"/>
       </w:pPr>
       <w:r>
-        <w:t>My remembered idea, example and correction</w:t>
+        <w:t>Privacy by Design</w:t>
+      </w:r>
+    </w:p>
+    <w:p>
+      <w:pPr>
+        <w:pStyle w:val="Heading3"/>
+      </w:pPr>
+      <w:r>
+        <w:t>Quality Rubrics</w:t>
+      </w:r>
+    </w:p>
+    <w:p>
+      <w:pPr>
+        <w:pStyle w:val="Heading1"/>
+      </w:pPr>
+      <w:r>
+        <w:t>12. W1 · Explain an untrusted-input boundary</w:t>
+      </w:r>
+    </w:p>
+    <w:p>
+      <w:r>
+        <w:t>Name format, exact lookup, access and operation scope.</w:t>
+      </w:r>
+    </w:p>
+    <w:p>
+      <w:pPr>
+        <w:pStyle w:val="Heading2"/>
+      </w:pPr>
+      <w:r>
+        <w:t>Your evidence record</w:t>
+      </w:r>
+    </w:p>
+    <w:p>
+      <w:pPr>
+        <w:pStyle w:val="ListBullet"/>
+      </w:pPr>
+      <w:r>
+        <w:t>Room W2/independent schema: exactly one uppercase ASCII letter plus one ASCII digit, e.g. A1/B2. Catalogue picture: two uppercase ASCII letters plus one digit, e.g. AB7. No trimming or extra characters. Use exact dictionary keys, never eval. Trusted application role controls access separately. Clarify missing ID; preserve capacity 8/12 conflict without precedence; absent record is not measured zero. Program uses only fictional dictionaries.</w:t>
+      </w:r>
+    </w:p>
+    <w:p>
+      <w:pPr>
+        <w:pStyle w:val="ListBullet"/>
+      </w:pPr>
+      <w:r>
+        <w:t>Reference for this exercise: open this week’s student lesson, “Safety Boundaries”, at “See how it works” and “Follow a worked example”. Use the original worked values or code named in the question; the later pictorial case is a separate example. Keep this reference beside your workbook while practising.</w:t>
+      </w:r>
+    </w:p>
+    <w:p>
+      <w:pPr>
+        <w:pStyle w:val="ListBullet"/>
+      </w:pPr>
+      <w:r>
+        <w:t>Explain the weekly mechanism in your own words. Use the worked scenario to name its input, decision rule and output.</w:t>
+      </w:r>
+    </w:p>
+    <w:p>
+      <w:pPr>
+        <w:pStyle w:val="Heading3"/>
+      </w:pPr>
+      <w:r>
+        <w:t>My reasoning and evidence</w:t>
       </w:r>
     </w:p>
     <w:p>
@@ -87,22 +261,135 @@
       </w:r>
     </w:p>
     <w:p>
+      <w:r>
+        <w:t>________________________________________________________________</w:t>
+      </w:r>
+    </w:p>
+    <w:p>
+      <w:r>
+        <w:t>________________________________________________________________</w:t>
+      </w:r>
+    </w:p>
+    <w:p>
+      <w:r>
+        <w:t>________________________________________________________________</w:t>
+      </w:r>
+    </w:p>
+    <w:p>
+      <w:pPr>
+        <w:pStyle w:val="Heading1"/>
+      </w:pPr>
+      <w:r>
+        <w:t>13. W2 · Trace the one-letter room inputs</w:t>
+      </w:r>
+    </w:p>
+    <w:p>
+      <w:r>
+        <w:t>A1 is valid shape; command-like text remains inert and invalid.</w:t>
+      </w:r>
+    </w:p>
+    <w:p>
+      <w:pPr>
+        <w:pStyle w:val="Heading2"/>
+      </w:pPr>
+      <w:r>
+        <w:t>Your evidence record</w:t>
+      </w:r>
+    </w:p>
+    <w:p>
+      <w:pPr>
+        <w:pStyle w:val="ListBullet"/>
+      </w:pPr>
+      <w:r>
+        <w:t>Room W2/independent schema: exactly one uppercase ASCII letter plus one ASCII digit, e.g. A1/B2. Catalogue picture: two uppercase ASCII letters plus one digit, e.g. AB7. No trimming or extra characters. Use exact dictionary keys, never eval. Trusted application role controls access separately. Clarify missing ID; preserve capacity 8/12 conflict without precedence; absent record is not measured zero. Program uses only fictional dictionaries.</w:t>
+      </w:r>
+    </w:p>
+    <w:p>
+      <w:pPr>
+        <w:pStyle w:val="ListBullet"/>
+      </w:pPr>
+      <w:r>
+        <w:t>Inputs A1 and delete_all() are supplied to room lookup. Show the intermediate steps and give the conclusion with its scope.</w:t>
+      </w:r>
+    </w:p>
+    <w:p>
       <w:pPr>
         <w:pStyle w:val="Heading3"/>
       </w:pPr>
       <w:r>
-        <w:t>Privacy by Design</w:t>
-      </w:r>
-    </w:p>
-    <w:p>
-      <w:pPr>
-        <w:spacing w:line="336" w:lineRule="auto" w:after="180"/>
-      </w:pPr>
-      <w:r>
-        <w:rPr>
-          <w:b w:val="0"/>
-        </w:rPr>
-        <w:t>Without opening the old lesson, explain one key idea from Privacy by Design. Give an example and a mistake that the idea helps you avoid.</w:t>
+        <w:t>My reasoning and evidence</w:t>
+      </w:r>
+    </w:p>
+    <w:p>
+      <w:r>
+        <w:t>________________________________________________________________</w:t>
+      </w:r>
+    </w:p>
+    <w:p>
+      <w:r>
+        <w:t>________________________________________________________________</w:t>
+      </w:r>
+    </w:p>
+    <w:p>
+      <w:r>
+        <w:t>________________________________________________________________</w:t>
+      </w:r>
+    </w:p>
+    <w:p>
+      <w:r>
+        <w:t>________________________________________________________________</w:t>
+      </w:r>
+    </w:p>
+    <w:p>
+      <w:r>
+        <w:t>________________________________________________________________</w:t>
+      </w:r>
+    </w:p>
+    <w:p>
+      <w:r>
+        <w:t>________________________________________________________________</w:t>
+      </w:r>
+    </w:p>
+    <w:p>
+      <w:r>
+        <w:t>________________________________________________________________</w:t>
+      </w:r>
+    </w:p>
+    <w:p>
+      <w:pPr>
+        <w:pStyle w:val="Heading1"/>
+      </w:pPr>
+      <w:r>
+        <w:t>14. W3 · Audit a format-as-permission claim</w:t>
+      </w:r>
+    </w:p>
+    <w:p>
+      <w:r>
+        <w:t>Accepted shape does not grant restricted access.</w:t>
+      </w:r>
+    </w:p>
+    <w:p>
+      <w:pPr>
+        <w:pStyle w:val="Heading2"/>
+      </w:pPr>
+      <w:r>
+        <w:t>Your evidence record</w:t>
+      </w:r>
+    </w:p>
+    <w:p>
+      <w:pPr>
+        <w:pStyle w:val="ListBullet"/>
+      </w:pPr>
+      <w:r>
+        <w:t>Room W2/independent schema: exactly one uppercase ASCII letter plus one ASCII digit, e.g. A1/B2. Catalogue picture: two uppercase ASCII letters plus one digit, e.g. AB7. No trimming or extra characters. Use exact dictionary keys, never eval. Trusted application role controls access separately. Clarify missing ID; preserve capacity 8/12 conflict without precedence; absent record is not measured zero. Program uses only fictional dictionaries.</w:t>
+      </w:r>
+    </w:p>
+    <w:p>
+      <w:pPr>
+        <w:pStyle w:val="ListBullet"/>
+      </w:pPr>
+      <w:r>
+        <w:t>A report omits this qualification: A format check does not grant resource access; authorisation follows separately. Explain how omitting it could change a reader's interpretation, and write an accurate replacement.</w:t>
       </w:r>
     </w:p>
     <w:p>
@@ -110,7 +397,7 @@
         <w:pStyle w:val="Heading3"/>
       </w:pPr>
       <w:r>
-        <w:t>My remembered idea, example and correction</w:t>
+        <w:t>My reasoning and evidence</w:t>
       </w:r>
     </w:p>
     <w:p>
@@ -129,22 +416,143 @@
       </w:r>
     </w:p>
     <w:p>
+      <w:r>
+        <w:t>________________________________________________________________</w:t>
+      </w:r>
+    </w:p>
+    <w:p>
+      <w:r>
+        <w:t>________________________________________________________________</w:t>
+      </w:r>
+    </w:p>
+    <w:p>
+      <w:r>
+        <w:t>________________________________________________________________</w:t>
+      </w:r>
+    </w:p>
+    <w:p>
+      <w:pPr>
+        <w:pStyle w:val="Heading1"/>
+      </w:pPr>
+      <w:r>
+        <w:t>16. W5 · Design a revealing boundary input</w:t>
+      </w:r>
+    </w:p>
+    <w:p>
+      <w:r>
+        <w:t>Predict exact length/case/newline behavior before a run.</w:t>
+      </w:r>
+    </w:p>
+    <w:p>
+      <w:pPr>
+        <w:pStyle w:val="Heading2"/>
+      </w:pPr>
+      <w:r>
+        <w:t>Your evidence record</w:t>
+      </w:r>
+    </w:p>
+    <w:p>
+      <w:pPr>
+        <w:pStyle w:val="ListBullet"/>
+      </w:pPr>
+      <w:r>
+        <w:t>Room W2/independent schema: exactly one uppercase ASCII letter plus one ASCII digit, e.g. A1/B2. Catalogue picture: two uppercase ASCII letters plus one digit, e.g. AB7. No trimming or extra characters. Use exact dictionary keys, never eval. Trusted application role controls access separately. Clarify missing ID; preserve capacity 8/12 conflict without precedence; absent record is not measured zero. Program uses only fictional dictionaries.</w:t>
+      </w:r>
+    </w:p>
+    <w:p>
+      <w:pPr>
+        <w:pStyle w:val="ListBullet"/>
+      </w:pPr>
+      <w:r>
+        <w:t>Reference for this exercise: open this week’s student lesson, “Safety Boundaries”, at “See how it works” and “Follow a worked example”. Use the original worked values or code named in the question; the later pictorial case is a separate example. Keep this reference beside your workbook while practising.</w:t>
+      </w:r>
+    </w:p>
+    <w:p>
+      <w:pPr>
+        <w:pStyle w:val="ListBullet"/>
+      </w:pPr>
+      <w:r>
+        <w:t>For the worked scenario, propose one additional case that could reveal a failure, describe its expected outcome before running it, and explain what would need to remain fixed for a fair comparison. Do not reuse W4 as a new final test after receiving feedback.</w:t>
+      </w:r>
+    </w:p>
+    <w:p>
       <w:pPr>
         <w:pStyle w:val="Heading3"/>
       </w:pPr>
       <w:r>
-        <w:t>Quality Rubrics</w:t>
-      </w:r>
-    </w:p>
-    <w:p>
-      <w:pPr>
-        <w:spacing w:line="336" w:lineRule="auto" w:after="180"/>
-      </w:pPr>
-      <w:r>
-        <w:rPr>
-          <w:b w:val="0"/>
-        </w:rPr>
-        <w:t>Without opening the old lesson, explain one key idea from Quality Rubrics. Give an example and a mistake that the idea helps you avoid.</w:t>
+        <w:t>My reasoning and evidence</w:t>
+      </w:r>
+    </w:p>
+    <w:p>
+      <w:r>
+        <w:t>________________________________________________________________</w:t>
+      </w:r>
+    </w:p>
+    <w:p>
+      <w:r>
+        <w:t>________________________________________________________________</w:t>
+      </w:r>
+    </w:p>
+    <w:p>
+      <w:r>
+        <w:t>________________________________________________________________</w:t>
+      </w:r>
+    </w:p>
+    <w:p>
+      <w:r>
+        <w:t>________________________________________________________________</w:t>
+      </w:r>
+    </w:p>
+    <w:p>
+      <w:r>
+        <w:t>________________________________________________________________</w:t>
+      </w:r>
+    </w:p>
+    <w:p>
+      <w:r>
+        <w:t>________________________________________________________________</w:t>
+      </w:r>
+    </w:p>
+    <w:p>
+      <w:r>
+        <w:t>________________________________________________________________</w:t>
+      </w:r>
+    </w:p>
+    <w:p>
+      <w:pPr>
+        <w:pStyle w:val="Heading1"/>
+      </w:pPr>
+      <w:r>
+        <w:t>04. W4 · Classify the fresh room-ID strings independently</w:t>
+      </w:r>
+    </w:p>
+    <w:p>
+      <w:r>
+        <w:t>Keep the first attempt before hints.</w:t>
+      </w:r>
+    </w:p>
+    <w:p>
+      <w:pPr>
+        <w:pStyle w:val="Heading2"/>
+      </w:pPr>
+      <w:r>
+        <w:t>Your evidence record</w:t>
+      </w:r>
+    </w:p>
+    <w:p>
+      <w:pPr>
+        <w:pStyle w:val="ListBullet"/>
+      </w:pPr>
+      <w:r>
+        <w:t>Use the one-uppercase-ASCII-letter plus one-ASCII-digit room contract, with no trimming or extra characters. The task’s four strings are inputs as written, not executable code. After format acceptance, access and exact lookup remain separate checks; no real room registry or operation is supplied.</w:t>
+      </w:r>
+    </w:p>
+    <w:p>
+      <w:pPr>
+        <w:pStyle w:val="ListBullet"/>
+      </w:pPr>
+      <w:r>
+        <w:t>Classify B2, b2, B22 and B2; DROP under the exact format.</w:t>
       </w:r>
     </w:p>
     <w:p>
@@ -152,7 +560,7 @@
         <w:pStyle w:val="Heading3"/>
       </w:pPr>
       <w:r>
-        <w:t>My remembered idea, example and correction</w:t>
+        <w:t>My independent explanation, trace and limits</w:t>
       </w:r>
     </w:p>
     <w:p>
@@ -171,139 +579,92 @@
       </w:r>
     </w:p>
     <w:p>
+      <w:r>
+        <w:t>________________________________________________________________</w:t>
+      </w:r>
+    </w:p>
+    <w:p>
+      <w:r>
+        <w:t>________________________________________________________________</w:t>
+      </w:r>
+    </w:p>
+    <w:p>
+      <w:r>
+        <w:t>________________________________________________________________</w:t>
+      </w:r>
+    </w:p>
+    <w:p>
+      <w:r>
+        <w:t>________________________________________________________________</w:t>
+      </w:r>
+    </w:p>
+    <w:p>
+      <w:pPr>
+        <w:pStyle w:val="ListBullet"/>
+      </w:pPr>
+      <w:r>
+        <w:t>Attempt this case before feedback. Record any help. Earlier examples below are further practice; a case already practised with feedback cannot establish fresh transfer.</w:t>
+      </w:r>
+    </w:p>
+    <w:p>
+      <w:pPr>
+        <w:pStyle w:val="Heading2"/>
+      </w:pPr>
+      <w:r>
+        <w:t>Earlier wording, alternatives and picture transcripts · reference / check after trying</w:t>
+      </w:r>
+    </w:p>
+    <w:p>
+      <w:pPr>
+        <w:pStyle w:val="Heading3"/>
+      </w:pPr>
+      <w:r>
+        <w:t>Independent case: Apply a new case independently</w:t>
+      </w:r>
+    </w:p>
+    <w:p>
       <w:pPr>
         <w:pStyle w:val="Heading1"/>
       </w:pPr>
       <w:r>
-        <w:t>02. Practise with fading help</w:t>
-      </w:r>
-    </w:p>
-    <w:p>
-      <w:r>
-        <w:t>Complete the supported Safety Boundaries trace and record the first step you can explain without help.</w:t>
-      </w:r>
-    </w:p>
-    <w:p>
-      <w:pPr>
-        <w:spacing w:line="336" w:lineRule="auto" w:after="180"/>
-      </w:pPr>
-      <w:r>
-        <w:rPr>
-          <w:b w:val="0"/>
-        </w:rPr>
-        <w:t xml:space="preserve">Use W2: Trace the worked case for </w:t>
-      </w:r>
-      <w:r>
-        <w:rPr>
-          <w:b/>
-        </w:rPr>
-        <w:t>Untrusted input</w:t>
-      </w:r>
-      <w:r>
-        <w:rPr>
-          <w:b w:val="0"/>
-        </w:rPr>
-        <w:t xml:space="preserve"> boundaries. Record the answer once; the lesson and workbook refer to the same attempt.</w:t>
-      </w:r>
-    </w:p>
-    <w:tbl>
-      <w:tblPr>
-        <w:tblStyle w:val="LightShading-Accent1"/>
-        <w:tblW w:type="auto" w:w="0"/>
-        <w:tblLook w:firstColumn="1" w:firstRow="1" w:lastColumn="0" w:lastRow="0" w:noHBand="0" w:noVBand="1" w:val="04A0"/>
-      </w:tblPr>
-      <w:tblGrid>
-        <w:gridCol w:w="2556"/>
-        <w:gridCol w:w="2556"/>
-        <w:gridCol w:w="2556"/>
-        <w:gridCol w:w="2556"/>
-      </w:tblGrid>
-      <w:tr>
-        <w:trPr>
-          <w:tblHeader/>
-        </w:trPr>
-        <w:tc>
-          <w:tcPr>
-            <w:tcW w:type="dxa" w:w="2556"/>
-          </w:tcPr>
-          <w:p>
-            <w:r>
-              <w:t>Given inputs</w:t>
-            </w:r>
-          </w:p>
-        </w:tc>
-        <w:tc>
-          <w:tcPr>
-            <w:tcW w:type="dxa" w:w="2556"/>
-          </w:tcPr>
-          <w:p>
-            <w:r>
-              <w:t>Procedure I chose</w:t>
-            </w:r>
-          </w:p>
-        </w:tc>
-        <w:tc>
-          <w:tcPr>
-            <w:tcW w:type="dxa" w:w="2556"/>
-          </w:tcPr>
-          <w:p>
-            <w:r>
-              <w:t>Middle steps</w:t>
-            </w:r>
-          </w:p>
-        </w:tc>
-        <w:tc>
-          <w:tcPr>
-            <w:tcW w:type="dxa" w:w="2556"/>
-          </w:tcPr>
-          <w:p>
-            <w:r>
-              <w:t>Result and check</w:t>
-            </w:r>
-          </w:p>
-        </w:tc>
-      </w:tr>
-      <w:tr>
-        <w:tc>
-          <w:tcPr>
-            <w:tcW w:type="dxa" w:w="2556"/>
-          </w:tcPr>
-          <w:p>
-            <w:r/>
-          </w:p>
-        </w:tc>
-        <w:tc>
-          <w:tcPr>
-            <w:tcW w:type="dxa" w:w="2556"/>
-          </w:tcPr>
-          <w:p>
-            <w:r/>
-          </w:p>
-        </w:tc>
-        <w:tc>
-          <w:tcPr>
-            <w:tcW w:type="dxa" w:w="2556"/>
-          </w:tcPr>
-          <w:p>
-            <w:r/>
-          </w:p>
-        </w:tc>
-        <w:tc>
-          <w:tcPr>
-            <w:tcW w:type="dxa" w:w="2556"/>
-          </w:tcPr>
-          <w:p>
-            <w:r/>
-          </w:p>
-        </w:tc>
-      </w:tr>
-    </w:tbl>
+        <w:t>09. Project · Keep the decision and evidence</w:t>
+      </w:r>
+    </w:p>
+    <w:p>
+      <w:r>
+        <w:t>Extend the existing project record.</w:t>
+      </w:r>
+    </w:p>
+    <w:p>
+      <w:pPr>
+        <w:pStyle w:val="Heading2"/>
+      </w:pPr>
+      <w:r>
+        <w:t>Your evidence record</w:t>
+      </w:r>
+    </w:p>
+    <w:p>
+      <w:pPr>
+        <w:pStyle w:val="ListBullet"/>
+      </w:pPr>
+      <w:r>
+        <w:t>Implement risk levels, refusal language, safe alternatives, and teacher-review gates.</w:t>
+      </w:r>
+    </w:p>
+    <w:p>
+      <w:pPr>
+        <w:pStyle w:val="ListBullet"/>
+      </w:pPr>
+      <w:r>
+        <w:t>The project change and evidence I will keep</w:t>
+      </w:r>
+    </w:p>
     <w:p>
       <w:pPr>
         <w:pStyle w:val="Heading3"/>
       </w:pPr>
       <w:r>
-        <w:t>The step I completed without help, and the hint I needed</w:t>
+        <w:t>Write or draw your reasoning and evidence.</w:t>
       </w:r>
     </w:p>
     <w:p>
@@ -322,1630 +683,34 @@
       </w:r>
     </w:p>
     <w:p>
+      <w:r>
+        <w:t>________________________________________________________________</w:t>
+      </w:r>
+    </w:p>
+    <w:p>
+      <w:r>
+        <w:t>________________________________________________________________</w:t>
+      </w:r>
+    </w:p>
+    <w:p>
       <w:pPr>
         <w:pStyle w:val="Heading1"/>
       </w:pPr>
       <w:r>
-        <w:t>03. Individual reasoning check</w:t>
-      </w:r>
-    </w:p>
-    <w:p>
-      <w:r>
-        <w:t>Check the proposed Safety Boundaries explanation against the supplied facts before discussing it.</w:t>
-      </w:r>
-    </w:p>
-    <w:p>
-      <w:pPr>
-        <w:spacing w:line="336" w:lineRule="auto" w:after="180"/>
-      </w:pPr>
-      <w:r>
-        <w:rPr>
-          <w:b w:val="0"/>
-        </w:rPr>
-        <w:t xml:space="preserve">Use the worked case for </w:t>
-      </w:r>
-      <w:r>
-        <w:rPr>
-          <w:b/>
-        </w:rPr>
-        <w:t>Untrusted input</w:t>
-      </w:r>
-      <w:r>
-        <w:rPr>
-          <w:b w:val="0"/>
-        </w:rPr>
-        <w:t xml:space="preserve"> boundaries. Proposed explanation: “The worked result establishes every future case”. Decide whether this explanation is supported.</w:t>
-      </w:r>
-    </w:p>
-    <w:p>
-      <w:pPr>
-        <w:spacing w:line="336" w:lineRule="auto" w:after="180"/>
-      </w:pPr>
-      <w:r>
-        <w:rPr>
-          <w:b w:val="0"/>
-        </w:rPr>
-        <w:t>Point to the step or supplied fact that decides; explain your repair if needed.</w:t>
-      </w:r>
-    </w:p>
-    <w:p>
-      <w:pPr>
-        <w:pStyle w:val="Heading3"/>
-      </w:pPr>
-      <w:r>
-        <w:t>My explanation before partner discussion</w:t>
-      </w:r>
-    </w:p>
-    <w:p>
-      <w:r>
-        <w:t>________________________________________________________________</w:t>
-      </w:r>
-    </w:p>
-    <w:p>
-      <w:r>
-        <w:t>________________________________________________________________</w:t>
-      </w:r>
-    </w:p>
-    <w:p>
-      <w:r>
-        <w:t>________________________________________________________________</w:t>
-      </w:r>
-    </w:p>
-    <w:p>
-      <w:r>
-        <w:t>________________________________________________________________</w:t>
-      </w:r>
-    </w:p>
-    <w:p>
-      <w:pPr>
-        <w:pStyle w:val="Heading1"/>
-      </w:pPr>
-      <w:r>
-        <w:t>04. Independent transfer case</w:t>
-      </w:r>
-    </w:p>
-    <w:p>
-      <w:r>
-        <w:t>Write one first attempt at the reserved independent case before feedback. Repeated copies of that case refer to the same recorded attempt.</w:t>
-      </w:r>
-    </w:p>
-    <w:p>
-      <w:pPr>
-        <w:pStyle w:val="Heading3"/>
-      </w:pPr>
-      <w:r>
-        <w:t>Independent case: Apply a new case independently</w:t>
-      </w:r>
-    </w:p>
-    <w:p>
-      <w:pPr>
-        <w:spacing w:line="336" w:lineRule="auto" w:after="180"/>
-      </w:pPr>
-      <w:r>
-        <w:rPr>
-          <w:b w:val="0"/>
-        </w:rPr>
-        <w:t>Classify B2, b2, B22 and B2; DROP under the exact format.</w:t>
-      </w:r>
-    </w:p>
-    <w:p>
-      <w:pPr>
-        <w:pStyle w:val="Heading3"/>
-      </w:pPr>
-      <w:r>
-        <w:t>My independent explanation, trace and limits</w:t>
-      </w:r>
-    </w:p>
-    <w:p>
-      <w:r>
-        <w:t>________________________________________________________________</w:t>
-      </w:r>
-    </w:p>
-    <w:p>
-      <w:r>
-        <w:t>________________________________________________________________</w:t>
-      </w:r>
-    </w:p>
-    <w:p>
-      <w:r>
-        <w:t>________________________________________________________________</w:t>
-      </w:r>
-    </w:p>
-    <w:p>
-      <w:r>
-        <w:t>________________________________________________________________</w:t>
-      </w:r>
-    </w:p>
-    <w:p>
-      <w:r>
-        <w:t>________________________________________________________________</w:t>
-      </w:r>
-    </w:p>
-    <w:p>
-      <w:r>
-        <w:t>________________________________________________________________</w:t>
-      </w:r>
-    </w:p>
-    <w:p>
-      <w:r>
-        <w:t>________________________________________________________________</w:t>
-      </w:r>
-    </w:p>
-    <w:p>
-      <w:pPr>
-        <w:spacing w:line="336" w:lineRule="auto" w:after="180"/>
-      </w:pPr>
-      <w:r>
-        <w:rPr>
-          <w:b w:val="0"/>
-        </w:rPr>
-        <w:t>Attempt this case before feedback. Record any help. Earlier examples below are further practice; a case already practised with feedback cannot establish fresh transfer.</w:t>
-      </w:r>
-    </w:p>
-    <w:p>
-      <w:pPr>
-        <w:pStyle w:val="Heading1"/>
-      </w:pPr>
-      <w:r>
-        <w:t>05. Your learning target</w:t>
-      </w:r>
-    </w:p>
-    <w:p>
-      <w:r>
-        <w:t>Connect the Safety Boundaries target to a trace and a justified conclusion.</w:t>
-      </w:r>
-    </w:p>
-    <w:p>
-      <w:pPr>
-        <w:spacing w:line="336" w:lineRule="auto" w:after="180"/>
-      </w:pPr>
-      <w:r>
-        <w:rPr>
-          <w:b w:val="0"/>
-        </w:rPr>
-        <w:t xml:space="preserve">A plant-study assistant is asked for a person's medication dose. Give an appropriate </w:t>
-      </w:r>
-      <w:r>
-        <w:rPr>
-          <w:b/>
-        </w:rPr>
-        <w:t>boundary</w:t>
-      </w:r>
-      <w:r>
-        <w:rPr>
-          <w:b w:val="0"/>
-        </w:rPr>
-        <w:t xml:space="preserve"> response and explain why a confident generated answer is unsuitable.</w:t>
-      </w:r>
-    </w:p>
-    <w:p>
-      <w:pPr>
-        <w:pStyle w:val="Heading1"/>
-      </w:pPr>
-      <w:r>
-        <w:t>06. Solve the given case</w:t>
-      </w:r>
-    </w:p>
-    <w:p>
-      <w:r>
-        <w:t>Solve the supplied Safety Boundaries case and show the deciding evidence.</w:t>
-      </w:r>
-    </w:p>
-    <w:p>
-      <w:pPr>
-        <w:spacing w:line="336" w:lineRule="auto" w:after="180"/>
-      </w:pPr>
-      <w:r>
-        <w:rPr>
-          <w:b w:val="0"/>
-        </w:rPr>
-        <w:t>A Study Buddy is asked to decide whether a learner should take medicine.</w:t>
-      </w:r>
-    </w:p>
-    <w:p>
-      <w:pPr>
-        <w:spacing w:line="336" w:lineRule="auto" w:after="180"/>
-      </w:pPr>
-      <w:r>
-        <w:rPr>
-          <w:b w:val="0"/>
-        </w:rPr>
-        <w:t xml:space="preserve">Set a product </w:t>
-      </w:r>
-      <w:r>
-        <w:rPr>
-          <w:b/>
-        </w:rPr>
-        <w:t>boundary</w:t>
-      </w:r>
-      <w:r>
-        <w:rPr>
-          <w:b w:val="0"/>
-        </w:rPr>
-        <w:t>.</w:t>
-      </w:r>
-    </w:p>
-    <w:p>
-      <w:pPr>
-        <w:spacing w:line="336" w:lineRule="auto" w:after="180"/>
-      </w:pPr>
-      <w:r>
-        <w:rPr>
-          <w:b w:val="0"/>
-        </w:rPr>
-        <w:t xml:space="preserve">Show your trace, calculation or </w:t>
-      </w:r>
-      <w:r>
-        <w:rPr>
-          <w:b/>
-        </w:rPr>
-        <w:t>evidence</w:t>
-      </w:r>
-    </w:p>
-    <w:p>
-      <w:pPr>
-        <w:pStyle w:val="Heading3"/>
-      </w:pPr>
-      <w:r>
-        <w:t>Write or draw your reasoning and evidence.</w:t>
-      </w:r>
-    </w:p>
-    <w:p>
-      <w:r>
-        <w:t>________________________________________________________________</w:t>
-      </w:r>
-    </w:p>
-    <w:p>
-      <w:r>
-        <w:t>________________________________________________________________</w:t>
-      </w:r>
-    </w:p>
-    <w:p>
-      <w:r>
-        <w:t>________________________________________________________________</w:t>
-      </w:r>
-    </w:p>
-    <w:p>
-      <w:r>
-        <w:t>________________________________________________________________</w:t>
-      </w:r>
-    </w:p>
-    <w:p>
-      <w:r>
-        <w:t>________________________________________________________________</w:t>
-      </w:r>
-    </w:p>
-    <w:p>
-      <w:pPr>
-        <w:pStyle w:val="Heading1"/>
-      </w:pPr>
-      <w:r>
-        <w:t>07. Check a changed case</w:t>
-      </w:r>
-    </w:p>
-    <w:p>
-      <w:r>
-        <w:t>Apply the procedure to the changed case and record why the conclusion follows.</w:t>
-      </w:r>
-    </w:p>
-    <w:p>
-      <w:pPr>
-        <w:spacing w:line="336" w:lineRule="auto" w:after="180"/>
-        <w:shd w:fill="F5F1FB"/>
-      </w:pPr>
-      <w:r>
-        <w:rPr>
-          <w:b w:val="0"/>
-        </w:rPr>
-        <w:t xml:space="preserve">A study tool is asked to make a high-stakes personal decision outside its learning purpose. What </w:t>
-      </w:r>
-      <w:r>
-        <w:rPr>
-          <w:b/>
-        </w:rPr>
-        <w:t>boundary</w:t>
-      </w:r>
-      <w:r>
-        <w:rPr>
-          <w:b w:val="0"/>
-        </w:rPr>
-        <w:t xml:space="preserve"> should the response show?</w:t>
-      </w:r>
-    </w:p>
-    <w:p>
-      <w:pPr>
-        <w:spacing w:line="336" w:lineRule="auto" w:after="180"/>
-      </w:pPr>
-      <w:r>
-        <w:rPr>
-          <w:b w:val="0"/>
-        </w:rPr>
-        <w:t>My independent answer and reason</w:t>
-      </w:r>
-    </w:p>
-    <w:p>
-      <w:pPr>
-        <w:pStyle w:val="Heading3"/>
-      </w:pPr>
-      <w:r>
-        <w:t>Write or draw your reasoning and evidence.</w:t>
-      </w:r>
-    </w:p>
-    <w:p>
-      <w:r>
-        <w:t>________________________________________________________________</w:t>
-      </w:r>
-    </w:p>
-    <w:p>
-      <w:r>
-        <w:t>________________________________________________________________</w:t>
-      </w:r>
-    </w:p>
-    <w:p>
-      <w:r>
-        <w:t>________________________________________________________________</w:t>
-      </w:r>
-    </w:p>
-    <w:p>
-      <w:r>
-        <w:t>________________________________________________________________</w:t>
-      </w:r>
-    </w:p>
-    <w:p>
-      <w:r>
-        <w:t>________________________________________________________________</w:t>
-      </w:r>
-    </w:p>
-    <w:p>
-      <w:pPr>
-        <w:pStyle w:val="Heading3"/>
-      </w:pPr>
-      <w:r>
-        <w:t>Week 31 Test and reflect</w:t>
-      </w:r>
-    </w:p>
-    <w:p>
-      <w:pPr>
-        <w:pStyle w:val="Heading1"/>
-      </w:pPr>
-      <w:r>
-        <w:t>08. Design a revealing test</w:t>
-      </w:r>
-    </w:p>
-    <w:p>
-      <w:r>
-        <w:t>Specify a changed input, expected result and observation separately.</w:t>
-      </w:r>
-    </w:p>
-    <w:p>
-      <w:pPr>
-        <w:spacing w:line="336" w:lineRule="auto" w:after="180"/>
-      </w:pPr>
-      <w:r>
-        <w:rPr>
-          <w:b w:val="0"/>
-        </w:rPr>
-        <w:t xml:space="preserve">Create a changed </w:t>
-      </w:r>
-      <w:r>
-        <w:rPr>
-          <w:b/>
-        </w:rPr>
-        <w:t>input</w:t>
-      </w:r>
-      <w:r>
-        <w:rPr>
-          <w:b w:val="0"/>
-        </w:rPr>
-        <w:t xml:space="preserve">, </w:t>
-      </w:r>
-      <w:r>
-        <w:rPr>
-          <w:b/>
-        </w:rPr>
-        <w:t>boundary</w:t>
-      </w:r>
-      <w:r>
-        <w:rPr>
-          <w:b w:val="0"/>
-        </w:rPr>
-        <w:t xml:space="preserve"> case or missing-information case. Write the expected answer or safe response before testing.</w:t>
-      </w:r>
-    </w:p>
-    <w:tbl>
-      <w:tblPr>
-        <w:tblStyle w:val="LightShading-Accent1"/>
-        <w:tblW w:type="auto" w:w="0"/>
-        <w:tblLook w:firstColumn="1" w:firstRow="1" w:lastColumn="0" w:lastRow="0" w:noHBand="0" w:noVBand="1" w:val="04A0"/>
-      </w:tblPr>
-      <w:tblGrid>
-        <w:gridCol w:w="5112"/>
-        <w:gridCol w:w="5112"/>
-      </w:tblGrid>
-      <w:tr>
-        <w:trPr>
-          <w:tblHeader/>
-        </w:trPr>
-        <w:tc>
-          <w:tcPr>
-            <w:tcW w:type="dxa" w:w="5112"/>
-          </w:tcPr>
-          <w:p>
-            <w:r>
-              <w:t>Test record</w:t>
-            </w:r>
-          </w:p>
-        </w:tc>
-        <w:tc>
-          <w:tcPr>
-            <w:tcW w:type="dxa" w:w="5112"/>
-          </w:tcPr>
-          <w:p>
-            <w:r>
-              <w:t>My evidence</w:t>
-            </w:r>
-          </w:p>
-        </w:tc>
-      </w:tr>
-      <w:tr>
-        <w:tc>
-          <w:tcPr>
-            <w:tcW w:type="dxa" w:w="5112"/>
-          </w:tcPr>
-          <w:p>
-            <w:r>
-              <w:t>Changed input or condition</w:t>
-            </w:r>
-          </w:p>
-        </w:tc>
-        <w:tc>
-          <w:tcPr>
-            <w:tcW w:type="dxa" w:w="5112"/>
-          </w:tcPr>
-          <w:p>
-            <w:r/>
-          </w:p>
-        </w:tc>
-      </w:tr>
-      <w:tr>
-        <w:tc>
-          <w:tcPr>
-            <w:tcW w:type="dxa" w:w="5112"/>
-          </w:tcPr>
-          <w:p>
-            <w:r>
-              <w:t>Expected answer or fallback</w:t>
-            </w:r>
-          </w:p>
-        </w:tc>
-        <w:tc>
-          <w:tcPr>
-            <w:tcW w:type="dxa" w:w="5112"/>
-          </w:tcPr>
-          <w:p>
-            <w:r/>
-          </w:p>
-        </w:tc>
-      </w:tr>
-      <w:tr>
-        <w:tc>
-          <w:tcPr>
-            <w:tcW w:type="dxa" w:w="5112"/>
-          </w:tcPr>
-          <w:p>
-            <w:r>
-              <w:t>Observed result</w:t>
-            </w:r>
-          </w:p>
-        </w:tc>
-        <w:tc>
-          <w:tcPr>
-            <w:tcW w:type="dxa" w:w="5112"/>
-          </w:tcPr>
-          <w:p>
-            <w:r/>
-          </w:p>
-        </w:tc>
-      </w:tr>
-      <w:tr>
-        <w:tc>
-          <w:tcPr>
-            <w:tcW w:type="dxa" w:w="5112"/>
-          </w:tcPr>
-          <w:p>
-            <w:r>
-              <w:t>Why the result occurred</w:t>
-            </w:r>
-          </w:p>
-        </w:tc>
-        <w:tc>
-          <w:tcPr>
-            <w:tcW w:type="dxa" w:w="5112"/>
-          </w:tcPr>
-          <w:p>
-            <w:r/>
-          </w:p>
-        </w:tc>
-      </w:tr>
-    </w:tbl>
-    <w:p>
-      <w:pPr>
-        <w:pStyle w:val="Heading1"/>
-      </w:pPr>
-      <w:r>
-        <w:t>09. Project checkpoint</w:t>
-      </w:r>
-    </w:p>
-    <w:p>
-      <w:r>
-        <w:t>Justify what Safety Boundaries adds to Verified Study Buddy and keep the evidence.</w:t>
-      </w:r>
-    </w:p>
-    <w:p>
-      <w:pPr>
-        <w:spacing w:line="336" w:lineRule="auto" w:after="180"/>
-      </w:pPr>
-      <w:r>
-        <w:rPr>
-          <w:b w:val="0"/>
-        </w:rPr>
-        <w:t xml:space="preserve">Implement risk levels, </w:t>
-      </w:r>
-      <w:r>
-        <w:rPr>
-          <w:b/>
-        </w:rPr>
-        <w:t>refusal</w:t>
-      </w:r>
-      <w:r>
-        <w:rPr>
-          <w:b w:val="0"/>
-        </w:rPr>
-        <w:t xml:space="preserve"> language, safe alternatives, and teacher-review gates.</w:t>
-      </w:r>
-    </w:p>
-    <w:p>
-      <w:pPr>
-        <w:spacing w:line="336" w:lineRule="auto" w:after="180"/>
-      </w:pPr>
-      <w:r>
-        <w:rPr>
-          <w:b w:val="0"/>
-        </w:rPr>
-        <w:t xml:space="preserve">The project change and </w:t>
-      </w:r>
-      <w:r>
-        <w:rPr>
-          <w:b/>
-        </w:rPr>
-        <w:t>evidence</w:t>
-      </w:r>
-      <w:r>
-        <w:rPr>
-          <w:b w:val="0"/>
-        </w:rPr>
-        <w:t xml:space="preserve"> I will keep</w:t>
-      </w:r>
-    </w:p>
-    <w:p>
-      <w:pPr>
-        <w:pStyle w:val="Heading3"/>
-      </w:pPr>
-      <w:r>
-        <w:t>Write or draw your reasoning and evidence.</w:t>
-      </w:r>
-    </w:p>
-    <w:p>
-      <w:r>
-        <w:t>________________________________________________________________</w:t>
-      </w:r>
-    </w:p>
-    <w:p>
-      <w:r>
-        <w:t>________________________________________________________________</w:t>
-      </w:r>
-    </w:p>
-    <w:p>
-      <w:r>
-        <w:t>________________________________________________________________</w:t>
-      </w:r>
-    </w:p>
-    <w:p>
-      <w:r>
-        <w:t>________________________________________________________________</w:t>
-      </w:r>
-    </w:p>
-    <w:p>
-      <w:r>
-        <w:t>________________________________________________________________</w:t>
-      </w:r>
-    </w:p>
-    <w:p>
-      <w:pPr>
-        <w:pStyle w:val="Heading1"/>
-      </w:pPr>
-      <w:r>
-        <w:t>10. Self check</w:t>
-      </w:r>
-    </w:p>
-    <w:p>
-      <w:r>
-        <w:t>Judge explanation, evidence, transfer and limits separately; attach the work behind your judgement.</w:t>
-      </w:r>
-    </w:p>
-    <w:p>
-      <w:pPr>
-        <w:pStyle w:val="ListBullet"/>
-      </w:pPr>
-      <w:r>
-        <w:t>I can explain the mechanism.</w:t>
-      </w:r>
-    </w:p>
-    <w:p>
-      <w:pPr>
-        <w:pStyle w:val="ListBullet"/>
-      </w:pPr>
-      <w:r>
-        <w:t>I can show evidence.</w:t>
-      </w:r>
-    </w:p>
-    <w:p>
-      <w:pPr>
-        <w:pStyle w:val="ListBullet"/>
-      </w:pPr>
-      <w:r>
-        <w:t>I can handle a changed case.</w:t>
-      </w:r>
-    </w:p>
-    <w:p>
-      <w:pPr>
-        <w:pStyle w:val="ListBullet"/>
-      </w:pPr>
-      <w:r>
-        <w:t>I can name a limit.</w:t>
-      </w:r>
-    </w:p>
-    <w:p>
-      <w:r>
-        <w:t>Mark each as not yet, with help or independently, and attach supporting work.</w:t>
-      </w:r>
-    </w:p>
-    <w:p>
-      <w:pPr>
-        <w:spacing w:line="336" w:lineRule="auto" w:after="180"/>
-      </w:pPr>
-      <w:r>
-        <w:rPr>
-          <w:b w:val="0"/>
-        </w:rPr>
-        <w:t>Teacher review ____________________  Next step ____________________</w:t>
-      </w:r>
-    </w:p>
-    <w:p>
-      <w:pPr>
-        <w:pStyle w:val="Heading1"/>
-      </w:pPr>
-      <w:r>
-        <w:t>11. Transfer practice from the original programme</w:t>
-      </w:r>
-    </w:p>
-    <w:p>
-      <w:r>
-        <w:t>Use this earlier case as transfer practice. A case already discussed with feedback is not fresh assessment evidence.</w:t>
-      </w:r>
-    </w:p>
-    <w:p>
-      <w:pPr>
-        <w:spacing w:line="336" w:lineRule="auto" w:after="180"/>
-      </w:pPr>
-      <w:r>
-        <w:rPr>
-          <w:b w:val="0"/>
-        </w:rPr>
-        <w:t xml:space="preserve">A plant-study assistant is asked for a person's medication dose. Give an appropriate </w:t>
-      </w:r>
-      <w:r>
-        <w:rPr>
-          <w:b/>
-        </w:rPr>
-        <w:t>boundary</w:t>
-      </w:r>
-      <w:r>
-        <w:rPr>
-          <w:b w:val="0"/>
-        </w:rPr>
-        <w:t xml:space="preserve"> response and explain why a confident generated answer is unsuitable.</w:t>
-      </w:r>
-    </w:p>
-    <w:p>
-      <w:pPr>
-        <w:pStyle w:val="Heading3"/>
-      </w:pPr>
-      <w:r>
-        <w:t>My independently reasoned answer</w:t>
-      </w:r>
-    </w:p>
-    <w:p>
-      <w:r>
-        <w:t>________________________________________________________________</w:t>
-      </w:r>
-    </w:p>
-    <w:p>
-      <w:r>
-        <w:t>________________________________________________________________</w:t>
-      </w:r>
-    </w:p>
-    <w:p>
-      <w:r>
-        <w:t>________________________________________________________________</w:t>
-      </w:r>
-    </w:p>
-    <w:p>
-      <w:r>
-        <w:t>________________________________________________________________</w:t>
-      </w:r>
-    </w:p>
-    <w:p>
-      <w:r>
-        <w:t>________________________________________________________________</w:t>
-      </w:r>
-    </w:p>
-    <w:p>
-      <w:r>
-        <w:t>________________________________________________________________</w:t>
-      </w:r>
-    </w:p>
-    <w:p>
-      <w:r>
-        <w:t>________________________________________________________________</w:t>
-      </w:r>
-    </w:p>
-    <w:p>
-      <w:pPr>
-        <w:spacing w:line="336" w:lineRule="auto" w:after="180"/>
-      </w:pPr>
-      <w:r>
-        <w:rPr>
-          <w:b w:val="0"/>
-        </w:rPr>
-        <w:t>Record support used: none, hint or teacher explanation.</w:t>
-      </w:r>
-    </w:p>
-    <w:p>
-      <w:pPr>
-        <w:pStyle w:val="Heading1"/>
-      </w:pPr>
-      <w:r>
-        <w:t>12. W1 Explain the mechanism</w:t>
-      </w:r>
-    </w:p>
-    <w:p>
-      <w:r>
-        <w:t>Explain the mechanism. Apply the supplied Safety Boundaries facts and keep your reasoning.</w:t>
-      </w:r>
-    </w:p>
-    <w:p>
-      <w:pPr>
-        <w:pStyle w:val="Heading3"/>
-      </w:pPr>
-      <w:r>
-        <w:t>Where to find the supplied example</w:t>
-      </w:r>
-    </w:p>
-    <w:p>
-      <w:pPr>
-        <w:spacing w:line="336" w:lineRule="auto" w:after="180"/>
-        <w:shd w:fill="F1F6F8"/>
-      </w:pPr>
-      <w:r>
-        <w:rPr>
-          <w:b w:val="0"/>
-        </w:rPr>
-        <w:t>Reference for this exercise: open this week’s student lesson, “Safety Boundaries”, at “See how it works” and “Follow a worked example”. Use the original worked values or code named in the question; the later pictorial case is a separate example. Keep this reference beside your workbook while practising.</w:t>
-      </w:r>
-    </w:p>
-    <w:p>
-      <w:pPr>
-        <w:spacing w:line="336" w:lineRule="auto" w:after="180"/>
-      </w:pPr>
-      <w:r>
-        <w:rPr>
-          <w:b w:val="0"/>
-        </w:rPr>
-        <w:t xml:space="preserve">Explain the weekly </w:t>
-      </w:r>
-      <w:r>
-        <w:rPr>
-          <w:b/>
-        </w:rPr>
-        <w:t>mechanism</w:t>
-      </w:r>
-      <w:r>
-        <w:rPr>
-          <w:b w:val="0"/>
-        </w:rPr>
-        <w:t xml:space="preserve"> in your own words. Use the worked scenario to name its </w:t>
-      </w:r>
-      <w:r>
-        <w:rPr>
-          <w:b/>
-        </w:rPr>
-        <w:t>input</w:t>
-      </w:r>
-      <w:r>
-        <w:rPr>
-          <w:b w:val="0"/>
-        </w:rPr>
-        <w:t xml:space="preserve">, decision rule and </w:t>
-      </w:r>
-      <w:r>
-        <w:rPr>
-          <w:b/>
-        </w:rPr>
-        <w:t>output</w:t>
-      </w:r>
-      <w:r>
-        <w:rPr>
-          <w:b w:val="0"/>
-        </w:rPr>
-        <w:t>.</w:t>
-      </w:r>
-    </w:p>
-    <w:p>
-      <w:pPr>
-        <w:pStyle w:val="Heading3"/>
-      </w:pPr>
-      <w:r>
-        <w:t>My reasoning and evidence</w:t>
-      </w:r>
-    </w:p>
-    <w:p>
-      <w:r>
-        <w:t>________________________________________________________________</w:t>
-      </w:r>
-    </w:p>
-    <w:p>
-      <w:r>
-        <w:t>________________________________________________________________</w:t>
-      </w:r>
-    </w:p>
-    <w:p>
-      <w:r>
-        <w:t>________________________________________________________________</w:t>
-      </w:r>
-    </w:p>
-    <w:p>
-      <w:r>
-        <w:t>________________________________________________________________</w:t>
-      </w:r>
-    </w:p>
-    <w:p>
-      <w:r>
-        <w:t>________________________________________________________________</w:t>
-      </w:r>
-    </w:p>
-    <w:p>
-      <w:r>
-        <w:t>________________________________________________________________</w:t>
-      </w:r>
-    </w:p>
-    <w:p>
-      <w:pPr>
-        <w:pStyle w:val="Heading1"/>
-      </w:pPr>
-      <w:r>
-        <w:t>13. W2 Trace the worked case</w:t>
-      </w:r>
-    </w:p>
-    <w:p>
-      <w:r>
-        <w:t>Trace the worked case. Apply the supplied Safety Boundaries facts and keep your reasoning.</w:t>
-      </w:r>
-    </w:p>
-    <w:p>
-      <w:pPr>
-        <w:spacing w:line="336" w:lineRule="auto" w:after="180"/>
-      </w:pPr>
-      <w:r>
-        <w:rPr>
-          <w:b/>
-        </w:rPr>
-        <w:t>Input</w:t>
-      </w:r>
-      <w:r>
-        <w:rPr>
-          <w:b w:val="0"/>
-        </w:rPr>
-        <w:t>s A1 and delete_all() are supplied to room lookup. Show the intermediate steps and give the conclusion with its scope.</w:t>
-      </w:r>
-    </w:p>
-    <w:p>
-      <w:pPr>
-        <w:pStyle w:val="Heading3"/>
-      </w:pPr>
-      <w:r>
-        <w:t>My reasoning and evidence</w:t>
-      </w:r>
-    </w:p>
-    <w:p>
-      <w:r>
-        <w:t>________________________________________________________________</w:t>
-      </w:r>
-    </w:p>
-    <w:p>
-      <w:r>
-        <w:t>________________________________________________________________</w:t>
-      </w:r>
-    </w:p>
-    <w:p>
-      <w:r>
-        <w:t>________________________________________________________________</w:t>
-      </w:r>
-    </w:p>
-    <w:p>
-      <w:r>
-        <w:t>________________________________________________________________</w:t>
-      </w:r>
-    </w:p>
-    <w:p>
-      <w:r>
-        <w:t>________________________________________________________________</w:t>
-      </w:r>
-    </w:p>
-    <w:p>
-      <w:r>
-        <w:t>________________________________________________________________</w:t>
-      </w:r>
-    </w:p>
-    <w:p>
-      <w:r>
-        <w:t>________________________________________________________________</w:t>
-      </w:r>
-    </w:p>
-    <w:p>
-      <w:pPr>
-        <w:pStyle w:val="Heading1"/>
-      </w:pPr>
-      <w:r>
-        <w:t>14. W3 Audit the limit</w:t>
-      </w:r>
-    </w:p>
-    <w:p>
-      <w:r>
-        <w:t>Audit the limit. Apply the supplied Safety Boundaries facts and keep your reasoning.</w:t>
-      </w:r>
-    </w:p>
-    <w:p>
-      <w:pPr>
-        <w:spacing w:line="336" w:lineRule="auto" w:after="180"/>
-      </w:pPr>
-      <w:r>
-        <w:rPr>
-          <w:b w:val="0"/>
-        </w:rPr>
-        <w:t>A report omits this qualification: A format check does not grant resource access; authorisation follows separately. Explain how omitting it could change a reader's interpretation, and write an accurate replacement.</w:t>
-      </w:r>
-    </w:p>
-    <w:p>
-      <w:pPr>
-        <w:pStyle w:val="Heading3"/>
-      </w:pPr>
-      <w:r>
-        <w:t>My reasoning and evidence</w:t>
-      </w:r>
-    </w:p>
-    <w:p>
-      <w:r>
-        <w:t>________________________________________________________________</w:t>
-      </w:r>
-    </w:p>
-    <w:p>
-      <w:r>
-        <w:t>________________________________________________________________</w:t>
-      </w:r>
-    </w:p>
-    <w:p>
-      <w:r>
-        <w:t>________________________________________________________________</w:t>
-      </w:r>
-    </w:p>
-    <w:p>
-      <w:r>
-        <w:t>________________________________________________________________</w:t>
-      </w:r>
-    </w:p>
-    <w:p>
-      <w:r>
-        <w:t>________________________________________________________________</w:t>
-      </w:r>
-    </w:p>
-    <w:p>
-      <w:r>
-        <w:t>________________________________________________________________</w:t>
-      </w:r>
-    </w:p>
-    <w:p>
-      <w:pPr>
-        <w:pStyle w:val="Heading1"/>
-      </w:pPr>
-      <w:r>
-        <w:t>15. W4 Apply a new case independently</w:t>
-      </w:r>
-    </w:p>
-    <w:p>
-      <w:r>
-        <w:t>Attempt before feedback. If this repeats the selected independent case, reuse that first attempt; otherwise keep a separate record. Apply a new case independently. Apply the supplied Safety Boundaries facts and keep your reasoning.</w:t>
-      </w:r>
-    </w:p>
-    <w:p>
-      <w:pPr>
-        <w:spacing w:line="336" w:lineRule="auto" w:after="180"/>
-      </w:pPr>
-      <w:r>
-        <w:rPr>
-          <w:b w:val="0"/>
-        </w:rPr>
-        <w:t>Classify B2, b2, B22 and B2; DROP under the exact format.</w:t>
-      </w:r>
-    </w:p>
-    <w:p>
-      <w:pPr>
-        <w:pStyle w:val="Heading3"/>
-      </w:pPr>
-      <w:r>
-        <w:t>My reasoning and evidence</w:t>
-      </w:r>
-    </w:p>
-    <w:p>
-      <w:r>
-        <w:t>________________________________________________________________</w:t>
-      </w:r>
-    </w:p>
-    <w:p>
-      <w:r>
-        <w:t>________________________________________________________________</w:t>
-      </w:r>
-    </w:p>
-    <w:p>
-      <w:r>
-        <w:t>________________________________________________________________</w:t>
-      </w:r>
-    </w:p>
-    <w:p>
-      <w:r>
-        <w:t>________________________________________________________________</w:t>
-      </w:r>
-    </w:p>
-    <w:p>
-      <w:r>
-        <w:t>________________________________________________________________</w:t>
-      </w:r>
-    </w:p>
-    <w:p>
-      <w:r>
-        <w:t>________________________________________________________________</w:t>
-      </w:r>
-    </w:p>
-    <w:p>
-      <w:r>
-        <w:t>________________________________________________________________</w:t>
-      </w:r>
-    </w:p>
-    <w:p>
-      <w:r>
-        <w:t>________________________________________________________________</w:t>
-      </w:r>
-    </w:p>
-    <w:p>
-      <w:pPr>
-        <w:pStyle w:val="Heading1"/>
-      </w:pPr>
-      <w:r>
-        <w:t>16. W5 Design a revealing follow-up</w:t>
-      </w:r>
-    </w:p>
-    <w:p>
-      <w:r>
-        <w:t>Design a revealing follow-up. Apply the supplied Safety Boundaries facts and keep your reasoning.</w:t>
-      </w:r>
-    </w:p>
-    <w:p>
-      <w:pPr>
-        <w:pStyle w:val="Heading3"/>
-      </w:pPr>
-      <w:r>
-        <w:t>Where to find the supplied example</w:t>
-      </w:r>
-    </w:p>
-    <w:p>
-      <w:pPr>
-        <w:spacing w:line="336" w:lineRule="auto" w:after="180"/>
-        <w:shd w:fill="F1F6F8"/>
-      </w:pPr>
-      <w:r>
-        <w:rPr>
-          <w:b w:val="0"/>
-        </w:rPr>
-        <w:t>Reference for this exercise: open this week’s student lesson, “Safety Boundaries”, at “See how it works” and “Follow a worked example”. Use the original worked values or code named in the question; the later pictorial case is a separate example. Keep this reference beside your workbook while practising.</w:t>
-      </w:r>
-    </w:p>
-    <w:p>
-      <w:pPr>
-        <w:spacing w:line="336" w:lineRule="auto" w:after="180"/>
-      </w:pPr>
-      <w:r>
-        <w:rPr>
-          <w:b w:val="0"/>
-        </w:rPr>
-        <w:t>For the worked scenario, propose one additional case that could reveal a failure, describe its expected outcome before running it, and explain what would need to remain fixed for a fair comparison.</w:t>
-      </w:r>
-    </w:p>
-    <w:p>
-      <w:pPr>
-        <w:spacing w:line="336" w:lineRule="auto" w:after="180"/>
-      </w:pPr>
-      <w:r>
-        <w:rPr>
-          <w:b w:val="0"/>
-        </w:rPr>
-        <w:t>Do not reuse W4 as a new final test after receiving feedback.</w:t>
-      </w:r>
-    </w:p>
-    <w:p>
-      <w:pPr>
-        <w:pStyle w:val="Heading3"/>
-      </w:pPr>
-      <w:r>
-        <w:t>My reasoning and evidence</w:t>
-      </w:r>
-    </w:p>
-    <w:p>
-      <w:r>
-        <w:t>________________________________________________________________</w:t>
-      </w:r>
-    </w:p>
-    <w:p>
-      <w:r>
-        <w:t>________________________________________________________________</w:t>
-      </w:r>
-    </w:p>
-    <w:p>
-      <w:r>
-        <w:t>________________________________________________________________</w:t>
-      </w:r>
-    </w:p>
-    <w:p>
-      <w:r>
-        <w:t>________________________________________________________________</w:t>
-      </w:r>
-    </w:p>
-    <w:p>
-      <w:r>
-        <w:t>________________________________________________________________</w:t>
-      </w:r>
-    </w:p>
-    <w:p>
-      <w:r>
-        <w:t>________________________________________________________________</w:t>
-      </w:r>
-    </w:p>
-    <w:p>
-      <w:r>
-        <w:t>________________________________________________________________</w:t>
-      </w:r>
-    </w:p>
-    <w:p>
-      <w:pPr>
-        <w:pStyle w:val="Heading1"/>
-      </w:pPr>
-      <w:r>
-        <w:t>17. Abstention and clarification — W1 Explain the mechanism</w:t>
-      </w:r>
-    </w:p>
-    <w:p>
-      <w:r>
-        <w:t>Use the supplied Safety Boundaries task to record your reasoning, evidence and next step.</w:t>
-      </w:r>
-    </w:p>
-    <w:p>
-      <w:pPr>
-        <w:spacing w:line="336" w:lineRule="auto" w:after="180"/>
-      </w:pPr>
-      <w:r>
-        <w:rPr>
-          <w:b w:val="0"/>
-        </w:rPr>
-        <w:t xml:space="preserve">Explain the weekly </w:t>
-      </w:r>
-      <w:r>
-        <w:rPr>
-          <w:b/>
-        </w:rPr>
-        <w:t>mechanism</w:t>
-      </w:r>
-      <w:r>
-        <w:rPr>
-          <w:b w:val="0"/>
-        </w:rPr>
-        <w:t xml:space="preserve"> in your own words. Use the worked scenario to name its </w:t>
-      </w:r>
-      <w:r>
-        <w:rPr>
-          <w:b/>
-        </w:rPr>
-        <w:t>input</w:t>
-      </w:r>
-      <w:r>
-        <w:rPr>
-          <w:b w:val="0"/>
-        </w:rPr>
-        <w:t xml:space="preserve">, decision rule and </w:t>
-      </w:r>
-      <w:r>
-        <w:rPr>
-          <w:b/>
-        </w:rPr>
-        <w:t>output</w:t>
-      </w:r>
-      <w:r>
-        <w:rPr>
-          <w:b w:val="0"/>
-        </w:rPr>
-        <w:t>.</w:t>
-      </w:r>
-    </w:p>
-    <w:p>
-      <w:pPr>
-        <w:pStyle w:val="Heading3"/>
-      </w:pPr>
-      <w:r>
-        <w:t>My reasoning and evidence</w:t>
-      </w:r>
-    </w:p>
-    <w:p>
-      <w:r>
-        <w:t>________________________________________________________________</w:t>
-      </w:r>
-    </w:p>
-    <w:p>
-      <w:r>
-        <w:t>________________________________________________________________</w:t>
-      </w:r>
-    </w:p>
-    <w:p>
-      <w:r>
-        <w:t>________________________________________________________________</w:t>
-      </w:r>
-    </w:p>
-    <w:p>
-      <w:r>
-        <w:t>________________________________________________________________</w:t>
-      </w:r>
-    </w:p>
-    <w:p>
-      <w:r>
-        <w:t>________________________________________________________________</w:t>
-      </w:r>
-    </w:p>
-    <w:p>
-      <w:r>
-        <w:t>________________________________________________________________</w:t>
-      </w:r>
-    </w:p>
-    <w:p>
-      <w:pPr>
-        <w:pStyle w:val="Heading1"/>
-      </w:pPr>
-      <w:r>
-        <w:t>18. Abstention and clarification — W2 Trace the worked case</w:t>
-      </w:r>
-    </w:p>
-    <w:p>
-      <w:r>
-        <w:t>Use the supplied Safety Boundaries task to record your reasoning, evidence and next step.</w:t>
-      </w:r>
-    </w:p>
-    <w:p>
-      <w:pPr>
-        <w:spacing w:line="336" w:lineRule="auto" w:after="180"/>
-      </w:pPr>
-      <w:r>
-        <w:rPr>
-          <w:b w:val="0"/>
-        </w:rPr>
-        <w:t>Approval names room B, but two registers give capacities 8 and 12 with no precedence rule. The question asks maximum attendance. Show the intermediate steps and give the conclusion with its scope.</w:t>
-      </w:r>
-    </w:p>
-    <w:p>
-      <w:pPr>
-        <w:pStyle w:val="Heading3"/>
-      </w:pPr>
-      <w:r>
-        <w:t>My reasoning and evidence</w:t>
-      </w:r>
-    </w:p>
-    <w:p>
-      <w:r>
-        <w:t>________________________________________________________________</w:t>
-      </w:r>
-    </w:p>
-    <w:p>
-      <w:r>
-        <w:t>________________________________________________________________</w:t>
-      </w:r>
-    </w:p>
-    <w:p>
-      <w:r>
-        <w:t>________________________________________________________________</w:t>
-      </w:r>
-    </w:p>
-    <w:p>
-      <w:r>
-        <w:t>________________________________________________________________</w:t>
-      </w:r>
-    </w:p>
-    <w:p>
-      <w:r>
-        <w:t>________________________________________________________________</w:t>
-      </w:r>
-    </w:p>
-    <w:p>
-      <w:r>
-        <w:t>________________________________________________________________</w:t>
-      </w:r>
-    </w:p>
-    <w:p>
-      <w:r>
-        <w:t>________________________________________________________________</w:t>
-      </w:r>
-    </w:p>
-    <w:p>
-      <w:pPr>
-        <w:pStyle w:val="Heading1"/>
-      </w:pPr>
-      <w:r>
-        <w:t>19. Abstention and clarification — W3 Audit the limit</w:t>
-      </w:r>
-    </w:p>
-    <w:p>
-      <w:r>
-        <w:t>Use the supplied Safety Boundaries task to record your reasoning, evidence and next step.</w:t>
-      </w:r>
-    </w:p>
-    <w:p>
-      <w:pPr>
-        <w:spacing w:line="336" w:lineRule="auto" w:after="180"/>
-      </w:pPr>
-      <w:r>
-        <w:rPr>
-          <w:b w:val="0"/>
-        </w:rPr>
-        <w:t xml:space="preserve">A report omits this qualification: An </w:t>
-      </w:r>
-      <w:r>
-        <w:rPr>
-          <w:b/>
-        </w:rPr>
-        <w:t>abstention</w:t>
-      </w:r>
-      <w:r>
-        <w:rPr>
-          <w:b w:val="0"/>
-        </w:rPr>
-        <w:t xml:space="preserve"> avoids an unsupported answer but does not automatically make a system useful; evaluate appropriate answers and appropriate fallbacks separately.</w:t>
-      </w:r>
-    </w:p>
-    <w:p>
-      <w:pPr>
-        <w:spacing w:line="336" w:lineRule="auto" w:after="180"/>
-      </w:pPr>
-      <w:r>
-        <w:rPr>
-          <w:b w:val="0"/>
-        </w:rPr>
-        <w:t>Explain how omitting it could change a reader's interpretation, and write an accurate replacement.</w:t>
-      </w:r>
-    </w:p>
-    <w:p>
-      <w:pPr>
-        <w:pStyle w:val="Heading3"/>
-      </w:pPr>
-      <w:r>
-        <w:t>My reasoning and evidence</w:t>
-      </w:r>
-    </w:p>
-    <w:p>
-      <w:r>
-        <w:t>________________________________________________________________</w:t>
-      </w:r>
-    </w:p>
-    <w:p>
-      <w:r>
-        <w:t>________________________________________________________________</w:t>
-      </w:r>
-    </w:p>
-    <w:p>
-      <w:r>
-        <w:t>________________________________________________________________</w:t>
-      </w:r>
-    </w:p>
-    <w:p>
-      <w:r>
-        <w:t>________________________________________________________________</w:t>
-      </w:r>
-    </w:p>
-    <w:p>
-      <w:r>
-        <w:t>________________________________________________________________</w:t>
-      </w:r>
-    </w:p>
-    <w:p>
-      <w:r>
-        <w:t>________________________________________________________________</w:t>
-      </w:r>
-    </w:p>
-    <w:p>
-      <w:pPr>
-        <w:pStyle w:val="Heading1"/>
-      </w:pPr>
-      <w:r>
-        <w:t>20. Abstention and clarification — W4 Apply a new case independently</w:t>
-      </w:r>
-    </w:p>
-    <w:p>
-      <w:r>
-        <w:t>Use the supplied Safety Boundaries task to record your reasoning, evidence and next step.</w:t>
-      </w:r>
-    </w:p>
-    <w:p>
-      <w:pPr>
-        <w:spacing w:line="336" w:lineRule="auto" w:after="180"/>
-        <w:shd w:fill="F5F1FB"/>
-      </w:pPr>
-      <w:r>
-        <w:rPr>
-          <w:b w:val="0"/>
-        </w:rPr>
-        <w:t>The request says use the hall, but approved rooms include H1 and H2 with different capacities. No hall ID is given. What question should be asked?</w:t>
-      </w:r>
-    </w:p>
-    <w:p>
-      <w:pPr>
-        <w:pStyle w:val="Heading3"/>
-      </w:pPr>
-      <w:r>
-        <w:t>My reasoning and evidence</w:t>
-      </w:r>
-    </w:p>
-    <w:p>
-      <w:r>
-        <w:t>________________________________________________________________</w:t>
-      </w:r>
-    </w:p>
-    <w:p>
-      <w:r>
-        <w:t>________________________________________________________________</w:t>
-      </w:r>
-    </w:p>
-    <w:p>
-      <w:r>
-        <w:t>________________________________________________________________</w:t>
-      </w:r>
-    </w:p>
-    <w:p>
-      <w:r>
-        <w:t>________________________________________________________________</w:t>
-      </w:r>
-    </w:p>
-    <w:p>
-      <w:r>
-        <w:t>________________________________________________________________</w:t>
-      </w:r>
-    </w:p>
-    <w:p>
-      <w:r>
-        <w:t>________________________________________________________________</w:t>
-      </w:r>
-    </w:p>
-    <w:p>
-      <w:r>
-        <w:t>________________________________________________________________</w:t>
-      </w:r>
-    </w:p>
-    <w:p>
-      <w:r>
-        <w:t>________________________________________________________________</w:t>
-      </w:r>
-    </w:p>
-    <w:p>
-      <w:pPr>
-        <w:pStyle w:val="Heading1"/>
-      </w:pPr>
-      <w:r>
-        <w:t>21. Abstention and clarification — W5 Design a revealing follow-up</w:t>
-      </w:r>
-    </w:p>
-    <w:p>
-      <w:r>
-        <w:t>Use the supplied Safety Boundaries task to record your reasoning, evidence and next step.</w:t>
-      </w:r>
-    </w:p>
-    <w:p>
-      <w:pPr>
-        <w:spacing w:line="336" w:lineRule="auto" w:after="180"/>
-      </w:pPr>
-      <w:r>
-        <w:rPr>
-          <w:b w:val="0"/>
-        </w:rPr>
-        <w:t>For the worked scenario, propose one additional case that could reveal a failure, describe its expected outcome before running it, and explain what would need to remain fixed for a fair comparison.</w:t>
-      </w:r>
-    </w:p>
-    <w:p>
-      <w:pPr>
-        <w:spacing w:line="336" w:lineRule="auto" w:after="180"/>
-      </w:pPr>
-      <w:r>
-        <w:rPr>
-          <w:b w:val="0"/>
-        </w:rPr>
-        <w:t>Do not reuse W4 as a new final test after receiving feedback.</w:t>
-      </w:r>
-    </w:p>
-    <w:p>
-      <w:pPr>
-        <w:pStyle w:val="Heading3"/>
-      </w:pPr>
-      <w:r>
-        <w:t>My reasoning and evidence</w:t>
-      </w:r>
-    </w:p>
-    <w:p>
-      <w:r>
-        <w:t>________________________________________________________________</w:t>
-      </w:r>
-    </w:p>
-    <w:p>
-      <w:r>
-        <w:t>________________________________________________________________</w:t>
-      </w:r>
-    </w:p>
-    <w:p>
-      <w:r>
-        <w:t>________________________________________________________________</w:t>
-      </w:r>
-    </w:p>
-    <w:p>
-      <w:r>
-        <w:t>________________________________________________________________</w:t>
-      </w:r>
-    </w:p>
-    <w:p>
-      <w:r>
-        <w:t>________________________________________________________________</w:t>
-      </w:r>
-    </w:p>
-    <w:p>
-      <w:r>
-        <w:t>________________________________________________________________</w:t>
-      </w:r>
-    </w:p>
-    <w:p>
-      <w:r>
-        <w:t>________________________________________________________________</w:t>
-      </w:r>
-    </w:p>
-    <w:p>
-      <w:pPr>
-        <w:pStyle w:val="Heading1"/>
-      </w:pPr>
-      <w:r>
-        <w:t>22. Feedback, return check and learning record</w:t>
-      </w:r>
-    </w:p>
-    <w:p>
-      <w:r>
-        <w:t>Record the first repaired step and a different case to revisit after a delay.</w:t>
+        <w:t>22. Feedback · Repair and return</w:t>
+      </w:r>
+    </w:p>
+    <w:p>
+      <w:r>
+        <w:t>Keep first attempt, repair and a changed-case check.</w:t>
+      </w:r>
+    </w:p>
+    <w:p>
+      <w:pPr>
+        <w:pStyle w:val="Heading2"/>
+      </w:pPr>
+      <w:r>
+        <w:t>Your evidence record</w:t>
       </w:r>
     </w:p>
     <w:tbl>
@@ -2086,13 +851,214 @@
     </w:tbl>
     <w:p>
       <w:pPr>
+        <w:pStyle w:val="ListBullet"/>
+      </w:pPr>
+      <w:r>
+        <w:t>Revisit this idea with your teacher after a delay. Familiarity is different from explaining and using it on a changed case.</w:t>
+      </w:r>
+    </w:p>
+    <w:p>
+      <w:pPr>
+        <w:pStyle w:val="Heading1"/>
+      </w:pPr>
+      <w:r>
+        <w:t>10. Finish · Judge your evidence</w:t>
+      </w:r>
+    </w:p>
+    <w:p>
+      <w:r>
+        <w:t>Point to work that supports your judgement.</w:t>
+      </w:r>
+    </w:p>
+    <w:p>
+      <w:pPr>
+        <w:pStyle w:val="Heading2"/>
+      </w:pPr>
+      <w:r>
+        <w:t>Your evidence record</w:t>
+      </w:r>
+    </w:p>
+    <w:p>
+      <w:pPr>
+        <w:pStyle w:val="ListBullet"/>
+      </w:pPr>
+      <w:r>
+        <w:t>I can explain the mechanism. I can show evidence. I can handle a changed case. I can name a limit. Mark each as not yet, with help or independently, and attach supporting work.</w:t>
+      </w:r>
+    </w:p>
+    <w:p>
+      <w:pPr>
+        <w:pStyle w:val="ListBullet"/>
+      </w:pPr>
+      <w:r>
+        <w:t>Teacher review ____________________  Next step ____________________</w:t>
+      </w:r>
+    </w:p>
+    <w:p>
+      <w:pPr>
+        <w:pStyle w:val="Heading1"/>
+      </w:pPr>
+      <w:r>
+        <w:t>Reference bank and extra practice</w:t>
+      </w:r>
+    </w:p>
+    <w:p>
+      <w:pPr>
+        <w:pStyle w:val="Heading1"/>
+      </w:pPr>
+      <w:r>
+        <w:t>02. Reference · Supported W2 record</w:t>
+      </w:r>
+    </w:p>
+    <w:p>
+      <w:r>
+        <w:t>Use when helpful; keep this practice separate from the selected first attempt.</w:t>
+      </w:r>
+    </w:p>
+    <w:p>
+      <w:pPr>
+        <w:pStyle w:val="Heading2"/>
+      </w:pPr>
+      <w:r>
+        <w:t>Additional evidence</w:t>
+      </w:r>
+    </w:p>
+    <w:p>
+      <w:pPr>
         <w:spacing w:line="336" w:lineRule="auto" w:after="180"/>
       </w:pPr>
       <w:r>
         <w:rPr>
           <w:b w:val="0"/>
         </w:rPr>
-        <w:t>Revisit this idea with your teacher after a delay. Familiarity is different from explaining and using it on a changed case.</w:t>
+        <w:t xml:space="preserve">Use W2: Trace the worked case for </w:t>
+      </w:r>
+      <w:r>
+        <w:rPr>
+          <w:b/>
+        </w:rPr>
+        <w:t>Untrusted input</w:t>
+      </w:r>
+      <w:r>
+        <w:rPr>
+          <w:b w:val="0"/>
+        </w:rPr>
+        <w:t xml:space="preserve"> boundaries. Record the answer once; the lesson and workbook refer to the same attempt.</w:t>
+      </w:r>
+    </w:p>
+    <w:tbl>
+      <w:tblPr>
+        <w:tblStyle w:val="LightShading-Accent1"/>
+        <w:tblW w:type="auto" w:w="0"/>
+        <w:tblLook w:firstColumn="1" w:firstRow="1" w:lastColumn="0" w:lastRow="0" w:noHBand="0" w:noVBand="1" w:val="04A0"/>
+      </w:tblPr>
+      <w:tblGrid>
+        <w:gridCol w:w="2556"/>
+        <w:gridCol w:w="2556"/>
+        <w:gridCol w:w="2556"/>
+        <w:gridCol w:w="2556"/>
+      </w:tblGrid>
+      <w:tr>
+        <w:trPr>
+          <w:tblHeader/>
+        </w:trPr>
+        <w:tc>
+          <w:tcPr>
+            <w:tcW w:type="dxa" w:w="2556"/>
+          </w:tcPr>
+          <w:p>
+            <w:r>
+              <w:t>Given inputs</w:t>
+            </w:r>
+          </w:p>
+        </w:tc>
+        <w:tc>
+          <w:tcPr>
+            <w:tcW w:type="dxa" w:w="2556"/>
+          </w:tcPr>
+          <w:p>
+            <w:r>
+              <w:t>Procedure I chose</w:t>
+            </w:r>
+          </w:p>
+        </w:tc>
+        <w:tc>
+          <w:tcPr>
+            <w:tcW w:type="dxa" w:w="2556"/>
+          </w:tcPr>
+          <w:p>
+            <w:r>
+              <w:t>Middle steps</w:t>
+            </w:r>
+          </w:p>
+        </w:tc>
+        <w:tc>
+          <w:tcPr>
+            <w:tcW w:type="dxa" w:w="2556"/>
+          </w:tcPr>
+          <w:p>
+            <w:r>
+              <w:t>Result and check</w:t>
+            </w:r>
+          </w:p>
+        </w:tc>
+      </w:tr>
+      <w:tr>
+        <w:tc>
+          <w:tcPr>
+            <w:tcW w:type="dxa" w:w="2556"/>
+          </w:tcPr>
+          <w:p>
+            <w:r/>
+          </w:p>
+        </w:tc>
+        <w:tc>
+          <w:tcPr>
+            <w:tcW w:type="dxa" w:w="2556"/>
+          </w:tcPr>
+          <w:p>
+            <w:r/>
+          </w:p>
+        </w:tc>
+        <w:tc>
+          <w:tcPr>
+            <w:tcW w:type="dxa" w:w="2556"/>
+          </w:tcPr>
+          <w:p>
+            <w:r/>
+          </w:p>
+        </w:tc>
+        <w:tc>
+          <w:tcPr>
+            <w:tcW w:type="dxa" w:w="2556"/>
+          </w:tcPr>
+          <w:p>
+            <w:r/>
+          </w:p>
+        </w:tc>
+      </w:tr>
+    </w:tbl>
+    <w:p>
+      <w:pPr>
+        <w:pStyle w:val="Heading3"/>
+      </w:pPr>
+      <w:r>
+        <w:t>The step I completed without help, and the hint I needed</w:t>
+      </w:r>
+    </w:p>
+    <w:p>
+      <w:r>
+        <w:t>________________________________________________________________</w:t>
+      </w:r>
+    </w:p>
+    <w:p>
+      <w:r>
+        <w:t>________________________________________________________________</w:t>
+      </w:r>
+    </w:p>
+    <w:p>
+      <w:r>
+        <w:t>________________________________________________________________</w:t>
       </w:r>
     </w:p>
     <w:p>
@@ -2100,12 +1066,1173 @@
         <w:pStyle w:val="Heading1"/>
       </w:pPr>
       <w:r>
-        <w:t>23. Pictorial case practice: Safety Boundaries</w:t>
-      </w:r>
-    </w:p>
-    <w:p>
-      <w:r>
-        <w:t>Make a strict lookup identifier boundary visible. Explain the labelled step before checking the changed condition.</w:t>
+        <w:t>03. Extra practice · Repair a claim</w:t>
+      </w:r>
+    </w:p>
+    <w:p>
+      <w:r>
+        <w:t>Use when helpful; keep this practice separate from the selected first attempt.</w:t>
+      </w:r>
+    </w:p>
+    <w:p>
+      <w:pPr>
+        <w:pStyle w:val="Heading2"/>
+      </w:pPr>
+      <w:r>
+        <w:t>Additional evidence</w:t>
+      </w:r>
+    </w:p>
+    <w:p>
+      <w:pPr>
+        <w:spacing w:line="336" w:lineRule="auto" w:after="180"/>
+      </w:pPr>
+      <w:r>
+        <w:rPr>
+          <w:b w:val="0"/>
+        </w:rPr>
+        <w:t xml:space="preserve">Use the worked case for </w:t>
+      </w:r>
+      <w:r>
+        <w:rPr>
+          <w:b/>
+        </w:rPr>
+        <w:t>Untrusted input</w:t>
+      </w:r>
+      <w:r>
+        <w:rPr>
+          <w:b w:val="0"/>
+        </w:rPr>
+        <w:t xml:space="preserve"> boundaries. Proposed explanation: “The worked result establishes every future case”. Decide whether this explanation is supported.</w:t>
+      </w:r>
+    </w:p>
+    <w:p>
+      <w:pPr>
+        <w:spacing w:line="336" w:lineRule="auto" w:after="180"/>
+      </w:pPr>
+      <w:r>
+        <w:rPr>
+          <w:b w:val="0"/>
+        </w:rPr>
+        <w:t>Point to the step or supplied fact that decides; explain your repair if needed.</w:t>
+      </w:r>
+    </w:p>
+    <w:p>
+      <w:pPr>
+        <w:pStyle w:val="Heading3"/>
+      </w:pPr>
+      <w:r>
+        <w:t>My explanation before partner discussion</w:t>
+      </w:r>
+    </w:p>
+    <w:p>
+      <w:r>
+        <w:t>________________________________________________________________</w:t>
+      </w:r>
+    </w:p>
+    <w:p>
+      <w:r>
+        <w:t>________________________________________________________________</w:t>
+      </w:r>
+    </w:p>
+    <w:p>
+      <w:r>
+        <w:t>________________________________________________________________</w:t>
+      </w:r>
+    </w:p>
+    <w:p>
+      <w:r>
+        <w:t>________________________________________________________________</w:t>
+      </w:r>
+    </w:p>
+    <w:p>
+      <w:pPr>
+        <w:pStyle w:val="Heading1"/>
+      </w:pPr>
+      <w:r>
+        <w:t>05. Reference · Earlier target</w:t>
+      </w:r>
+    </w:p>
+    <w:p>
+      <w:r>
+        <w:t>Use when helpful; keep this practice separate from the selected first attempt.</w:t>
+      </w:r>
+    </w:p>
+    <w:p>
+      <w:pPr>
+        <w:pStyle w:val="Heading2"/>
+      </w:pPr>
+      <w:r>
+        <w:t>Additional evidence</w:t>
+      </w:r>
+    </w:p>
+    <w:p>
+      <w:pPr>
+        <w:spacing w:line="336" w:lineRule="auto" w:after="180"/>
+      </w:pPr>
+      <w:r>
+        <w:rPr>
+          <w:b w:val="0"/>
+        </w:rPr>
+        <w:t xml:space="preserve">A plant-study assistant is asked for a person's medication dose. Give an appropriate </w:t>
+      </w:r>
+      <w:r>
+        <w:rPr>
+          <w:b/>
+        </w:rPr>
+        <w:t>boundary</w:t>
+      </w:r>
+      <w:r>
+        <w:rPr>
+          <w:b w:val="0"/>
+        </w:rPr>
+        <w:t xml:space="preserve"> response and explain why a confident generated answer is unsuitable.</w:t>
+      </w:r>
+    </w:p>
+    <w:p>
+      <w:pPr>
+        <w:pStyle w:val="Heading1"/>
+      </w:pPr>
+      <w:r>
+        <w:t>06. Extra practice · Earlier worked case</w:t>
+      </w:r>
+    </w:p>
+    <w:p>
+      <w:r>
+        <w:t>Use when helpful; keep this practice separate from the selected first attempt.</w:t>
+      </w:r>
+    </w:p>
+    <w:p>
+      <w:pPr>
+        <w:pStyle w:val="Heading2"/>
+      </w:pPr>
+      <w:r>
+        <w:t>Additional evidence</w:t>
+      </w:r>
+    </w:p>
+    <w:p>
+      <w:pPr>
+        <w:spacing w:line="336" w:lineRule="auto" w:after="180"/>
+      </w:pPr>
+      <w:r>
+        <w:rPr>
+          <w:b w:val="0"/>
+        </w:rPr>
+        <w:t>A Study Buddy is asked to decide whether a learner should take medicine.</w:t>
+      </w:r>
+    </w:p>
+    <w:p>
+      <w:pPr>
+        <w:spacing w:line="336" w:lineRule="auto" w:after="180"/>
+      </w:pPr>
+      <w:r>
+        <w:rPr>
+          <w:b w:val="0"/>
+        </w:rPr>
+        <w:t xml:space="preserve">Set a product </w:t>
+      </w:r>
+      <w:r>
+        <w:rPr>
+          <w:b/>
+        </w:rPr>
+        <w:t>boundary</w:t>
+      </w:r>
+      <w:r>
+        <w:rPr>
+          <w:b w:val="0"/>
+        </w:rPr>
+        <w:t>.</w:t>
+      </w:r>
+    </w:p>
+    <w:p>
+      <w:pPr>
+        <w:spacing w:line="336" w:lineRule="auto" w:after="180"/>
+      </w:pPr>
+      <w:r>
+        <w:rPr>
+          <w:b w:val="0"/>
+        </w:rPr>
+        <w:t xml:space="preserve">Show your trace, calculation or </w:t>
+      </w:r>
+      <w:r>
+        <w:rPr>
+          <w:b/>
+        </w:rPr>
+        <w:t>evidence</w:t>
+      </w:r>
+    </w:p>
+    <w:p>
+      <w:pPr>
+        <w:pStyle w:val="Heading3"/>
+      </w:pPr>
+      <w:r>
+        <w:t>Write or draw your reasoning and evidence.</w:t>
+      </w:r>
+    </w:p>
+    <w:p>
+      <w:r>
+        <w:t>________________________________________________________________</w:t>
+      </w:r>
+    </w:p>
+    <w:p>
+      <w:r>
+        <w:t>________________________________________________________________</w:t>
+      </w:r>
+    </w:p>
+    <w:p>
+      <w:r>
+        <w:t>________________________________________________________________</w:t>
+      </w:r>
+    </w:p>
+    <w:p>
+      <w:r>
+        <w:t>________________________________________________________________</w:t>
+      </w:r>
+    </w:p>
+    <w:p>
+      <w:r>
+        <w:t>________________________________________________________________</w:t>
+      </w:r>
+    </w:p>
+    <w:p>
+      <w:pPr>
+        <w:pStyle w:val="Heading1"/>
+      </w:pPr>
+      <w:r>
+        <w:t>07. Extra practice · Changed case</w:t>
+      </w:r>
+    </w:p>
+    <w:p>
+      <w:r>
+        <w:t>Use when helpful; keep this practice separate from the selected first attempt.</w:t>
+      </w:r>
+    </w:p>
+    <w:p>
+      <w:pPr>
+        <w:pStyle w:val="Heading2"/>
+      </w:pPr>
+      <w:r>
+        <w:t>Additional evidence</w:t>
+      </w:r>
+    </w:p>
+    <w:p>
+      <w:pPr>
+        <w:spacing w:line="336" w:lineRule="auto" w:after="180"/>
+      </w:pPr>
+      <w:r>
+        <w:rPr>
+          <w:b w:val="0"/>
+        </w:rPr>
+        <w:t xml:space="preserve">A study tool is asked to make a high-stakes personal decision outside its learning purpose. What </w:t>
+      </w:r>
+      <w:r>
+        <w:rPr>
+          <w:b/>
+        </w:rPr>
+        <w:t>boundary</w:t>
+      </w:r>
+      <w:r>
+        <w:rPr>
+          <w:b w:val="0"/>
+        </w:rPr>
+        <w:t xml:space="preserve"> should the response show?</w:t>
+      </w:r>
+    </w:p>
+    <w:p>
+      <w:pPr>
+        <w:spacing w:line="336" w:lineRule="auto" w:after="180"/>
+      </w:pPr>
+      <w:r>
+        <w:rPr>
+          <w:b w:val="0"/>
+        </w:rPr>
+        <w:t>My practice reasoning</w:t>
+      </w:r>
+    </w:p>
+    <w:p>
+      <w:pPr>
+        <w:pStyle w:val="Heading3"/>
+      </w:pPr>
+      <w:r>
+        <w:t>Write or draw your reasoning and evidence.</w:t>
+      </w:r>
+    </w:p>
+    <w:p>
+      <w:r>
+        <w:t>________________________________________________________________</w:t>
+      </w:r>
+    </w:p>
+    <w:p>
+      <w:r>
+        <w:t>________________________________________________________________</w:t>
+      </w:r>
+    </w:p>
+    <w:p>
+      <w:r>
+        <w:t>________________________________________________________________</w:t>
+      </w:r>
+    </w:p>
+    <w:p>
+      <w:r>
+        <w:t>________________________________________________________________</w:t>
+      </w:r>
+    </w:p>
+    <w:p>
+      <w:r>
+        <w:t>________________________________________________________________</w:t>
+      </w:r>
+    </w:p>
+    <w:p>
+      <w:pPr>
+        <w:pStyle w:val="Heading3"/>
+      </w:pPr>
+      <w:r>
+        <w:t>Week 31 Test and reflect</w:t>
+      </w:r>
+    </w:p>
+    <w:p>
+      <w:pPr>
+        <w:pStyle w:val="Heading1"/>
+      </w:pPr>
+      <w:r>
+        <w:t>08. Extra practice · A revealing test</w:t>
+      </w:r>
+    </w:p>
+    <w:p>
+      <w:r>
+        <w:t>Use when helpful; keep this practice separate from the selected first attempt.</w:t>
+      </w:r>
+    </w:p>
+    <w:p>
+      <w:pPr>
+        <w:pStyle w:val="Heading2"/>
+      </w:pPr>
+      <w:r>
+        <w:t>Additional evidence</w:t>
+      </w:r>
+    </w:p>
+    <w:p>
+      <w:pPr>
+        <w:spacing w:line="336" w:lineRule="auto" w:after="180"/>
+      </w:pPr>
+      <w:r>
+        <w:rPr>
+          <w:b w:val="0"/>
+        </w:rPr>
+        <w:t xml:space="preserve">Create a changed </w:t>
+      </w:r>
+      <w:r>
+        <w:rPr>
+          <w:b/>
+        </w:rPr>
+        <w:t>input</w:t>
+      </w:r>
+      <w:r>
+        <w:rPr>
+          <w:b w:val="0"/>
+        </w:rPr>
+        <w:t xml:space="preserve">, </w:t>
+      </w:r>
+      <w:r>
+        <w:rPr>
+          <w:b/>
+        </w:rPr>
+        <w:t>boundary</w:t>
+      </w:r>
+      <w:r>
+        <w:rPr>
+          <w:b w:val="0"/>
+        </w:rPr>
+        <w:t xml:space="preserve"> case or missing-information case. Write the expected answer or safe response before testing.</w:t>
+      </w:r>
+    </w:p>
+    <w:tbl>
+      <w:tblPr>
+        <w:tblStyle w:val="LightShading-Accent1"/>
+        <w:tblW w:type="auto" w:w="0"/>
+        <w:tblLook w:firstColumn="1" w:firstRow="1" w:lastColumn="0" w:lastRow="0" w:noHBand="0" w:noVBand="1" w:val="04A0"/>
+      </w:tblPr>
+      <w:tblGrid>
+        <w:gridCol w:w="5112"/>
+        <w:gridCol w:w="5112"/>
+      </w:tblGrid>
+      <w:tr>
+        <w:trPr>
+          <w:tblHeader/>
+        </w:trPr>
+        <w:tc>
+          <w:tcPr>
+            <w:tcW w:type="dxa" w:w="5112"/>
+          </w:tcPr>
+          <w:p>
+            <w:r>
+              <w:t>Test record</w:t>
+            </w:r>
+          </w:p>
+        </w:tc>
+        <w:tc>
+          <w:tcPr>
+            <w:tcW w:type="dxa" w:w="5112"/>
+          </w:tcPr>
+          <w:p>
+            <w:r>
+              <w:t>My evidence</w:t>
+            </w:r>
+          </w:p>
+        </w:tc>
+      </w:tr>
+      <w:tr>
+        <w:tc>
+          <w:tcPr>
+            <w:tcW w:type="dxa" w:w="5112"/>
+          </w:tcPr>
+          <w:p>
+            <w:r>
+              <w:t>Changed input or condition</w:t>
+            </w:r>
+          </w:p>
+        </w:tc>
+        <w:tc>
+          <w:tcPr>
+            <w:tcW w:type="dxa" w:w="5112"/>
+          </w:tcPr>
+          <w:p>
+            <w:r/>
+          </w:p>
+        </w:tc>
+      </w:tr>
+      <w:tr>
+        <w:tc>
+          <w:tcPr>
+            <w:tcW w:type="dxa" w:w="5112"/>
+          </w:tcPr>
+          <w:p>
+            <w:r>
+              <w:t>Expected answer or fallback</w:t>
+            </w:r>
+          </w:p>
+        </w:tc>
+        <w:tc>
+          <w:tcPr>
+            <w:tcW w:type="dxa" w:w="5112"/>
+          </w:tcPr>
+          <w:p>
+            <w:r/>
+          </w:p>
+        </w:tc>
+      </w:tr>
+      <w:tr>
+        <w:tc>
+          <w:tcPr>
+            <w:tcW w:type="dxa" w:w="5112"/>
+          </w:tcPr>
+          <w:p>
+            <w:r>
+              <w:t>Observed result</w:t>
+            </w:r>
+          </w:p>
+        </w:tc>
+        <w:tc>
+          <w:tcPr>
+            <w:tcW w:type="dxa" w:w="5112"/>
+          </w:tcPr>
+          <w:p>
+            <w:r/>
+          </w:p>
+        </w:tc>
+      </w:tr>
+      <w:tr>
+        <w:tc>
+          <w:tcPr>
+            <w:tcW w:type="dxa" w:w="5112"/>
+          </w:tcPr>
+          <w:p>
+            <w:r>
+              <w:t>Why the result occurred</w:t>
+            </w:r>
+          </w:p>
+        </w:tc>
+        <w:tc>
+          <w:tcPr>
+            <w:tcW w:type="dxa" w:w="5112"/>
+          </w:tcPr>
+          <w:p>
+            <w:r/>
+          </w:p>
+        </w:tc>
+      </w:tr>
+    </w:tbl>
+    <w:p>
+      <w:pPr>
+        <w:pStyle w:val="Heading1"/>
+      </w:pPr>
+      <w:r>
+        <w:t>11. Extra practice · Earlier transfer</w:t>
+      </w:r>
+    </w:p>
+    <w:p>
+      <w:r>
+        <w:t>Use when helpful; keep this practice separate from the selected first attempt.</w:t>
+      </w:r>
+    </w:p>
+    <w:p>
+      <w:pPr>
+        <w:pStyle w:val="Heading2"/>
+      </w:pPr>
+      <w:r>
+        <w:t>Additional evidence</w:t>
+      </w:r>
+    </w:p>
+    <w:p>
+      <w:pPr>
+        <w:spacing w:line="336" w:lineRule="auto" w:after="180"/>
+      </w:pPr>
+      <w:r>
+        <w:rPr>
+          <w:b w:val="0"/>
+        </w:rPr>
+        <w:t xml:space="preserve">A plant-study assistant is asked for a person's medication dose. Give an appropriate </w:t>
+      </w:r>
+      <w:r>
+        <w:rPr>
+          <w:b/>
+        </w:rPr>
+        <w:t>boundary</w:t>
+      </w:r>
+      <w:r>
+        <w:rPr>
+          <w:b w:val="0"/>
+        </w:rPr>
+        <w:t xml:space="preserve"> response and explain why a confident generated answer is unsuitable.</w:t>
+      </w:r>
+    </w:p>
+    <w:p>
+      <w:pPr>
+        <w:pStyle w:val="Heading3"/>
+      </w:pPr>
+      <w:r>
+        <w:t>My explanation after practice</w:t>
+      </w:r>
+    </w:p>
+    <w:p>
+      <w:r>
+        <w:t>________________________________________________________________</w:t>
+      </w:r>
+    </w:p>
+    <w:p>
+      <w:r>
+        <w:t>________________________________________________________________</w:t>
+      </w:r>
+    </w:p>
+    <w:p>
+      <w:r>
+        <w:t>________________________________________________________________</w:t>
+      </w:r>
+    </w:p>
+    <w:p>
+      <w:r>
+        <w:t>________________________________________________________________</w:t>
+      </w:r>
+    </w:p>
+    <w:p>
+      <w:r>
+        <w:t>________________________________________________________________</w:t>
+      </w:r>
+    </w:p>
+    <w:p>
+      <w:r>
+        <w:t>________________________________________________________________</w:t>
+      </w:r>
+    </w:p>
+    <w:p>
+      <w:r>
+        <w:t>________________________________________________________________</w:t>
+      </w:r>
+    </w:p>
+    <w:p>
+      <w:pPr>
+        <w:spacing w:line="336" w:lineRule="auto" w:after="180"/>
+      </w:pPr>
+      <w:r>
+        <w:rPr>
+          <w:b w:val="0"/>
+        </w:rPr>
+        <w:t>Record support used: none, hint or teacher explanation.</w:t>
+      </w:r>
+    </w:p>
+    <w:p>
+      <w:pPr>
+        <w:pStyle w:val="Heading1"/>
+      </w:pPr>
+      <w:r>
+        <w:t>15. Reference · Selected W4 response copy</w:t>
+      </w:r>
+    </w:p>
+    <w:p>
+      <w:r>
+        <w:t>Use when helpful; keep this practice separate from the selected first attempt.</w:t>
+      </w:r>
+    </w:p>
+    <w:p>
+      <w:pPr>
+        <w:pStyle w:val="Heading2"/>
+      </w:pPr>
+      <w:r>
+        <w:t>Additional evidence</w:t>
+      </w:r>
+    </w:p>
+    <w:p>
+      <w:pPr>
+        <w:spacing w:line="336" w:lineRule="auto" w:after="180"/>
+      </w:pPr>
+      <w:r>
+        <w:rPr>
+          <w:b w:val="0"/>
+        </w:rPr>
+        <w:t>Classify B2, b2, B22 and B2; DROP under the exact format.</w:t>
+      </w:r>
+    </w:p>
+    <w:p>
+      <w:pPr>
+        <w:pStyle w:val="Heading3"/>
+      </w:pPr>
+      <w:r>
+        <w:t>My reasoning and evidence</w:t>
+      </w:r>
+    </w:p>
+    <w:p>
+      <w:r>
+        <w:t>________________________________________________________________</w:t>
+      </w:r>
+    </w:p>
+    <w:p>
+      <w:r>
+        <w:t>________________________________________________________________</w:t>
+      </w:r>
+    </w:p>
+    <w:p>
+      <w:r>
+        <w:t>________________________________________________________________</w:t>
+      </w:r>
+    </w:p>
+    <w:p>
+      <w:r>
+        <w:t>________________________________________________________________</w:t>
+      </w:r>
+    </w:p>
+    <w:p>
+      <w:r>
+        <w:t>________________________________________________________________</w:t>
+      </w:r>
+    </w:p>
+    <w:p>
+      <w:r>
+        <w:t>________________________________________________________________</w:t>
+      </w:r>
+    </w:p>
+    <w:p>
+      <w:r>
+        <w:t>________________________________________________________________</w:t>
+      </w:r>
+    </w:p>
+    <w:p>
+      <w:r>
+        <w:t>________________________________________________________________</w:t>
+      </w:r>
+    </w:p>
+    <w:p>
+      <w:pPr>
+        <w:pStyle w:val="Heading1"/>
+      </w:pPr>
+      <w:r>
+        <w:t>17. Extension · Abstention and clarification — W1 Explain the mechanism</w:t>
+      </w:r>
+    </w:p>
+    <w:p>
+      <w:r>
+        <w:t>Ask the smallest resolving question and preserve missing evidence.</w:t>
+      </w:r>
+    </w:p>
+    <w:p>
+      <w:pPr>
+        <w:pStyle w:val="Heading2"/>
+      </w:pPr>
+      <w:r>
+        <w:t>Boundary and source reference</w:t>
+      </w:r>
+    </w:p>
+    <w:p>
+      <w:pPr>
+        <w:spacing w:line="336" w:lineRule="auto" w:after="180"/>
+      </w:pPr>
+      <w:r>
+        <w:rPr>
+          <w:b w:val="0"/>
+        </w:rPr>
+        <w:t>Room W2/independent schema: exactly one uppercase ASCII letter plus one ASCII digit, e.g. A1/B2. Catalogue picture: two uppercase ASCII letters plus one digit, e.g. AB7. No trimming or extra characters. Use exact dictionary keys, never eval. Trusted application role controls access separately. Clarify missing ID; preserve capacity 8/12 conflict without precedence; absent record is not measured zero.</w:t>
+      </w:r>
+    </w:p>
+    <w:p>
+      <w:pPr>
+        <w:spacing w:line="336" w:lineRule="auto" w:after="180"/>
+      </w:pPr>
+      <w:r>
+        <w:rPr>
+          <w:b w:val="0"/>
+        </w:rPr>
+        <w:t>Program uses only fictional dictionaries.</w:t>
+      </w:r>
+    </w:p>
+    <w:p>
+      <w:pPr>
+        <w:pStyle w:val="Heading2"/>
+      </w:pPr>
+      <w:r>
+        <w:t>Extension task and response</w:t>
+      </w:r>
+    </w:p>
+    <w:p>
+      <w:pPr>
+        <w:pStyle w:val="ListBullet"/>
+      </w:pPr>
+      <w:r>
+        <w:t>Explain the weekly mechanism in your own words. Use the worked scenario to name its input, decision rule and output.</w:t>
+      </w:r>
+    </w:p>
+    <w:p>
+      <w:pPr>
+        <w:pStyle w:val="Heading3"/>
+      </w:pPr>
+      <w:r>
+        <w:t>My reasoning and evidence</w:t>
+      </w:r>
+    </w:p>
+    <w:p>
+      <w:r>
+        <w:t>________________________________________________________________</w:t>
+      </w:r>
+    </w:p>
+    <w:p>
+      <w:r>
+        <w:t>________________________________________________________________</w:t>
+      </w:r>
+    </w:p>
+    <w:p>
+      <w:r>
+        <w:t>________________________________________________________________</w:t>
+      </w:r>
+    </w:p>
+    <w:p>
+      <w:r>
+        <w:t>________________________________________________________________</w:t>
+      </w:r>
+    </w:p>
+    <w:p>
+      <w:r>
+        <w:t>________________________________________________________________</w:t>
+      </w:r>
+    </w:p>
+    <w:p>
+      <w:r>
+        <w:t>________________________________________________________________</w:t>
+      </w:r>
+    </w:p>
+    <w:p>
+      <w:pPr>
+        <w:pStyle w:val="Heading1"/>
+      </w:pPr>
+      <w:r>
+        <w:t>18. Extension · Abstention and clarification — W2 Trace the worked case</w:t>
+      </w:r>
+    </w:p>
+    <w:p>
+      <w:r>
+        <w:t>Ask the smallest resolving question and preserve missing evidence.</w:t>
+      </w:r>
+    </w:p>
+    <w:p>
+      <w:pPr>
+        <w:pStyle w:val="Heading2"/>
+      </w:pPr>
+      <w:r>
+        <w:t>Boundary and source reference</w:t>
+      </w:r>
+    </w:p>
+    <w:p>
+      <w:pPr>
+        <w:spacing w:line="336" w:lineRule="auto" w:after="180"/>
+      </w:pPr>
+      <w:r>
+        <w:rPr>
+          <w:b w:val="0"/>
+        </w:rPr>
+        <w:t>Room W2/independent schema: exactly one uppercase ASCII letter plus one ASCII digit, e.g. A1/B2. Catalogue picture: two uppercase ASCII letters plus one digit, e.g. AB7. No trimming or extra characters. Use exact dictionary keys, never eval. Trusted application role controls access separately. Clarify missing ID; preserve capacity 8/12 conflict without precedence; absent record is not measured zero.</w:t>
+      </w:r>
+    </w:p>
+    <w:p>
+      <w:pPr>
+        <w:spacing w:line="336" w:lineRule="auto" w:after="180"/>
+      </w:pPr>
+      <w:r>
+        <w:rPr>
+          <w:b w:val="0"/>
+        </w:rPr>
+        <w:t>Program uses only fictional dictionaries.</w:t>
+      </w:r>
+    </w:p>
+    <w:p>
+      <w:pPr>
+        <w:pStyle w:val="Heading2"/>
+      </w:pPr>
+      <w:r>
+        <w:t>Extension task and response</w:t>
+      </w:r>
+    </w:p>
+    <w:p>
+      <w:pPr>
+        <w:pStyle w:val="ListBullet"/>
+      </w:pPr>
+      <w:r>
+        <w:t>Approval names room B, but two registers give capacities 8 and 12 with no precedence rule. The question asks maximum attendance. Show the intermediate steps and give the conclusion with its scope.</w:t>
+      </w:r>
+    </w:p>
+    <w:p>
+      <w:pPr>
+        <w:pStyle w:val="Heading3"/>
+      </w:pPr>
+      <w:r>
+        <w:t>My reasoning and evidence</w:t>
+      </w:r>
+    </w:p>
+    <w:p>
+      <w:r>
+        <w:t>________________________________________________________________</w:t>
+      </w:r>
+    </w:p>
+    <w:p>
+      <w:r>
+        <w:t>________________________________________________________________</w:t>
+      </w:r>
+    </w:p>
+    <w:p>
+      <w:r>
+        <w:t>________________________________________________________________</w:t>
+      </w:r>
+    </w:p>
+    <w:p>
+      <w:r>
+        <w:t>________________________________________________________________</w:t>
+      </w:r>
+    </w:p>
+    <w:p>
+      <w:r>
+        <w:t>________________________________________________________________</w:t>
+      </w:r>
+    </w:p>
+    <w:p>
+      <w:r>
+        <w:t>________________________________________________________________</w:t>
+      </w:r>
+    </w:p>
+    <w:p>
+      <w:r>
+        <w:t>________________________________________________________________</w:t>
+      </w:r>
+    </w:p>
+    <w:p>
+      <w:pPr>
+        <w:pStyle w:val="Heading1"/>
+      </w:pPr>
+      <w:r>
+        <w:t>19. Extension · Abstention and clarification — W3 Audit the limit</w:t>
+      </w:r>
+    </w:p>
+    <w:p>
+      <w:r>
+        <w:t>Ask the smallest resolving question and preserve missing evidence.</w:t>
+      </w:r>
+    </w:p>
+    <w:p>
+      <w:pPr>
+        <w:pStyle w:val="Heading2"/>
+      </w:pPr>
+      <w:r>
+        <w:t>Boundary and source reference</w:t>
+      </w:r>
+    </w:p>
+    <w:p>
+      <w:pPr>
+        <w:spacing w:line="336" w:lineRule="auto" w:after="180"/>
+      </w:pPr>
+      <w:r>
+        <w:rPr>
+          <w:b w:val="0"/>
+        </w:rPr>
+        <w:t>Room W2/independent schema: exactly one uppercase ASCII letter plus one ASCII digit, e.g. A1/B2. Catalogue picture: two uppercase ASCII letters plus one digit, e.g. AB7. No trimming or extra characters. Use exact dictionary keys, never eval. Trusted application role controls access separately. Clarify missing ID; preserve capacity 8/12 conflict without precedence; absent record is not measured zero.</w:t>
+      </w:r>
+    </w:p>
+    <w:p>
+      <w:pPr>
+        <w:spacing w:line="336" w:lineRule="auto" w:after="180"/>
+      </w:pPr>
+      <w:r>
+        <w:rPr>
+          <w:b w:val="0"/>
+        </w:rPr>
+        <w:t>Program uses only fictional dictionaries.</w:t>
+      </w:r>
+    </w:p>
+    <w:p>
+      <w:pPr>
+        <w:pStyle w:val="Heading2"/>
+      </w:pPr>
+      <w:r>
+        <w:t>Extension task and response</w:t>
+      </w:r>
+    </w:p>
+    <w:p>
+      <w:pPr>
+        <w:pStyle w:val="ListBullet"/>
+      </w:pPr>
+      <w:r>
+        <w:t>A report omits this qualification: An abstention avoids an unsupported answer but does not automatically make a system useful; evaluate appropriate answers and appropriate fallbacks separately. Explain how omitting it could change a reader's interpretation, and write an accurate replacement.</w:t>
+      </w:r>
+    </w:p>
+    <w:p>
+      <w:pPr>
+        <w:pStyle w:val="Heading3"/>
+      </w:pPr>
+      <w:r>
+        <w:t>My reasoning and evidence</w:t>
+      </w:r>
+    </w:p>
+    <w:p>
+      <w:r>
+        <w:t>________________________________________________________________</w:t>
+      </w:r>
+    </w:p>
+    <w:p>
+      <w:r>
+        <w:t>________________________________________________________________</w:t>
+      </w:r>
+    </w:p>
+    <w:p>
+      <w:r>
+        <w:t>________________________________________________________________</w:t>
+      </w:r>
+    </w:p>
+    <w:p>
+      <w:r>
+        <w:t>________________________________________________________________</w:t>
+      </w:r>
+    </w:p>
+    <w:p>
+      <w:r>
+        <w:t>________________________________________________________________</w:t>
+      </w:r>
+    </w:p>
+    <w:p>
+      <w:r>
+        <w:t>________________________________________________________________</w:t>
+      </w:r>
+    </w:p>
+    <w:p>
+      <w:pPr>
+        <w:pStyle w:val="Heading1"/>
+      </w:pPr>
+      <w:r>
+        <w:t>20. Extension · Abstention and clarification — W4 Apply a new case independently</w:t>
+      </w:r>
+    </w:p>
+    <w:p>
+      <w:r>
+        <w:t>Retained extension task with its own teacher key and response.</w:t>
+      </w:r>
+    </w:p>
+    <w:p>
+      <w:pPr>
+        <w:pStyle w:val="Heading2"/>
+      </w:pPr>
+      <w:r>
+        <w:t>Extension question and record</w:t>
+      </w:r>
+    </w:p>
+    <w:p>
+      <w:pPr>
+        <w:pStyle w:val="ListBullet"/>
+      </w:pPr>
+      <w:r>
+        <w:t>The request says use the hall, but approved rooms include H1 and H2 with different capacities. No hall ID is given. What question should be asked?</w:t>
+      </w:r>
+    </w:p>
+    <w:p>
+      <w:pPr>
+        <w:pStyle w:val="Heading3"/>
+      </w:pPr>
+      <w:r>
+        <w:t>My reasoning and evidence</w:t>
+      </w:r>
+    </w:p>
+    <w:p>
+      <w:r>
+        <w:t>________________________________________________________________</w:t>
+      </w:r>
+    </w:p>
+    <w:p>
+      <w:r>
+        <w:t>________________________________________________________________</w:t>
+      </w:r>
+    </w:p>
+    <w:p>
+      <w:r>
+        <w:t>________________________________________________________________</w:t>
+      </w:r>
+    </w:p>
+    <w:p>
+      <w:r>
+        <w:t>________________________________________________________________</w:t>
+      </w:r>
+    </w:p>
+    <w:p>
+      <w:r>
+        <w:t>________________________________________________________________</w:t>
+      </w:r>
+    </w:p>
+    <w:p>
+      <w:r>
+        <w:t>________________________________________________________________</w:t>
+      </w:r>
+    </w:p>
+    <w:p>
+      <w:r>
+        <w:t>________________________________________________________________</w:t>
+      </w:r>
+    </w:p>
+    <w:p>
+      <w:r>
+        <w:t>________________________________________________________________</w:t>
+      </w:r>
+    </w:p>
+    <w:p>
+      <w:pPr>
+        <w:pStyle w:val="Heading1"/>
+      </w:pPr>
+      <w:r>
+        <w:t>21. Extension · Abstention and clarification — W5 Design a revealing follow-up</w:t>
+      </w:r>
+    </w:p>
+    <w:p>
+      <w:r>
+        <w:t>Ask the smallest resolving question and preserve missing evidence.</w:t>
+      </w:r>
+    </w:p>
+    <w:p>
+      <w:pPr>
+        <w:pStyle w:val="Heading2"/>
+      </w:pPr>
+      <w:r>
+        <w:t>Boundary and source reference</w:t>
+      </w:r>
+    </w:p>
+    <w:p>
+      <w:pPr>
+        <w:spacing w:line="336" w:lineRule="auto" w:after="180"/>
+      </w:pPr>
+      <w:r>
+        <w:rPr>
+          <w:b w:val="0"/>
+        </w:rPr>
+        <w:t>Room W2/independent schema: exactly one uppercase ASCII letter plus one ASCII digit, e.g. A1/B2. Catalogue picture: two uppercase ASCII letters plus one digit, e.g. AB7. No trimming or extra characters. Use exact dictionary keys, never eval. Trusted application role controls access separately. Clarify missing ID; preserve capacity 8/12 conflict without precedence; absent record is not measured zero.</w:t>
+      </w:r>
+    </w:p>
+    <w:p>
+      <w:pPr>
+        <w:spacing w:line="336" w:lineRule="auto" w:after="180"/>
+      </w:pPr>
+      <w:r>
+        <w:rPr>
+          <w:b w:val="0"/>
+        </w:rPr>
+        <w:t>Program uses only fictional dictionaries.</w:t>
+      </w:r>
+    </w:p>
+    <w:p>
+      <w:pPr>
+        <w:pStyle w:val="Heading2"/>
+      </w:pPr>
+      <w:r>
+        <w:t>Extension task and response</w:t>
+      </w:r>
+    </w:p>
+    <w:p>
+      <w:pPr>
+        <w:pStyle w:val="ListBullet"/>
+      </w:pPr>
+      <w:r>
+        <w:t>For the worked scenario, propose one additional case that could reveal a failure, describe its expected outcome before running it, and explain what would need to remain fixed for a fair comparison. Do not reuse W4 as a new final test after receiving feedback.</w:t>
+      </w:r>
+    </w:p>
+    <w:p>
+      <w:pPr>
+        <w:pStyle w:val="Heading3"/>
+      </w:pPr>
+      <w:r>
+        <w:t>My reasoning and evidence</w:t>
+      </w:r>
+    </w:p>
+    <w:p>
+      <w:r>
+        <w:t>________________________________________________________________</w:t>
+      </w:r>
+    </w:p>
+    <w:p>
+      <w:r>
+        <w:t>________________________________________________________________</w:t>
+      </w:r>
+    </w:p>
+    <w:p>
+      <w:r>
+        <w:t>________________________________________________________________</w:t>
+      </w:r>
+    </w:p>
+    <w:p>
+      <w:r>
+        <w:t>________________________________________________________________</w:t>
+      </w:r>
+    </w:p>
+    <w:p>
+      <w:r>
+        <w:t>________________________________________________________________</w:t>
+      </w:r>
+    </w:p>
+    <w:p>
+      <w:r>
+        <w:t>________________________________________________________________</w:t>
+      </w:r>
+    </w:p>
+    <w:p>
+      <w:r>
+        <w:t>________________________________________________________________</w:t>
+      </w:r>
+    </w:p>
+    <w:p>
+      <w:pPr>
+        <w:pStyle w:val="Heading1"/>
+      </w:pPr>
+      <w:r>
+        <w:t>23. Extra practice · Pictured case</w:t>
+      </w:r>
+    </w:p>
+    <w:p>
+      <w:r>
+        <w:t>Use when helpful; keep this practice separate from the selected first attempt.</w:t>
+      </w:r>
+    </w:p>
+    <w:p>
+      <w:pPr>
+        <w:pStyle w:val="Heading2"/>
+      </w:pPr>
+      <w:r>
+        <w:t>Additional evidence</w:t>
       </w:r>
     </w:p>
     <w:p>
@@ -2264,16 +2391,7 @@
     </w:p>
     <w:p>
       <w:pPr>
-        <w:pStyle w:val="Heading3"/>
-      </w:pPr>
-      <w:r>
-        <w:t>Record the help used</w:t>
-      </w:r>
-    </w:p>
-    <w:p>
-      <w:pPr>
         <w:spacing w:line="336" w:lineRule="auto" w:after="180"/>
-        <w:shd w:fill="F1F6F8"/>
       </w:pPr>
       <w:r>
         <w:rPr>
@@ -2333,12 +2451,20 @@
         <w:pStyle w:val="Heading1"/>
       </w:pPr>
       <w:r>
-        <w:t>24. Project portfolio milestone</w:t>
-      </w:r>
-    </w:p>
-    <w:p>
-      <w:r>
-        <w:t>Keep this week’s input, deciding step, result and limit together in the Verified Study Buddy record.</w:t>
+        <w:t>24. Reference · Project milestone</w:t>
+      </w:r>
+    </w:p>
+    <w:p>
+      <w:r>
+        <w:t>Use when helpful; keep this practice separate from the selected first attempt.</w:t>
+      </w:r>
+    </w:p>
+    <w:p>
+      <w:pPr>
+        <w:pStyle w:val="Heading2"/>
+      </w:pPr>
+      <w:r>
+        <w:t>Additional evidence</w:t>
       </w:r>
     </w:p>
     <w:p>
@@ -2563,12 +2689,506 @@
         <w:pStyle w:val="Heading1"/>
       </w:pPr>
       <w:r>
-        <w:t>25. Supported practice and learning evidence</w:t>
-      </w:r>
-    </w:p>
-    <w:p>
-      <w:r>
-        <w:t>Try the supported questions before comparing with hints and feedback. Record what you repaired and the evidence you retained.</w:t>
+        <w:t>25. Extra practice · Pictures, feedback and repair</w:t>
+      </w:r>
+    </w:p>
+    <w:p>
+      <w:r>
+        <w:t>Try before opening feedback; keep the selected independent task separate.</w:t>
+      </w:r>
+    </w:p>
+    <w:p>
+      <w:pPr>
+        <w:pStyle w:val="Heading2"/>
+      </w:pPr>
+      <w:r>
+        <w:t>First supported question</w:t>
+      </w:r>
+    </w:p>
+    <w:p>
+      <w:pPr>
+        <w:pStyle w:val="ListBullet"/>
+      </w:pPr>
+      <w:r>
+        <w:t>Make a strict lookup identifier boundary visible.</w:t>
+      </w:r>
+    </w:p>
+    <w:p>
+      <w:pPr>
+        <w:pStyle w:val="Heading3"/>
+      </w:pPr>
+      <w:r>
+        <w:t>Practice 1: explain the deciding evidence</w:t>
+      </w:r>
+    </w:p>
+    <w:p>
+      <w:pPr>
+        <w:pStyle w:val="ListBullet"/>
+      </w:pPr>
+      <w:r>
+        <w:t>Which labelled step matches this detail? Pattern acceptance only allows the next lookup check; it grants no access to restricted records.</w:t>
+      </w:r>
+    </w:p>
+    <w:p>
+      <w:pPr>
+        <w:pStyle w:val="ListBullet"/>
+      </w:pPr>
+      <w:r>
+        <w:t>1. Separate authority</w:t>
+      </w:r>
+    </w:p>
+    <w:p>
+      <w:pPr>
+        <w:pStyle w:val="ListBullet"/>
+      </w:pPr>
+      <w:r>
+        <w:t>2. Check pattern</w:t>
+      </w:r>
+    </w:p>
+    <w:p>
+      <w:pPr>
+        <w:pStyle w:val="ListBullet"/>
+      </w:pPr>
+      <w:r>
+        <w:t>3. Reject extra text</w:t>
+      </w:r>
+    </w:p>
+    <w:p>
+      <w:pPr>
+        <w:pStyle w:val="Heading3"/>
+      </w:pPr>
+      <w:r>
+        <w:t>My selected conclusion, deciding fact and explanation</w:t>
+      </w:r>
+    </w:p>
+    <w:p>
+      <w:r>
+        <w:t>________________________________________________________________</w:t>
+      </w:r>
+    </w:p>
+    <w:p>
+      <w:r>
+        <w:t>________________________________________________________________</w:t>
+      </w:r>
+    </w:p>
+    <w:p>
+      <w:r>
+        <w:t>________________________________________________________________</w:t>
+      </w:r>
+    </w:p>
+    <w:p>
+      <w:r>
+        <w:t>________________________________________________________________</w:t>
+      </w:r>
+    </w:p>
+    <w:p>
+      <w:r>
+        <w:t>________________________________________________________________</w:t>
+      </w:r>
+    </w:p>
+    <w:p>
+      <w:pPr>
+        <w:pStyle w:val="ListBullet"/>
+      </w:pPr>
+      <w:r>
+        <w:t>Hint if needed: Read the steps in the pictorial case. Match the supplied detail to the stage that performs or records it.</w:t>
+      </w:r>
+    </w:p>
+    <w:p>
+      <w:pPr>
+        <w:pStyle w:val="ListBullet"/>
+      </w:pPr>
+      <w:r>
+        <w:t>After your attempt, compare with the supported explanation: Separate authority Pattern acceptance only allows the next lookup check; it grants no access to restricted records. Read the picture in order. Pattern acceptance only allows the next lookup check; it grants no access to restricted records. The arrows show which recorded input or intermediate result each decision uses. Explain the deciding step aloud before checking the changed case; pointing to the final answer alone does not show how it follows.</w:t>
+      </w:r>
+    </w:p>
+    <w:p>
+      <w:pPr>
+        <w:pStyle w:val="Heading2"/>
+      </w:pPr>
+      <w:r>
+        <w:t>Check after trying · reference / check after trying</w:t>
+      </w:r>
+    </w:p>
+    <w:p>
+      <w:pPr>
+        <w:pStyle w:val="Heading3"/>
+      </w:pPr>
+      <w:r>
+        <w:t>Practice 2: explain the deciding evidence</w:t>
+      </w:r>
+    </w:p>
+    <w:p>
+      <w:pPr>
+        <w:pStyle w:val="Heading2"/>
+      </w:pPr>
+      <w:r>
+        <w:t>Changed-case question</w:t>
+      </w:r>
+    </w:p>
+    <w:p>
+      <w:pPr>
+        <w:pStyle w:val="ListBullet"/>
+      </w:pPr>
+      <w:r>
+        <w:t>Changed-case practice: Change AB7 to Ab7. Which conclusion is supported by the supplied facts?</w:t>
+      </w:r>
+    </w:p>
+    <w:p>
+      <w:pPr>
+        <w:pStyle w:val="ListBullet"/>
+      </w:pPr>
+      <w:r>
+        <w:t>1. We can decide the result without examining the changed input or the procedure.</w:t>
+      </w:r>
+    </w:p>
+    <w:p>
+      <w:pPr>
+        <w:pStyle w:val="ListBullet"/>
+      </w:pPr>
+      <w:r>
+        <w:t>2. This one example guarantees correct results for every future input.</w:t>
+      </w:r>
+    </w:p>
+    <w:p>
+      <w:pPr>
+        <w:pStyle w:val="ListBullet"/>
+      </w:pPr>
+      <w:r>
+        <w:t>3. Reject it under the exact uppercase rule.</w:t>
+      </w:r>
+    </w:p>
+    <w:p>
+      <w:pPr>
+        <w:pStyle w:val="Heading3"/>
+      </w:pPr>
+      <w:r>
+        <w:t>My selected conclusion, deciding fact and explanation</w:t>
+      </w:r>
+    </w:p>
+    <w:p>
+      <w:r>
+        <w:t>________________________________________________________________</w:t>
+      </w:r>
+    </w:p>
+    <w:p>
+      <w:r>
+        <w:t>________________________________________________________________</w:t>
+      </w:r>
+    </w:p>
+    <w:p>
+      <w:r>
+        <w:t>________________________________________________________________</w:t>
+      </w:r>
+    </w:p>
+    <w:p>
+      <w:r>
+        <w:t>________________________________________________________________</w:t>
+      </w:r>
+    </w:p>
+    <w:p>
+      <w:r>
+        <w:t>________________________________________________________________</w:t>
+      </w:r>
+    </w:p>
+    <w:p>
+      <w:pPr>
+        <w:pStyle w:val="ListBullet"/>
+      </w:pPr>
+      <w:r>
+        <w:t>Hint if needed: Use the changed condition and the deciding step in the pictorial trace. The answer must say what follows from those facts.</w:t>
+      </w:r>
+    </w:p>
+    <w:p>
+      <w:pPr>
+        <w:pStyle w:val="ListBullet"/>
+      </w:pPr>
+      <w:r>
+        <w:t>After your attempt, compare with the supported explanation: Reject it under the exact uppercase rule. Lowercase b fails the declared pattern even though the identifier looks similar.</w:t>
+      </w:r>
+    </w:p>
+    <w:p>
+      <w:pPr>
+        <w:pStyle w:val="Heading2"/>
+      </w:pPr>
+      <w:r>
+        <w:t>Check changed case · reference / check after trying</w:t>
+      </w:r>
+    </w:p>
+    <w:p>
+      <w:pPr>
+        <w:pStyle w:val="Heading3"/>
+      </w:pPr>
+      <w:r>
+        <w:t>Repair a missing building block</w:t>
+      </w:r>
+    </w:p>
+    <w:p>
+      <w:pPr>
+        <w:pStyle w:val="Heading2"/>
+      </w:pPr>
+      <w:r>
+        <w:t>Repair and keep evidence</w:t>
+      </w:r>
+    </w:p>
+    <w:p>
+      <w:pPr>
+        <w:spacing w:line="336" w:lineRule="auto" w:after="180"/>
+      </w:pPr>
+      <w:r>
+        <w:rPr>
+          <w:b w:val="0"/>
+        </w:rPr>
+        <w:t xml:space="preserve">Review Bias and Representation (ai-3/30). Goal: Explain the </w:t>
+      </w:r>
+      <w:r>
+        <w:rPr>
+          <w:b/>
+        </w:rPr>
+        <w:t>mechanism</w:t>
+      </w:r>
+      <w:r>
+        <w:rPr>
+          <w:b w:val="0"/>
+        </w:rPr>
+        <w:t xml:space="preserve"> and terminology of representation and bias evaluation. Short practice: Explain why comparing six correct answers in each group would mislead.</w:t>
+      </w:r>
+    </w:p>
+    <w:p>
+      <w:pPr>
+        <w:spacing w:line="336" w:lineRule="auto" w:after="180"/>
+      </w:pPr>
+      <w:r>
+        <w:rPr>
+          <w:b w:val="0"/>
+        </w:rPr>
+        <w:t xml:space="preserve">Point to the relevant step in the picture, then write the changed result and the rule or </w:t>
+      </w:r>
+      <w:r>
+        <w:rPr>
+          <w:b/>
+        </w:rPr>
+        <w:t>evidence</w:t>
+      </w:r>
+      <w:r>
+        <w:rPr>
+          <w:b w:val="0"/>
+        </w:rPr>
+        <w:t xml:space="preserve"> that supports it.. Return to this week and explain what you changed.</w:t>
+      </w:r>
+    </w:p>
+    <w:p>
+      <w:pPr>
+        <w:spacing w:line="336" w:lineRule="auto" w:after="180"/>
+      </w:pPr>
+      <w:r>
+        <w:rPr>
+          <w:b w:val="0"/>
+        </w:rPr>
+        <w:t xml:space="preserve">Review Privacy by Design (ai-3/28). Goal: Explain the </w:t>
+      </w:r>
+      <w:r>
+        <w:rPr>
+          <w:b/>
+        </w:rPr>
+        <w:t>mechanism</w:t>
+      </w:r>
+      <w:r>
+        <w:rPr>
+          <w:b w:val="0"/>
+        </w:rPr>
+        <w:t xml:space="preserve"> and terminology of data retention and deletion. Short practice: Which IDs and locations must appear in the deletion </w:t>
+      </w:r>
+      <w:r>
+        <w:rPr>
+          <w:b/>
+        </w:rPr>
+        <w:t>evidence</w:t>
+      </w:r>
+      <w:r>
+        <w:rPr>
+          <w:b w:val="0"/>
+        </w:rPr>
+        <w:t>?</w:t>
+      </w:r>
+    </w:p>
+    <w:p>
+      <w:pPr>
+        <w:spacing w:line="336" w:lineRule="auto" w:after="180"/>
+      </w:pPr>
+      <w:r>
+        <w:rPr>
+          <w:b w:val="0"/>
+        </w:rPr>
+        <w:t xml:space="preserve">Point to the relevant step in the picture, then write the changed result and the rule or </w:t>
+      </w:r>
+      <w:r>
+        <w:rPr>
+          <w:b/>
+        </w:rPr>
+        <w:t>evidence</w:t>
+      </w:r>
+      <w:r>
+        <w:rPr>
+          <w:b w:val="0"/>
+        </w:rPr>
+        <w:t xml:space="preserve"> that supports it.. Return to this week and explain what you changed.</w:t>
+      </w:r>
+    </w:p>
+    <w:p>
+      <w:pPr>
+        <w:spacing w:line="336" w:lineRule="auto" w:after="180"/>
+      </w:pPr>
+      <w:r>
+        <w:rPr>
+          <w:b w:val="0"/>
+        </w:rPr>
+        <w:t xml:space="preserve">Review Quality Rubrics (ai-3/25). Goal: Judge an output using separate observable rubric criteria. Short practice: Why is “one out of two checks passed” an insufficient release decision? Point to the relevant step in the picture, then write the changed result and the rule or </w:t>
+      </w:r>
+      <w:r>
+        <w:rPr>
+          <w:b/>
+        </w:rPr>
+        <w:t>evidence</w:t>
+      </w:r>
+      <w:r>
+        <w:rPr>
+          <w:b w:val="0"/>
+        </w:rPr>
+        <w:t xml:space="preserve"> that supports it.. Return to this week and explain what you changed.</w:t>
+      </w:r>
+    </w:p>
+    <w:p>
+      <w:pPr>
+        <w:spacing w:line="336" w:lineRule="auto" w:after="180"/>
+      </w:pPr>
+      <w:r>
+        <w:rPr>
+          <w:b w:val="0"/>
+        </w:rPr>
+        <w:t xml:space="preserve">The browser lab lets you edit the supported Python examples already included in this lesson. Predict first, run, inspect the actual </w:t>
+      </w:r>
+      <w:r>
+        <w:rPr>
+          <w:b/>
+        </w:rPr>
+        <w:t>output</w:t>
+      </w:r>
+      <w:r>
+        <w:rPr>
+          <w:b w:val="0"/>
+        </w:rPr>
+        <w:t xml:space="preserve"> or error, change one </w:t>
+      </w:r>
+      <w:r>
+        <w:rPr>
+          <w:b/>
+        </w:rPr>
+        <w:t>input</w:t>
+      </w:r>
+      <w:r>
+        <w:rPr>
+          <w:b w:val="0"/>
+        </w:rPr>
+        <w:t>, then run again.</w:t>
+      </w:r>
+    </w:p>
+    <w:p>
+      <w:pPr>
+        <w:spacing w:line="336" w:lineRule="auto" w:after="180"/>
+      </w:pPr>
+      <w:r>
+        <w:rPr>
+          <w:b w:val="0"/>
+        </w:rPr>
+        <w:t xml:space="preserve">Keep code, </w:t>
+      </w:r>
+      <w:r>
+        <w:rPr>
+          <w:b/>
+        </w:rPr>
+        <w:t>prediction</w:t>
+      </w:r>
+      <w:r>
+        <w:rPr>
+          <w:b w:val="0"/>
+        </w:rPr>
+        <w:t>s, actual results and a reasoned revision together. On paper, label your result as a trace rather than an execution.</w:t>
+      </w:r>
+    </w:p>
+    <w:p>
+      <w:pPr>
+        <w:spacing w:line="336" w:lineRule="auto" w:after="180"/>
+      </w:pPr>
+      <w:r>
+        <w:rPr>
+          <w:b w:val="0"/>
+        </w:rPr>
+        <w:t xml:space="preserve">Use Download completed work in the hosted lesson to export your answers, reflections, practice feedback and code-run </w:t>
+      </w:r>
+      <w:r>
+        <w:rPr>
+          <w:b/>
+        </w:rPr>
+        <w:t>evidence</w:t>
+      </w:r>
+      <w:r>
+        <w:rPr>
+          <w:b w:val="0"/>
+        </w:rPr>
+        <w:t>. Open the HTML copy to read or print it.</w:t>
+      </w:r>
+    </w:p>
+    <w:p>
+      <w:pPr>
+        <w:spacing w:line="336" w:lineRule="auto" w:after="180"/>
+      </w:pPr>
+      <w:r>
+        <w:rPr>
+          <w:b w:val="0"/>
+        </w:rPr>
+        <w:t>Drafts stay in this browser when storage is available; clear drafts on a shared device.</w:t>
+      </w:r>
+    </w:p>
+    <w:p>
+      <w:pPr>
+        <w:pStyle w:val="Heading3"/>
+      </w:pPr>
+      <w:r>
+        <w:t>What I repaired, the evidence I kept and the next test</w:t>
+      </w:r>
+    </w:p>
+    <w:p>
+      <w:r>
+        <w:t>________________________________________________________________</w:t>
+      </w:r>
+    </w:p>
+    <w:p>
+      <w:r>
+        <w:t>________________________________________________________________</w:t>
+      </w:r>
+    </w:p>
+    <w:p>
+      <w:r>
+        <w:t>________________________________________________________________</w:t>
+      </w:r>
+    </w:p>
+    <w:p>
+      <w:r>
+        <w:t>________________________________________________________________</w:t>
+      </w:r>
+    </w:p>
+    <w:p>
+      <w:r>
+        <w:t>________________________________________________________________</w:t>
+      </w:r>
+    </w:p>
+    <w:p>
+      <w:pPr>
+        <w:pStyle w:val="Heading2"/>
+      </w:pPr>
+      <w:r>
+        <w:t>Earlier wording, alternatives and picture transcripts · reference / check after trying</w:t>
       </w:r>
     </w:p>
     <w:p>
@@ -2584,80 +3204,10 @@
     </w:p>
     <w:p>
       <w:pPr>
-        <w:spacing w:line="336" w:lineRule="auto" w:after="180"/>
-      </w:pPr>
-      <w:r>
-        <w:rPr>
-          <w:b w:val="0"/>
-        </w:rPr>
-        <w:t xml:space="preserve">Make a strict lookup identifier </w:t>
-      </w:r>
-      <w:r>
-        <w:rPr>
-          <w:b/>
-        </w:rPr>
-        <w:t>boundary</w:t>
-      </w:r>
-      <w:r>
-        <w:rPr>
-          <w:b w:val="0"/>
-        </w:rPr>
-        <w:t xml:space="preserve"> visible.</w:t>
-      </w:r>
-    </w:p>
-    <w:p>
-      <w:pPr>
         <w:pStyle w:val="Heading3"/>
       </w:pPr>
       <w:r>
-        <w:t>Practice 1: explain the deciding evidence</w:t>
-      </w:r>
-    </w:p>
-    <w:p>
-      <w:pPr>
-        <w:spacing w:line="336" w:lineRule="auto" w:after="180"/>
-      </w:pPr>
-      <w:r>
-        <w:rPr>
-          <w:b w:val="0"/>
-        </w:rPr>
-        <w:t>Which labelled step matches this detail? Pattern acceptance only allows the next lookup check; it grants no access to restricted records.</w:t>
-      </w:r>
-    </w:p>
-    <w:p>
-      <w:pPr>
-        <w:spacing w:line="336" w:lineRule="auto" w:after="180"/>
-        <w:shd w:fill="F4F9FC"/>
-      </w:pPr>
-      <w:r>
-        <w:rPr>
-          <w:b w:val="0"/>
-        </w:rPr>
-        <w:t>1. Separate authority</w:t>
-      </w:r>
-    </w:p>
-    <w:p>
-      <w:pPr>
-        <w:spacing w:line="336" w:lineRule="auto" w:after="180"/>
-        <w:shd w:fill="F4F9FC"/>
-      </w:pPr>
-      <w:r>
-        <w:rPr>
-          <w:b w:val="0"/>
-        </w:rPr>
-        <w:t>2. Check pattern</w:t>
-      </w:r>
-    </w:p>
-    <w:p>
-      <w:pPr>
-        <w:spacing w:line="336" w:lineRule="auto" w:after="180"/>
-        <w:shd w:fill="F4F9FC"/>
-      </w:pPr>
-      <w:r>
-        <w:rPr>
-          <w:b w:val="0"/>
-        </w:rPr>
-        <w:t>3. Reject extra text</w:t>
+        <w:t>Predict, run and debug</w:t>
       </w:r>
     </w:p>
     <w:p>
@@ -2665,586 +3215,25 @@
         <w:pStyle w:val="Heading3"/>
       </w:pPr>
       <w:r>
-        <w:t>My selected conclusion, deciding fact and explanation</w:t>
-      </w:r>
-    </w:p>
-    <w:p>
-      <w:r>
-        <w:t>________________________________________________________________</w:t>
-      </w:r>
-    </w:p>
-    <w:p>
-      <w:r>
-        <w:t>________________________________________________________________</w:t>
-      </w:r>
-    </w:p>
-    <w:p>
-      <w:r>
-        <w:t>________________________________________________________________</w:t>
-      </w:r>
-    </w:p>
-    <w:p>
-      <w:r>
-        <w:t>________________________________________________________________</w:t>
-      </w:r>
-    </w:p>
-    <w:p>
-      <w:r>
-        <w:t>________________________________________________________________</w:t>
-      </w:r>
-    </w:p>
-    <w:p>
-      <w:pPr>
-        <w:pStyle w:val="Heading3"/>
-      </w:pPr>
-      <w:r>
-        <w:t>Hint · try first</w:t>
-      </w:r>
-    </w:p>
-    <w:p>
-      <w:pPr>
-        <w:spacing w:line="336" w:lineRule="auto" w:after="180"/>
-        <w:shd w:fill="F1F6F8"/>
-      </w:pPr>
-      <w:r>
-        <w:rPr>
-          <w:b w:val="0"/>
-        </w:rPr>
-        <w:t>Hint if needed: Read the steps in the pictorial case. Match the supplied detail to the stage that performs or records it.</w:t>
-      </w:r>
-    </w:p>
-    <w:p>
-      <w:pPr>
-        <w:pStyle w:val="Heading3"/>
-      </w:pPr>
-      <w:r>
-        <w:t>Feedback · compare after trying</w:t>
-      </w:r>
-    </w:p>
-    <w:p>
-      <w:pPr>
-        <w:spacing w:line="336" w:lineRule="auto" w:after="180"/>
-        <w:shd w:fill="F1F6FC"/>
-      </w:pPr>
-      <w:r>
-        <w:rPr>
-          <w:b w:val="0"/>
-        </w:rPr>
-        <w:t>After your attempt, compare with the supported explanation: Separate authority Pattern acceptance only allows the next lookup check; it grants no access to restricted records. Read the picture in order.</w:t>
-      </w:r>
-    </w:p>
-    <w:p>
-      <w:pPr>
-        <w:spacing w:line="336" w:lineRule="auto" w:after="180"/>
-        <w:shd w:fill="F1F6FC"/>
-      </w:pPr>
-      <w:r>
-        <w:rPr>
-          <w:b w:val="0"/>
-        </w:rPr>
-        <w:t xml:space="preserve">Pattern acceptance only allows the next lookup check; it grants no access to restricted records. The arrows show which recorded </w:t>
-      </w:r>
-      <w:r>
-        <w:rPr>
-          <w:b/>
-        </w:rPr>
-        <w:t>input</w:t>
-      </w:r>
-      <w:r>
-        <w:rPr>
-          <w:b w:val="0"/>
-        </w:rPr>
-        <w:t xml:space="preserve"> or intermediate result each decision uses.</w:t>
-      </w:r>
-    </w:p>
-    <w:p>
-      <w:pPr>
-        <w:spacing w:line="336" w:lineRule="auto" w:after="180"/>
-        <w:shd w:fill="F1F6FC"/>
-      </w:pPr>
-      <w:r>
-        <w:rPr>
-          <w:b w:val="0"/>
-        </w:rPr>
-        <w:t>Explain the deciding step aloud before checking the changed case; pointing to the final answer alone does not show how it follows.</w:t>
-      </w:r>
-    </w:p>
-    <w:p>
-      <w:pPr>
-        <w:pStyle w:val="Heading3"/>
-      </w:pPr>
-      <w:r>
-        <w:t>Practice 2: explain the deciding evidence</w:t>
-      </w:r>
-    </w:p>
-    <w:p>
-      <w:pPr>
-        <w:pStyle w:val="Heading3"/>
-      </w:pPr>
-      <w:r>
-        <w:t>Changed case · predict first</w:t>
-      </w:r>
-    </w:p>
-    <w:p>
-      <w:pPr>
-        <w:spacing w:line="336" w:lineRule="auto" w:after="180"/>
-        <w:shd w:fill="F5F1FB"/>
-      </w:pPr>
-      <w:r>
-        <w:rPr>
-          <w:b w:val="0"/>
-        </w:rPr>
-        <w:t>Changed-case practice: Change AB7 to Ab7. Which conclusion is supported by the supplied facts?</w:t>
-      </w:r>
-    </w:p>
-    <w:p>
-      <w:pPr>
-        <w:spacing w:line="336" w:lineRule="auto" w:after="180"/>
-        <w:shd w:fill="F4F9FC"/>
-      </w:pPr>
-      <w:r>
-        <w:rPr>
-          <w:b w:val="0"/>
-        </w:rPr>
-        <w:t xml:space="preserve">1. We can decide the result without examining the changed </w:t>
-      </w:r>
-      <w:r>
-        <w:rPr>
-          <w:b/>
-        </w:rPr>
-        <w:t>input</w:t>
-      </w:r>
-      <w:r>
-        <w:rPr>
-          <w:b w:val="0"/>
-        </w:rPr>
-        <w:t xml:space="preserve"> or the procedure.</w:t>
-      </w:r>
-    </w:p>
-    <w:p>
-      <w:pPr>
-        <w:spacing w:line="336" w:lineRule="auto" w:after="180"/>
-        <w:shd w:fill="F4F9FC"/>
-      </w:pPr>
-      <w:r>
-        <w:rPr>
-          <w:b w:val="0"/>
-        </w:rPr>
-        <w:t xml:space="preserve">2. This one example guarantees correct results for every future </w:t>
-      </w:r>
-      <w:r>
-        <w:rPr>
-          <w:b/>
-        </w:rPr>
-        <w:t>input</w:t>
-      </w:r>
-      <w:r>
-        <w:rPr>
-          <w:b w:val="0"/>
-        </w:rPr>
-        <w:t>.</w:t>
-      </w:r>
-    </w:p>
-    <w:p>
-      <w:pPr>
-        <w:spacing w:line="336" w:lineRule="auto" w:after="180"/>
-        <w:shd w:fill="F4F9FC"/>
-      </w:pPr>
-      <w:r>
-        <w:rPr>
-          <w:b w:val="0"/>
-        </w:rPr>
-        <w:t>3. Reject it under the exact uppercase rule.</w:t>
-      </w:r>
-    </w:p>
-    <w:p>
-      <w:pPr>
-        <w:pStyle w:val="Heading3"/>
-      </w:pPr>
-      <w:r>
-        <w:t>My selected conclusion, deciding fact and explanation</w:t>
-      </w:r>
-    </w:p>
-    <w:p>
-      <w:r>
-        <w:t>________________________________________________________________</w:t>
-      </w:r>
-    </w:p>
-    <w:p>
-      <w:r>
-        <w:t>________________________________________________________________</w:t>
-      </w:r>
-    </w:p>
-    <w:p>
-      <w:r>
-        <w:t>________________________________________________________________</w:t>
-      </w:r>
-    </w:p>
-    <w:p>
-      <w:r>
-        <w:t>________________________________________________________________</w:t>
-      </w:r>
-    </w:p>
-    <w:p>
-      <w:r>
-        <w:t>________________________________________________________________</w:t>
-      </w:r>
-    </w:p>
-    <w:p>
-      <w:pPr>
-        <w:pStyle w:val="Heading3"/>
-      </w:pPr>
-      <w:r>
-        <w:t>Hint · try first</w:t>
-      </w:r>
-    </w:p>
-    <w:p>
-      <w:pPr>
-        <w:spacing w:line="336" w:lineRule="auto" w:after="180"/>
-        <w:shd w:fill="F1F6F8"/>
-      </w:pPr>
-      <w:r>
-        <w:rPr>
-          <w:b w:val="0"/>
-        </w:rPr>
-        <w:t>Hint if needed: Use the changed condition and the deciding step in the pictorial trace. The answer must say what follows from those facts.</w:t>
-      </w:r>
-    </w:p>
-    <w:p>
-      <w:pPr>
-        <w:pStyle w:val="Heading3"/>
-      </w:pPr>
-      <w:r>
-        <w:t>Feedback · compare after trying</w:t>
-      </w:r>
-    </w:p>
-    <w:p>
-      <w:pPr>
-        <w:spacing w:line="336" w:lineRule="auto" w:after="180"/>
-        <w:shd w:fill="F1F6FC"/>
-      </w:pPr>
-      <w:r>
-        <w:rPr>
-          <w:b w:val="0"/>
-        </w:rPr>
-        <w:t>After your attempt, compare with the supported explanation: Reject it under the exact uppercase rule. Lowercase b fails the declared pattern even though the identifier looks similar.</w:t>
-      </w:r>
-    </w:p>
-    <w:p>
-      <w:pPr>
-        <w:pStyle w:val="Heading3"/>
-      </w:pPr>
-      <w:r>
-        <w:t>Repair a missing building block</w:t>
-      </w:r>
-    </w:p>
-    <w:p>
-      <w:pPr>
-        <w:spacing w:line="336" w:lineRule="auto" w:after="180"/>
-      </w:pPr>
-      <w:r>
-        <w:rPr>
-          <w:b w:val="0"/>
-        </w:rPr>
-        <w:t xml:space="preserve">Review Bias and Representation (ai-3/30). Goal: Explain the </w:t>
-      </w:r>
-      <w:r>
-        <w:rPr>
-          <w:b/>
-        </w:rPr>
-        <w:t>mechanism</w:t>
-      </w:r>
-      <w:r>
-        <w:rPr>
-          <w:b w:val="0"/>
-        </w:rPr>
-        <w:t xml:space="preserve"> and terminology of representation and bias evaluation. Short practice: Explain why comparing six correct answers in each group would mislead.</w:t>
-      </w:r>
-    </w:p>
-    <w:p>
-      <w:pPr>
-        <w:spacing w:line="336" w:lineRule="auto" w:after="180"/>
-      </w:pPr>
-      <w:r>
-        <w:rPr>
-          <w:b w:val="0"/>
-        </w:rPr>
-        <w:t xml:space="preserve">Point to the relevant step in the picture, then write the changed result and the rule or </w:t>
-      </w:r>
-      <w:r>
-        <w:rPr>
-          <w:b/>
-        </w:rPr>
-        <w:t>evidence</w:t>
-      </w:r>
-      <w:r>
-        <w:rPr>
-          <w:b w:val="0"/>
-        </w:rPr>
-        <w:t xml:space="preserve"> that supports it.. Return to this week and explain what you changed.</w:t>
-      </w:r>
-    </w:p>
-    <w:p>
-      <w:pPr>
-        <w:spacing w:line="336" w:lineRule="auto" w:after="180"/>
-      </w:pPr>
-      <w:r>
-        <w:rPr>
-          <w:b w:val="0"/>
-        </w:rPr>
-        <w:t xml:space="preserve">Review Privacy by Design (ai-3/28). Goal: Explain the </w:t>
-      </w:r>
-      <w:r>
-        <w:rPr>
-          <w:b/>
-        </w:rPr>
-        <w:t>mechanism</w:t>
-      </w:r>
-      <w:r>
-        <w:rPr>
-          <w:b w:val="0"/>
-        </w:rPr>
-        <w:t xml:space="preserve"> and terminology of data retention and deletion. Short practice: Which IDs and locations must appear in the deletion </w:t>
-      </w:r>
-      <w:r>
-        <w:rPr>
-          <w:b/>
-        </w:rPr>
-        <w:t>evidence</w:t>
-      </w:r>
-      <w:r>
-        <w:rPr>
-          <w:b w:val="0"/>
-        </w:rPr>
-        <w:t>?</w:t>
-      </w:r>
-    </w:p>
-    <w:p>
-      <w:pPr>
-        <w:spacing w:line="336" w:lineRule="auto" w:after="180"/>
-      </w:pPr>
-      <w:r>
-        <w:rPr>
-          <w:b w:val="0"/>
-        </w:rPr>
-        <w:t xml:space="preserve">Point to the relevant step in the picture, then write the changed result and the rule or </w:t>
-      </w:r>
-      <w:r>
-        <w:rPr>
-          <w:b/>
-        </w:rPr>
-        <w:t>evidence</w:t>
-      </w:r>
-      <w:r>
-        <w:rPr>
-          <w:b w:val="0"/>
-        </w:rPr>
-        <w:t xml:space="preserve"> that supports it.. Return to this week and explain what you changed.</w:t>
-      </w:r>
-    </w:p>
-    <w:p>
-      <w:pPr>
-        <w:spacing w:line="336" w:lineRule="auto" w:after="180"/>
-      </w:pPr>
-      <w:r>
-        <w:rPr>
-          <w:b w:val="0"/>
-        </w:rPr>
-        <w:t xml:space="preserve">Review Quality Rubrics (ai-3/25). Goal: Explain the </w:t>
-      </w:r>
-      <w:r>
-        <w:rPr>
-          <w:b/>
-        </w:rPr>
-        <w:t>mechanism</w:t>
-      </w:r>
-      <w:r>
-        <w:rPr>
-          <w:b w:val="0"/>
-        </w:rPr>
-        <w:t xml:space="preserve"> and terminology of system evaluation sets. Short practice: Why is “one out of two checks passed” an insufficient release decision?</w:t>
-      </w:r>
-    </w:p>
-    <w:p>
-      <w:pPr>
-        <w:spacing w:line="336" w:lineRule="auto" w:after="180"/>
-      </w:pPr>
-      <w:r>
-        <w:rPr>
-          <w:b w:val="0"/>
-        </w:rPr>
-        <w:t xml:space="preserve">Point to the relevant step in the picture, then write the changed result and the rule or </w:t>
-      </w:r>
-      <w:r>
-        <w:rPr>
-          <w:b/>
-        </w:rPr>
-        <w:t>evidence</w:t>
-      </w:r>
-      <w:r>
-        <w:rPr>
-          <w:b w:val="0"/>
-        </w:rPr>
-        <w:t xml:space="preserve"> that supports it.. Return to this week and explain what you changed.</w:t>
-      </w:r>
-    </w:p>
-    <w:p>
-      <w:pPr>
-        <w:pStyle w:val="Heading3"/>
-      </w:pPr>
-      <w:r>
-        <w:t>Predict, run and debug</w:t>
-      </w:r>
-    </w:p>
-    <w:p>
-      <w:pPr>
-        <w:spacing w:line="336" w:lineRule="auto" w:after="180"/>
-      </w:pPr>
-      <w:r>
-        <w:rPr>
-          <w:b w:val="0"/>
-        </w:rPr>
-        <w:t xml:space="preserve">The browser lab lets you edit the supported Python examples already included in this lesson. Predict first, run, inspect the actual </w:t>
-      </w:r>
-      <w:r>
-        <w:rPr>
-          <w:b/>
-        </w:rPr>
-        <w:t>output</w:t>
-      </w:r>
-      <w:r>
-        <w:rPr>
-          <w:b w:val="0"/>
-        </w:rPr>
-        <w:t xml:space="preserve"> or error, change one </w:t>
-      </w:r>
-      <w:r>
-        <w:rPr>
-          <w:b/>
-        </w:rPr>
-        <w:t>input</w:t>
-      </w:r>
-      <w:r>
-        <w:rPr>
-          <w:b w:val="0"/>
-        </w:rPr>
-        <w:t>, then run again.</w:t>
-      </w:r>
-    </w:p>
-    <w:p>
-      <w:pPr>
-        <w:spacing w:line="336" w:lineRule="auto" w:after="180"/>
-      </w:pPr>
-      <w:r>
-        <w:rPr>
-          <w:b w:val="0"/>
-        </w:rPr>
-        <w:t xml:space="preserve">Keep code, </w:t>
-      </w:r>
-      <w:r>
-        <w:rPr>
-          <w:b/>
-        </w:rPr>
-        <w:t>prediction</w:t>
-      </w:r>
-      <w:r>
-        <w:rPr>
-          <w:b w:val="0"/>
-        </w:rPr>
-        <w:t>s, actual results and a reasoned revision together. On paper, label your result as a trace rather than an execution.</w:t>
-      </w:r>
-    </w:p>
-    <w:p>
-      <w:pPr>
-        <w:pStyle w:val="Heading3"/>
-      </w:pPr>
-      <w:r>
         <w:t>Keep your completed work</w:t>
       </w:r>
     </w:p>
     <w:p>
       <w:pPr>
-        <w:spacing w:line="336" w:lineRule="auto" w:after="180"/>
-      </w:pPr>
-      <w:r>
-        <w:rPr>
-          <w:b w:val="0"/>
-        </w:rPr>
-        <w:t xml:space="preserve">Use Download completed work in the hosted lesson to export your answers, reflections, practice feedback and code-run </w:t>
-      </w:r>
-      <w:r>
-        <w:rPr>
-          <w:b/>
-        </w:rPr>
-        <w:t>evidence</w:t>
-      </w:r>
-      <w:r>
-        <w:rPr>
-          <w:b w:val="0"/>
-        </w:rPr>
-        <w:t>. Open the HTML copy to read or print it.</w:t>
-      </w:r>
-    </w:p>
-    <w:p>
-      <w:pPr>
-        <w:spacing w:line="336" w:lineRule="auto" w:after="180"/>
-      </w:pPr>
-      <w:r>
-        <w:rPr>
-          <w:b w:val="0"/>
-        </w:rPr>
-        <w:t>Drafts stay in this browser when storage is available; clear drafts on a shared device.</w:t>
-      </w:r>
-    </w:p>
-    <w:p>
-      <w:pPr>
-        <w:pStyle w:val="Heading3"/>
-      </w:pPr>
-      <w:r>
-        <w:t>What I repaired, the evidence I kept and the next test</w:t>
-      </w:r>
-    </w:p>
-    <w:p>
-      <w:r>
-        <w:t>________________________________________________________________</w:t>
-      </w:r>
-    </w:p>
-    <w:p>
-      <w:r>
-        <w:t>________________________________________________________________</w:t>
-      </w:r>
-    </w:p>
-    <w:p>
-      <w:r>
-        <w:t>________________________________________________________________</w:t>
-      </w:r>
-    </w:p>
-    <w:p>
-      <w:r>
-        <w:t>________________________________________________________________</w:t>
-      </w:r>
-    </w:p>
-    <w:p>
-      <w:r>
-        <w:t>________________________________________________________________</w:t>
-      </w:r>
-    </w:p>
-    <w:p>
-      <w:pPr>
         <w:pStyle w:val="Heading1"/>
       </w:pPr>
       <w:r>
-        <w:t>26. Visual concept journey</w:t>
-      </w:r>
-    </w:p>
-    <w:p>
-      <w:r>
-        <w:t>Explain each Safety Boundaries picture from its labels, then record a relevant limit.</w:t>
-      </w:r>
-    </w:p>
-    <w:p>
-      <w:pPr>
-        <w:pStyle w:val="Heading3"/>
+        <w:t>26. Reference · Six-picture response sheets</w:t>
+      </w:r>
+    </w:p>
+    <w:p>
+      <w:r>
+        <w:t>Choose the relevant picture rather than repeating every task.</w:t>
+      </w:r>
+    </w:p>
+    <w:p>
+      <w:pPr>
+        <w:pStyle w:val="Heading2"/>
       </w:pPr>
       <w:r>
         <w:t>01. Safety Boundaries: the case</w:t>
@@ -3335,7 +3324,6 @@
     <w:p>
       <w:pPr>
         <w:spacing w:line="336" w:lineRule="auto" w:after="180"/>
-        <w:shd w:fill="F5F1FB"/>
       </w:pPr>
       <w:r>
         <w:rPr>
@@ -3374,7 +3362,7 @@
     </w:p>
     <w:p>
       <w:pPr>
-        <w:pStyle w:val="Heading3"/>
+        <w:pStyle w:val="Heading2"/>
       </w:pPr>
       <w:r>
         <w:t>02. Follow the deciding steps</w:t>
@@ -3430,7 +3418,6 @@
     <w:p>
       <w:pPr>
         <w:spacing w:line="336" w:lineRule="auto" w:after="180"/>
-        <w:shd w:fill="F5F1FB"/>
       </w:pPr>
       <w:r>
         <w:rPr>
@@ -3481,7 +3468,7 @@
     </w:p>
     <w:p>
       <w:pPr>
-        <w:pStyle w:val="Heading3"/>
+        <w:pStyle w:val="Heading2"/>
       </w:pPr>
       <w:r>
         <w:t>03. Untrusted input boundaries — evidence trace</w:t>
@@ -3578,7 +3565,6 @@
     <w:p>
       <w:pPr>
         <w:spacing w:line="336" w:lineRule="auto" w:after="180"/>
-        <w:shd w:fill="F5F1FB"/>
       </w:pPr>
       <w:r>
         <w:rPr>
@@ -3617,7 +3603,7 @@
     </w:p>
     <w:p>
       <w:pPr>
-        <w:pStyle w:val="Heading3"/>
+        <w:pStyle w:val="Heading2"/>
       </w:pPr>
       <w:r>
         <w:t>04. Change one thing. Trace what follows.</w:t>
@@ -3684,7 +3670,6 @@
     <w:p>
       <w:pPr>
         <w:spacing w:line="336" w:lineRule="auto" w:after="180"/>
-        <w:shd w:fill="F5F1FB"/>
       </w:pPr>
       <w:r>
         <w:rPr>
@@ -3723,7 +3708,7 @@
     </w:p>
     <w:p>
       <w:pPr>
-        <w:pStyle w:val="Heading3"/>
+        <w:pStyle w:val="Heading2"/>
       </w:pPr>
       <w:r>
         <w:t>05. Connect the explanation to its limit</w:t>
@@ -3825,7 +3810,6 @@
     <w:p>
       <w:pPr>
         <w:spacing w:line="336" w:lineRule="auto" w:after="180"/>
-        <w:shd w:fill="F5F1FB"/>
       </w:pPr>
       <w:r>
         <w:rPr>
@@ -3864,7 +3848,7 @@
     </w:p>
     <w:p>
       <w:pPr>
-        <w:pStyle w:val="Heading3"/>
+        <w:pStyle w:val="Heading2"/>
       </w:pPr>
       <w:r>
         <w:t>06. Make the idea visible in your project</w:t>
@@ -3978,7 +3962,6 @@
     <w:p>
       <w:pPr>
         <w:spacing w:line="336" w:lineRule="auto" w:after="180"/>
-        <w:shd w:fill="F5F1FB"/>
       </w:pPr>
       <w:r>
         <w:rPr>
@@ -4025,6 +4008,62 @@
     <w:p>
       <w:r>
         <w:t>________________________________________________________________</w:t>
+      </w:r>
+    </w:p>
+    <w:p>
+      <w:pPr>
+        <w:pStyle w:val="Heading2"/>
+      </w:pPr>
+      <w:r>
+        <w:t>Earlier wording, alternatives and picture transcripts · reference / check after trying</w:t>
+      </w:r>
+    </w:p>
+    <w:p>
+      <w:pPr>
+        <w:pStyle w:val="Heading3"/>
+      </w:pPr>
+      <w:r>
+        <w:t>01. Safety Boundaries: the case</w:t>
+      </w:r>
+    </w:p>
+    <w:p>
+      <w:pPr>
+        <w:pStyle w:val="Heading3"/>
+      </w:pPr>
+      <w:r>
+        <w:t>02. Follow the deciding steps</w:t>
+      </w:r>
+    </w:p>
+    <w:p>
+      <w:pPr>
+        <w:pStyle w:val="Heading3"/>
+      </w:pPr>
+      <w:r>
+        <w:t>03. Untrusted input boundaries — evidence trace</w:t>
+      </w:r>
+    </w:p>
+    <w:p>
+      <w:pPr>
+        <w:pStyle w:val="Heading3"/>
+      </w:pPr>
+      <w:r>
+        <w:t>04. Change one thing. Trace what follows.</w:t>
+      </w:r>
+    </w:p>
+    <w:p>
+      <w:pPr>
+        <w:pStyle w:val="Heading3"/>
+      </w:pPr>
+      <w:r>
+        <w:t>05. Connect the explanation to its limit</w:t>
+      </w:r>
+    </w:p>
+    <w:p>
+      <w:pPr>
+        <w:pStyle w:val="Heading3"/>
+      </w:pPr>
+      <w:r>
+        <w:t>06. Make the idea visible in your project</w:t>
       </w:r>
     </w:p>
     <w:sectPr>
